--- a/docs/08-backend.docx
+++ b/docs/08-backend.docx
@@ -39,42 +39,48 @@
         <w:t>данных</w:t>
       </w:r>
       <w:r>
-        <w:rPr>
-          <w:lang w:val="en-US"/>
-        </w:rPr>
-        <w:t xml:space="preserve"> (ER-</w:t>
-      </w:r>
-      <w:r>
-        <w:t>диаграмма</w:t>
-      </w:r>
-      <w:r>
-        <w:rPr>
-          <w:lang w:val="en-US"/>
-        </w:rPr>
-        <w:t>)</w:t>
-      </w:r>
-      <w:r>
         <w:t>.</w:t>
       </w:r>
     </w:p>
     <w:p>
       <w:pPr>
-        <w:jc w:val="center"/>
+        <w:pStyle w:val="a7"/>
+        <w:numPr>
+          <w:ilvl w:val="1"/>
+          <w:numId w:val="7"/>
+        </w:numPr>
+        <w:rPr>
+          <w:lang w:val="en-US"/>
+        </w:rPr>
       </w:pPr>
+      <w:r>
+        <w:rPr>
+          <w:lang w:val="en-US"/>
+        </w:rPr>
+        <w:t>ER-</w:t>
+      </w:r>
+      <w:r>
+        <w:t>диаграмма.</w:t>
+      </w:r>
     </w:p>
     <w:p>
       <w:pPr>
+        <w:ind w:left="360" w:firstLine="0"/>
         <w:jc w:val="center"/>
+        <w:rPr>
+          <w:lang w:val="en-US"/>
+        </w:rPr>
       </w:pPr>
       <w:r>
         <w:rPr>
           <w:noProof/>
+          <w:lang w:val="en-US"/>
         </w:rPr>
         <w:drawing>
-          <wp:inline distT="0" distB="0" distL="0" distR="0" wp14:anchorId="1D2A4109" wp14:editId="05240543">
-            <wp:extent cx="4387850" cy="2998755"/>
-            <wp:effectExtent l="0" t="0" r="0" b="0"/>
-            <wp:docPr id="1532147321" name="Рисунок 3"/>
+          <wp:inline distT="0" distB="0" distL="0" distR="0" wp14:anchorId="74190543" wp14:editId="4F4B87E0">
+            <wp:extent cx="5671994" cy="3872285"/>
+            <wp:effectExtent l="0" t="0" r="5080" b="0"/>
+            <wp:docPr id="797859016" name="Рисунок 4"/>
             <wp:cNvGraphicFramePr>
               <a:graphicFrameLocks xmlns:a="http://schemas.openxmlformats.org/drawingml/2006/main" noChangeAspect="1"/>
             </wp:cNvGraphicFramePr>
@@ -82,13 +88,13 @@
               <a:graphicData uri="http://schemas.openxmlformats.org/drawingml/2006/picture">
                 <pic:pic xmlns:pic="http://schemas.openxmlformats.org/drawingml/2006/picture">
                   <pic:nvPicPr>
-                    <pic:cNvPr id="0" name="Picture 3"/>
+                    <pic:cNvPr id="0" name="Picture 4"/>
                     <pic:cNvPicPr>
                       <a:picLocks noChangeAspect="1" noChangeArrowheads="1"/>
                     </pic:cNvPicPr>
                   </pic:nvPicPr>
                   <pic:blipFill>
-                    <a:blip r:embed="rId5" cstate="print">
+                    <a:blip r:embed="rId5">
                       <a:extLst>
                         <a:ext uri="{28A0092B-C50C-407E-A947-70E740481C1C}">
                           <a14:useLocalDpi xmlns:a14="http://schemas.microsoft.com/office/drawing/2010/main" val="0"/>
@@ -103,7 +109,7 @@
                   <pic:spPr bwMode="auto">
                     <a:xfrm>
                       <a:off x="0" y="0"/>
-                      <a:ext cx="4396630" cy="3004756"/>
+                      <a:ext cx="5672406" cy="3872566"/>
                     </a:xfrm>
                     <a:prstGeom prst="rect">
                       <a:avLst/>
@@ -146,6 +152,18 @@
       <w:pPr>
         <w:pStyle w:val="a7"/>
         <w:numPr>
+          <w:ilvl w:val="1"/>
+          <w:numId w:val="8"/>
+        </w:numPr>
+      </w:pPr>
+      <w:r>
+        <w:t>Описание таблиц.</w:t>
+      </w:r>
+    </w:p>
+    <w:p>
+      <w:pPr>
+        <w:pStyle w:val="a7"/>
+        <w:numPr>
           <w:ilvl w:val="0"/>
           <w:numId w:val="6"/>
         </w:numPr>
@@ -157,18 +175,17 @@
     <w:tbl>
       <w:tblPr>
         <w:tblStyle w:val="ac"/>
-        <w:tblW w:w="0" w:type="auto"/>
+        <w:tblW w:w="9351" w:type="dxa"/>
         <w:tblLook w:val="04A0" w:firstRow="1" w:lastRow="0" w:firstColumn="1" w:lastColumn="0" w:noHBand="0" w:noVBand="1"/>
       </w:tblPr>
       <w:tblGrid>
-        <w:gridCol w:w="2880"/>
-        <w:gridCol w:w="3693"/>
-        <w:gridCol w:w="2772"/>
+        <w:gridCol w:w="2952"/>
+        <w:gridCol w:w="6399"/>
       </w:tblGrid>
       <w:tr>
         <w:tc>
           <w:tcPr>
-            <w:tcW w:w="3115" w:type="dxa"/>
+            <w:tcW w:w="2952" w:type="dxa"/>
           </w:tcPr>
           <w:p>
             <w:pPr>
@@ -181,7 +198,7 @@
         </w:tc>
         <w:tc>
           <w:tcPr>
-            <w:tcW w:w="3115" w:type="dxa"/>
+            <w:tcW w:w="6399" w:type="dxa"/>
           </w:tcPr>
           <w:p>
             <w:pPr>
@@ -189,19 +206,6 @@
             </w:pPr>
             <w:r>
               <w:t>Назначение</w:t>
-            </w:r>
-          </w:p>
-        </w:tc>
-        <w:tc>
-          <w:tcPr>
-            <w:tcW w:w="3115" w:type="dxa"/>
-          </w:tcPr>
-          <w:p>
-            <w:pPr>
-              <w:ind w:firstLine="0"/>
-            </w:pPr>
-            <w:r>
-              <w:t>Ключи / индексы</w:t>
             </w:r>
           </w:p>
         </w:tc>
@@ -209,7 +213,7 @@
       <w:tr>
         <w:tc>
           <w:tcPr>
-            <w:tcW w:w="3115" w:type="dxa"/>
+            <w:tcW w:w="2952" w:type="dxa"/>
           </w:tcPr>
           <w:p>
             <w:pPr>
@@ -225,7 +229,7 @@
         </w:tc>
         <w:tc>
           <w:tcPr>
-            <w:tcW w:w="3115" w:type="dxa"/>
+            <w:tcW w:w="6399" w:type="dxa"/>
           </w:tcPr>
           <w:p>
             <w:pPr>
@@ -233,39 +237,6 @@
             </w:pPr>
             <w:r>
               <w:t>Пользователи (анонимные и зарегистрированные)</w:t>
-            </w:r>
-          </w:p>
-        </w:tc>
-        <w:tc>
-          <w:tcPr>
-            <w:tcW w:w="3115" w:type="dxa"/>
-          </w:tcPr>
-          <w:p>
-            <w:pPr>
-              <w:ind w:firstLine="0"/>
-              <w:rPr>
-                <w:lang w:val="en-US"/>
-              </w:rPr>
-            </w:pPr>
-            <w:r>
-              <w:rPr>
-                <w:lang w:val="en-US"/>
-              </w:rPr>
-              <w:t xml:space="preserve">id PK, </w:t>
-            </w:r>
-            <w:proofErr w:type="spellStart"/>
-            <w:r>
-              <w:rPr>
-                <w:lang w:val="en-US"/>
-              </w:rPr>
-              <w:t>device_id</w:t>
-            </w:r>
-            <w:proofErr w:type="spellEnd"/>
-            <w:r>
-              <w:rPr>
-                <w:lang w:val="en-US"/>
-              </w:rPr>
-              <w:t xml:space="preserve"> UNIQUE</w:t>
             </w:r>
           </w:p>
         </w:tc>
@@ -273,7 +244,7 @@
       <w:tr>
         <w:tc>
           <w:tcPr>
-            <w:tcW w:w="3115" w:type="dxa"/>
+            <w:tcW w:w="2952" w:type="dxa"/>
           </w:tcPr>
           <w:p>
             <w:pPr>
@@ -289,7 +260,7 @@
         </w:tc>
         <w:tc>
           <w:tcPr>
-            <w:tcW w:w="3115" w:type="dxa"/>
+            <w:tcW w:w="6399" w:type="dxa"/>
           </w:tcPr>
           <w:p>
             <w:pPr>
@@ -297,48 +268,6 @@
             </w:pPr>
             <w:r>
               <w:t>Объекты комфорта (туалеты, лавки, урны…)</w:t>
-            </w:r>
-          </w:p>
-        </w:tc>
-        <w:tc>
-          <w:tcPr>
-            <w:tcW w:w="3115" w:type="dxa"/>
-          </w:tcPr>
-          <w:p>
-            <w:pPr>
-              <w:ind w:firstLine="0"/>
-              <w:rPr>
-                <w:lang w:val="en-US"/>
-              </w:rPr>
-            </w:pPr>
-            <w:r>
-              <w:rPr>
-                <w:lang w:val="en-US"/>
-              </w:rPr>
-              <w:t>id PK, location GIST-</w:t>
-            </w:r>
-            <w:r>
-              <w:t>индекс</w:t>
-            </w:r>
-            <w:r>
-              <w:rPr>
-                <w:lang w:val="en-US"/>
-              </w:rPr>
-              <w:t xml:space="preserve">, </w:t>
-            </w:r>
-            <w:proofErr w:type="spellStart"/>
-            <w:r>
-              <w:rPr>
-                <w:lang w:val="en-US"/>
-              </w:rPr>
-              <w:t>created_by</w:t>
-            </w:r>
-            <w:proofErr w:type="spellEnd"/>
-            <w:r>
-              <w:rPr>
-                <w:lang w:val="en-US"/>
-              </w:rPr>
-              <w:t xml:space="preserve"> FK</w:t>
             </w:r>
           </w:p>
         </w:tc>
@@ -346,7 +275,7 @@
       <w:tr>
         <w:tc>
           <w:tcPr>
-            <w:tcW w:w="3115" w:type="dxa"/>
+            <w:tcW w:w="2952" w:type="dxa"/>
           </w:tcPr>
           <w:p>
             <w:pPr>
@@ -367,7 +296,7 @@
         </w:tc>
         <w:tc>
           <w:tcPr>
-            <w:tcW w:w="3115" w:type="dxa"/>
+            <w:tcW w:w="6399" w:type="dxa"/>
           </w:tcPr>
           <w:p>
             <w:pPr>
@@ -403,47 +332,6 @@
                 <w:lang w:val="en-US"/>
               </w:rPr>
               <w:t xml:space="preserve"> (FREE, HAS_PAPER, BABY_CHANGING…)</w:t>
-            </w:r>
-          </w:p>
-        </w:tc>
-        <w:tc>
-          <w:tcPr>
-            <w:tcW w:w="3115" w:type="dxa"/>
-          </w:tcPr>
-          <w:p>
-            <w:pPr>
-              <w:ind w:firstLine="0"/>
-              <w:rPr>
-                <w:lang w:val="en-US"/>
-              </w:rPr>
-            </w:pPr>
-            <w:proofErr w:type="spellStart"/>
-            <w:r>
-              <w:rPr>
-                <w:lang w:val="en-US"/>
-              </w:rPr>
-              <w:t>составной</w:t>
-            </w:r>
-            <w:proofErr w:type="spellEnd"/>
-            <w:r>
-              <w:rPr>
-                <w:lang w:val="en-US"/>
-              </w:rPr>
-              <w:t xml:space="preserve"> PK (</w:t>
-            </w:r>
-            <w:proofErr w:type="spellStart"/>
-            <w:r>
-              <w:rPr>
-                <w:lang w:val="en-US"/>
-              </w:rPr>
-              <w:t>point_id</w:t>
-            </w:r>
-            <w:proofErr w:type="spellEnd"/>
-            <w:r>
-              <w:rPr>
-                <w:lang w:val="en-US"/>
-              </w:rPr>
-              <w:t>, attribute)</w:t>
             </w:r>
           </w:p>
         </w:tc>
@@ -451,7 +339,7 @@
       <w:tr>
         <w:tc>
           <w:tcPr>
-            <w:tcW w:w="3115" w:type="dxa"/>
+            <w:tcW w:w="2952" w:type="dxa"/>
           </w:tcPr>
           <w:p>
             <w:pPr>
@@ -470,7 +358,7 @@
         </w:tc>
         <w:tc>
           <w:tcPr>
-            <w:tcW w:w="3115" w:type="dxa"/>
+            <w:tcW w:w="6399" w:type="dxa"/>
           </w:tcPr>
           <w:p>
             <w:pPr>
@@ -529,60 +417,13 @@
               <w:t>точки</w:t>
             </w:r>
             <w:proofErr w:type="spellEnd"/>
-          </w:p>
-        </w:tc>
-        <w:tc>
-          <w:tcPr>
-            <w:tcW w:w="3115" w:type="dxa"/>
-          </w:tcPr>
-          <w:p>
-            <w:pPr>
-              <w:ind w:firstLine="0"/>
-              <w:rPr>
-                <w:lang w:val="en-US"/>
-              </w:rPr>
-            </w:pPr>
-            <w:r>
-              <w:rPr>
-                <w:lang w:val="en-US"/>
-              </w:rPr>
-              <w:t xml:space="preserve">id PK, </w:t>
-            </w:r>
-            <w:proofErr w:type="spellStart"/>
-            <w:r>
-              <w:rPr>
-                <w:lang w:val="en-US"/>
-              </w:rPr>
-              <w:t>point_id</w:t>
-            </w:r>
-            <w:proofErr w:type="spellEnd"/>
-            <w:r>
-              <w:rPr>
-                <w:lang w:val="en-US"/>
-              </w:rPr>
-              <w:t xml:space="preserve"> FK, </w:t>
-            </w:r>
-            <w:proofErr w:type="spellStart"/>
-            <w:r>
-              <w:rPr>
-                <w:lang w:val="en-US"/>
-              </w:rPr>
-              <w:t>user_id</w:t>
-            </w:r>
-            <w:proofErr w:type="spellEnd"/>
-            <w:r>
-              <w:rPr>
-                <w:lang w:val="en-US"/>
-              </w:rPr>
-              <w:t xml:space="preserve"> FK</w:t>
-            </w:r>
           </w:p>
         </w:tc>
       </w:tr>
       <w:tr>
         <w:tc>
           <w:tcPr>
-            <w:tcW w:w="3115" w:type="dxa"/>
+            <w:tcW w:w="2952" w:type="dxa"/>
           </w:tcPr>
           <w:p>
             <w:pPr>
@@ -598,7 +439,7 @@
         </w:tc>
         <w:tc>
           <w:tcPr>
-            <w:tcW w:w="3115" w:type="dxa"/>
+            <w:tcW w:w="6399" w:type="dxa"/>
           </w:tcPr>
           <w:p>
             <w:pPr>
@@ -606,53 +447,6 @@
             </w:pPr>
             <w:r>
               <w:t>Жалобы пользователей на точку</w:t>
-            </w:r>
-          </w:p>
-        </w:tc>
-        <w:tc>
-          <w:tcPr>
-            <w:tcW w:w="3115" w:type="dxa"/>
-          </w:tcPr>
-          <w:p>
-            <w:pPr>
-              <w:ind w:firstLine="0"/>
-              <w:rPr>
-                <w:lang w:val="en-US"/>
-              </w:rPr>
-            </w:pPr>
-            <w:r>
-              <w:rPr>
-                <w:lang w:val="en-US"/>
-              </w:rPr>
-              <w:t xml:space="preserve">id PK, </w:t>
-            </w:r>
-            <w:proofErr w:type="spellStart"/>
-            <w:r>
-              <w:rPr>
-                <w:lang w:val="en-US"/>
-              </w:rPr>
-              <w:t>point_id</w:t>
-            </w:r>
-            <w:proofErr w:type="spellEnd"/>
-            <w:r>
-              <w:rPr>
-                <w:lang w:val="en-US"/>
-              </w:rPr>
-              <w:t xml:space="preserve"> FK, </w:t>
-            </w:r>
-            <w:proofErr w:type="spellStart"/>
-            <w:r>
-              <w:rPr>
-                <w:lang w:val="en-US"/>
-              </w:rPr>
-              <w:t>user_id</w:t>
-            </w:r>
-            <w:proofErr w:type="spellEnd"/>
-            <w:r>
-              <w:rPr>
-                <w:lang w:val="en-US"/>
-              </w:rPr>
-              <w:t xml:space="preserve"> FK</w:t>
             </w:r>
           </w:p>
         </w:tc>
@@ -660,17 +454,16 @@
       <w:tr>
         <w:tc>
           <w:tcPr>
-            <w:tcW w:w="3115" w:type="dxa"/>
-          </w:tcPr>
-          <w:p>
-            <w:pPr>
-              <w:ind w:firstLine="0"/>
-            </w:pPr>
-            <w:r>
-              <w:rPr>
-                <w:lang w:val="en-US"/>
-              </w:rPr>
-              <w:lastRenderedPageBreak/>
+            <w:tcW w:w="2952" w:type="dxa"/>
+          </w:tcPr>
+          <w:p>
+            <w:pPr>
+              <w:ind w:firstLine="0"/>
+            </w:pPr>
+            <w:r>
+              <w:rPr>
+                <w:lang w:val="en-US"/>
+              </w:rPr>
               <w:t>point</w:t>
             </w:r>
             <w:r>
@@ -686,7 +479,7 @@
         </w:tc>
         <w:tc>
           <w:tcPr>
-            <w:tcW w:w="3115" w:type="dxa"/>
+            <w:tcW w:w="6399" w:type="dxa"/>
           </w:tcPr>
           <w:p>
             <w:pPr>
@@ -694,39 +487,6 @@
             </w:pPr>
             <w:r>
               <w:t>Фотографии точек (опционально)</w:t>
-            </w:r>
-          </w:p>
-        </w:tc>
-        <w:tc>
-          <w:tcPr>
-            <w:tcW w:w="3115" w:type="dxa"/>
-          </w:tcPr>
-          <w:p>
-            <w:pPr>
-              <w:ind w:firstLine="0"/>
-              <w:rPr>
-                <w:lang w:val="en-US"/>
-              </w:rPr>
-            </w:pPr>
-            <w:r>
-              <w:rPr>
-                <w:lang w:val="en-US"/>
-              </w:rPr>
-              <w:t xml:space="preserve">id PK, </w:t>
-            </w:r>
-            <w:proofErr w:type="spellStart"/>
-            <w:r>
-              <w:rPr>
-                <w:lang w:val="en-US"/>
-              </w:rPr>
-              <w:t>point_id</w:t>
-            </w:r>
-            <w:proofErr w:type="spellEnd"/>
-            <w:r>
-              <w:rPr>
-                <w:lang w:val="en-US"/>
-              </w:rPr>
-              <w:t xml:space="preserve"> FK</w:t>
             </w:r>
           </w:p>
         </w:tc>
@@ -734,7 +494,7 @@
       <w:tr>
         <w:tc>
           <w:tcPr>
-            <w:tcW w:w="3115" w:type="dxa"/>
+            <w:tcW w:w="2952" w:type="dxa"/>
           </w:tcPr>
           <w:p>
             <w:pPr>
@@ -759,7 +519,7 @@
         </w:tc>
         <w:tc>
           <w:tcPr>
-            <w:tcW w:w="3115" w:type="dxa"/>
+            <w:tcW w:w="6399" w:type="dxa"/>
           </w:tcPr>
           <w:p>
             <w:pPr>
@@ -767,39 +527,6 @@
             </w:pPr>
             <w:r>
               <w:t>Сохранённые комфорт-маршруты</w:t>
-            </w:r>
-          </w:p>
-        </w:tc>
-        <w:tc>
-          <w:tcPr>
-            <w:tcW w:w="3115" w:type="dxa"/>
-          </w:tcPr>
-          <w:p>
-            <w:pPr>
-              <w:ind w:firstLine="0"/>
-              <w:rPr>
-                <w:lang w:val="en-US"/>
-              </w:rPr>
-            </w:pPr>
-            <w:r>
-              <w:rPr>
-                <w:lang w:val="en-US"/>
-              </w:rPr>
-              <w:t xml:space="preserve">id PK, </w:t>
-            </w:r>
-            <w:proofErr w:type="spellStart"/>
-            <w:r>
-              <w:rPr>
-                <w:lang w:val="en-US"/>
-              </w:rPr>
-              <w:t>user_id</w:t>
-            </w:r>
-            <w:proofErr w:type="spellEnd"/>
-            <w:r>
-              <w:rPr>
-                <w:lang w:val="en-US"/>
-              </w:rPr>
-              <w:t xml:space="preserve"> FK</w:t>
             </w:r>
           </w:p>
         </w:tc>
@@ -812,61 +539,5762 @@
     </w:p>
     <w:p>
       <w:pPr>
+        <w:pStyle w:val="a7"/>
+        <w:numPr>
+          <w:ilvl w:val="0"/>
+          <w:numId w:val="6"/>
+        </w:numPr>
+        <w:rPr>
+          <w:lang w:val="en-US"/>
+        </w:rPr>
+      </w:pPr>
+      <w:r>
+        <w:t xml:space="preserve">Описание таблицы </w:t>
+      </w:r>
+      <w:r>
+        <w:rPr>
+          <w:lang w:val="en-US"/>
+        </w:rPr>
+        <w:t>users.</w:t>
+      </w:r>
+    </w:p>
+    <w:tbl>
+      <w:tblPr>
+        <w:tblStyle w:val="ac"/>
+        <w:tblW w:w="0" w:type="auto"/>
+        <w:tblLook w:val="04A0" w:firstRow="1" w:lastRow="0" w:firstColumn="1" w:lastColumn="0" w:noHBand="0" w:noVBand="1"/>
+      </w:tblPr>
+      <w:tblGrid>
+        <w:gridCol w:w="2036"/>
+        <w:gridCol w:w="2906"/>
+        <w:gridCol w:w="2401"/>
+        <w:gridCol w:w="2002"/>
+      </w:tblGrid>
+      <w:tr>
+        <w:tc>
+          <w:tcPr>
+            <w:tcW w:w="2036" w:type="dxa"/>
+          </w:tcPr>
+          <w:p>
+            <w:pPr>
+              <w:ind w:firstLine="0"/>
+            </w:pPr>
+            <w:r>
+              <w:lastRenderedPageBreak/>
+              <w:t>Поле</w:t>
+            </w:r>
+          </w:p>
+        </w:tc>
+        <w:tc>
+          <w:tcPr>
+            <w:tcW w:w="2906" w:type="dxa"/>
+          </w:tcPr>
+          <w:p>
+            <w:pPr>
+              <w:ind w:firstLine="0"/>
+            </w:pPr>
+            <w:r>
+              <w:t>Тип</w:t>
+            </w:r>
+          </w:p>
+        </w:tc>
+        <w:tc>
+          <w:tcPr>
+            <w:tcW w:w="2401" w:type="dxa"/>
+          </w:tcPr>
+          <w:p>
+            <w:pPr>
+              <w:ind w:firstLine="0"/>
+            </w:pPr>
+            <w:r>
+              <w:t>Ограничения</w:t>
+            </w:r>
+          </w:p>
+        </w:tc>
+        <w:tc>
+          <w:tcPr>
+            <w:tcW w:w="2002" w:type="dxa"/>
+          </w:tcPr>
+          <w:p>
+            <w:pPr>
+              <w:ind w:firstLine="0"/>
+            </w:pPr>
+            <w:r>
+              <w:t>Описание</w:t>
+            </w:r>
+          </w:p>
+        </w:tc>
+      </w:tr>
+      <w:tr>
+        <w:tc>
+          <w:tcPr>
+            <w:tcW w:w="2036" w:type="dxa"/>
+          </w:tcPr>
+          <w:p>
+            <w:pPr>
+              <w:ind w:firstLine="0"/>
+            </w:pPr>
+            <w:proofErr w:type="spellStart"/>
+            <w:r>
+              <w:t>id</w:t>
+            </w:r>
+            <w:proofErr w:type="spellEnd"/>
+          </w:p>
+        </w:tc>
+        <w:tc>
+          <w:tcPr>
+            <w:tcW w:w="2906" w:type="dxa"/>
+          </w:tcPr>
+          <w:p>
+            <w:pPr>
+              <w:ind w:firstLine="0"/>
+            </w:pPr>
+            <w:r>
+              <w:t>UUID</w:t>
+            </w:r>
+          </w:p>
+        </w:tc>
+        <w:tc>
+          <w:tcPr>
+            <w:tcW w:w="2401" w:type="dxa"/>
+          </w:tcPr>
+          <w:p>
+            <w:pPr>
+              <w:ind w:firstLine="0"/>
+              <w:rPr>
+                <w:lang w:val="en-US"/>
+              </w:rPr>
+            </w:pPr>
+            <w:r>
+              <w:rPr>
+                <w:lang w:val="en-US"/>
+              </w:rPr>
+              <w:t xml:space="preserve">PK, DEFAULT </w:t>
+            </w:r>
+            <w:proofErr w:type="spellStart"/>
+            <w:r>
+              <w:rPr>
+                <w:lang w:val="en-US"/>
+              </w:rPr>
+              <w:t>gen_random_</w:t>
+            </w:r>
+            <w:proofErr w:type="gramStart"/>
+            <w:r>
+              <w:rPr>
+                <w:lang w:val="en-US"/>
+              </w:rPr>
+              <w:t>uuid</w:t>
+            </w:r>
+            <w:proofErr w:type="spellEnd"/>
+            <w:r>
+              <w:rPr>
+                <w:lang w:val="en-US"/>
+              </w:rPr>
+              <w:t>(</w:t>
+            </w:r>
+            <w:proofErr w:type="gramEnd"/>
+            <w:r>
+              <w:rPr>
+                <w:lang w:val="en-US"/>
+              </w:rPr>
+              <w:t>)</w:t>
+            </w:r>
+          </w:p>
+        </w:tc>
+        <w:tc>
+          <w:tcPr>
+            <w:tcW w:w="2002" w:type="dxa"/>
+          </w:tcPr>
+          <w:p>
+            <w:pPr>
+              <w:ind w:firstLine="0"/>
+            </w:pPr>
+            <w:r>
+              <w:t>Уникальный идентификатор пользователя</w:t>
+            </w:r>
+          </w:p>
+        </w:tc>
+      </w:tr>
+      <w:tr>
+        <w:tc>
+          <w:tcPr>
+            <w:tcW w:w="2036" w:type="dxa"/>
+          </w:tcPr>
+          <w:p>
+            <w:pPr>
+              <w:ind w:firstLine="0"/>
+              <w:rPr>
+                <w:lang w:val="en-US"/>
+              </w:rPr>
+            </w:pPr>
+            <w:proofErr w:type="spellStart"/>
+            <w:r>
+              <w:rPr>
+                <w:lang w:val="en-US"/>
+              </w:rPr>
+              <w:t>situation_profile</w:t>
+            </w:r>
+            <w:proofErr w:type="spellEnd"/>
+          </w:p>
+        </w:tc>
+        <w:tc>
+          <w:tcPr>
+            <w:tcW w:w="2906" w:type="dxa"/>
+          </w:tcPr>
+          <w:p>
+            <w:pPr>
+              <w:ind w:firstLine="0"/>
+              <w:rPr>
+                <w:lang w:val="en-US"/>
+              </w:rPr>
+            </w:pPr>
+            <w:r>
+              <w:rPr>
+                <w:lang w:val="en-US"/>
+              </w:rPr>
+              <w:t>SITUATION_PROFILE (</w:t>
+            </w:r>
+            <w:proofErr w:type="spellStart"/>
+            <w:r>
+              <w:rPr>
+                <w:lang w:val="en-US"/>
+              </w:rPr>
+              <w:t>enum</w:t>
+            </w:r>
+            <w:proofErr w:type="spellEnd"/>
+            <w:r>
+              <w:rPr>
+                <w:lang w:val="en-US"/>
+              </w:rPr>
+              <w:t>)</w:t>
+            </w:r>
+          </w:p>
+        </w:tc>
+        <w:tc>
+          <w:tcPr>
+            <w:tcW w:w="2401" w:type="dxa"/>
+          </w:tcPr>
+          <w:p>
+            <w:pPr>
+              <w:ind w:firstLine="0"/>
+              <w:rPr>
+                <w:lang w:val="en-US"/>
+              </w:rPr>
+            </w:pPr>
+            <w:r>
+              <w:rPr>
+                <w:lang w:val="en-US"/>
+              </w:rPr>
+              <w:t>NOT NULL, DEFAULT 'DEFAULT'</w:t>
+            </w:r>
+          </w:p>
+        </w:tc>
+        <w:tc>
+          <w:tcPr>
+            <w:tcW w:w="2002" w:type="dxa"/>
+          </w:tcPr>
+          <w:p>
+            <w:pPr>
+              <w:ind w:firstLine="0"/>
+              <w:rPr>
+                <w:lang w:val="en-US"/>
+              </w:rPr>
+            </w:pPr>
+            <w:r>
+              <w:t>Текущий</w:t>
+            </w:r>
+            <w:r>
+              <w:rPr>
+                <w:lang w:val="en-US"/>
+              </w:rPr>
+              <w:t xml:space="preserve"> </w:t>
+            </w:r>
+            <w:r>
+              <w:t>ситуативный</w:t>
+            </w:r>
+            <w:r>
+              <w:rPr>
+                <w:lang w:val="en-US"/>
+              </w:rPr>
+              <w:t xml:space="preserve"> </w:t>
+            </w:r>
+            <w:r>
+              <w:t>профиль</w:t>
+            </w:r>
+            <w:r>
+              <w:rPr>
+                <w:lang w:val="en-US"/>
+              </w:rPr>
+              <w:t xml:space="preserve"> </w:t>
+            </w:r>
+            <w:r>
+              <w:t>пользователя</w:t>
+            </w:r>
+          </w:p>
+        </w:tc>
+      </w:tr>
+      <w:tr>
+        <w:tc>
+          <w:tcPr>
+            <w:tcW w:w="2036" w:type="dxa"/>
+          </w:tcPr>
+          <w:p>
+            <w:pPr>
+              <w:ind w:firstLine="0"/>
+              <w:rPr>
+                <w:lang w:val="en-US"/>
+              </w:rPr>
+            </w:pPr>
+            <w:r>
+              <w:rPr>
+                <w:lang w:val="en-US"/>
+              </w:rPr>
+              <w:t>email</w:t>
+            </w:r>
+          </w:p>
+        </w:tc>
+        <w:tc>
+          <w:tcPr>
+            <w:tcW w:w="2906" w:type="dxa"/>
+          </w:tcPr>
+          <w:p>
+            <w:pPr>
+              <w:ind w:firstLine="0"/>
+              <w:rPr>
+                <w:lang w:val="en-US"/>
+              </w:rPr>
+            </w:pPr>
+            <w:proofErr w:type="gramStart"/>
+            <w:r>
+              <w:rPr>
+                <w:lang w:val="en-US"/>
+              </w:rPr>
+              <w:t>VARCHAR(</w:t>
+            </w:r>
+            <w:proofErr w:type="gramEnd"/>
+            <w:r>
+              <w:rPr>
+                <w:lang w:val="en-US"/>
+              </w:rPr>
+              <w:t>255)</w:t>
+            </w:r>
+          </w:p>
+        </w:tc>
+        <w:tc>
+          <w:tcPr>
+            <w:tcW w:w="2401" w:type="dxa"/>
+          </w:tcPr>
+          <w:p>
+            <w:pPr>
+              <w:ind w:firstLine="0"/>
+              <w:rPr>
+                <w:lang w:val="en-US"/>
+              </w:rPr>
+            </w:pPr>
+            <w:r>
+              <w:rPr>
+                <w:lang w:val="en-US"/>
+              </w:rPr>
+              <w:t>UNIQUE, NULL</w:t>
+            </w:r>
+          </w:p>
+        </w:tc>
+        <w:tc>
+          <w:tcPr>
+            <w:tcW w:w="2002" w:type="dxa"/>
+          </w:tcPr>
+          <w:p>
+            <w:pPr>
+              <w:ind w:firstLine="0"/>
+              <w:rPr>
+                <w:lang w:val="en-US"/>
+              </w:rPr>
+            </w:pPr>
+            <w:r>
+              <w:rPr>
+                <w:lang w:val="en-US"/>
+              </w:rPr>
+              <w:t xml:space="preserve">Email </w:t>
+            </w:r>
+            <w:r>
+              <w:t>при</w:t>
+            </w:r>
+            <w:r>
+              <w:rPr>
+                <w:lang w:val="en-US"/>
+              </w:rPr>
+              <w:t xml:space="preserve"> </w:t>
+            </w:r>
+            <w:r>
+              <w:t>регистрации</w:t>
+            </w:r>
+            <w:r>
+              <w:rPr>
+                <w:lang w:val="en-US"/>
+              </w:rPr>
+              <w:t xml:space="preserve"> (</w:t>
+            </w:r>
+            <w:r>
+              <w:t>опционально</w:t>
+            </w:r>
+            <w:r>
+              <w:rPr>
+                <w:lang w:val="en-US"/>
+              </w:rPr>
+              <w:t>)</w:t>
+            </w:r>
+          </w:p>
+        </w:tc>
+      </w:tr>
+      <w:tr>
+        <w:tc>
+          <w:tcPr>
+            <w:tcW w:w="2036" w:type="dxa"/>
+          </w:tcPr>
+          <w:p>
+            <w:pPr>
+              <w:ind w:firstLine="0"/>
+            </w:pPr>
+            <w:proofErr w:type="spellStart"/>
+            <w:r>
+              <w:t>phone</w:t>
+            </w:r>
+            <w:proofErr w:type="spellEnd"/>
+          </w:p>
+        </w:tc>
+        <w:tc>
+          <w:tcPr>
+            <w:tcW w:w="2906" w:type="dxa"/>
+          </w:tcPr>
+          <w:p>
+            <w:pPr>
+              <w:ind w:firstLine="0"/>
+            </w:pPr>
+            <w:proofErr w:type="gramStart"/>
+            <w:r>
+              <w:t>VARCHAR(</w:t>
+            </w:r>
+            <w:proofErr w:type="gramEnd"/>
+            <w:r>
+              <w:t>20)</w:t>
+            </w:r>
+          </w:p>
+        </w:tc>
+        <w:tc>
+          <w:tcPr>
+            <w:tcW w:w="2401" w:type="dxa"/>
+          </w:tcPr>
+          <w:p>
+            <w:pPr>
+              <w:ind w:firstLine="0"/>
+            </w:pPr>
+            <w:r>
+              <w:t>UNIQUE, NULL</w:t>
+            </w:r>
+          </w:p>
+        </w:tc>
+        <w:tc>
+          <w:tcPr>
+            <w:tcW w:w="2002" w:type="dxa"/>
+          </w:tcPr>
+          <w:p>
+            <w:pPr>
+              <w:ind w:firstLine="0"/>
+            </w:pPr>
+            <w:r>
+              <w:t>Телефон при регистрации (опционально)</w:t>
+            </w:r>
+          </w:p>
+        </w:tc>
+      </w:tr>
+      <w:tr>
+        <w:tc>
+          <w:tcPr>
+            <w:tcW w:w="2036" w:type="dxa"/>
+          </w:tcPr>
+          <w:p>
+            <w:pPr>
+              <w:ind w:firstLine="0"/>
+              <w:rPr>
+                <w:lang w:val="en-US"/>
+              </w:rPr>
+            </w:pPr>
+            <w:r>
+              <w:rPr>
+                <w:lang w:val="en-US"/>
+              </w:rPr>
+              <w:t>role</w:t>
+            </w:r>
+          </w:p>
+        </w:tc>
+        <w:tc>
+          <w:tcPr>
+            <w:tcW w:w="2906" w:type="dxa"/>
+          </w:tcPr>
+          <w:p>
+            <w:pPr>
+              <w:ind w:firstLine="0"/>
+              <w:rPr>
+                <w:lang w:val="en-US"/>
+              </w:rPr>
+            </w:pPr>
+            <w:r>
+              <w:rPr>
+                <w:lang w:val="en-US"/>
+              </w:rPr>
+              <w:t>USER_ROLE (</w:t>
+            </w:r>
+            <w:proofErr w:type="spellStart"/>
+            <w:r>
+              <w:rPr>
+                <w:lang w:val="en-US"/>
+              </w:rPr>
+              <w:t>enum</w:t>
+            </w:r>
+            <w:proofErr w:type="spellEnd"/>
+            <w:r>
+              <w:rPr>
+                <w:lang w:val="en-US"/>
+              </w:rPr>
+              <w:t>)</w:t>
+            </w:r>
+          </w:p>
+        </w:tc>
+        <w:tc>
+          <w:tcPr>
+            <w:tcW w:w="2401" w:type="dxa"/>
+          </w:tcPr>
+          <w:p>
+            <w:pPr>
+              <w:ind w:firstLine="0"/>
+              <w:rPr>
+                <w:lang w:val="en-US"/>
+              </w:rPr>
+            </w:pPr>
+            <w:r>
+              <w:rPr>
+                <w:lang w:val="en-US"/>
+              </w:rPr>
+              <w:t>NOT NULL, DEFAULT 'USER'</w:t>
+            </w:r>
+          </w:p>
+        </w:tc>
+        <w:tc>
+          <w:tcPr>
+            <w:tcW w:w="2002" w:type="dxa"/>
+          </w:tcPr>
+          <w:p>
+            <w:pPr>
+              <w:ind w:firstLine="0"/>
+              <w:rPr>
+                <w:lang w:val="en-US"/>
+              </w:rPr>
+            </w:pPr>
+            <w:r>
+              <w:t>Роль</w:t>
+            </w:r>
+            <w:r>
+              <w:rPr>
+                <w:lang w:val="en-US"/>
+              </w:rPr>
+              <w:t>: USER, MODERATOR, ADMIN</w:t>
+            </w:r>
+          </w:p>
+        </w:tc>
+      </w:tr>
+      <w:tr>
+        <w:tc>
+          <w:tcPr>
+            <w:tcW w:w="2036" w:type="dxa"/>
+          </w:tcPr>
+          <w:p>
+            <w:pPr>
+              <w:ind w:firstLine="0"/>
+              <w:rPr>
+                <w:lang w:val="en-US"/>
+              </w:rPr>
+            </w:pPr>
+            <w:proofErr w:type="spellStart"/>
+            <w:r>
+              <w:rPr>
+                <w:lang w:val="en-US"/>
+              </w:rPr>
+              <w:t>is_blocked</w:t>
+            </w:r>
+            <w:proofErr w:type="spellEnd"/>
+          </w:p>
+        </w:tc>
+        <w:tc>
+          <w:tcPr>
+            <w:tcW w:w="2906" w:type="dxa"/>
+          </w:tcPr>
+          <w:p>
+            <w:pPr>
+              <w:ind w:firstLine="0"/>
+              <w:rPr>
+                <w:lang w:val="en-US"/>
+              </w:rPr>
+            </w:pPr>
+            <w:r>
+              <w:rPr>
+                <w:lang w:val="en-US"/>
+              </w:rPr>
+              <w:t>BOOLEAN</w:t>
+            </w:r>
+          </w:p>
+        </w:tc>
+        <w:tc>
+          <w:tcPr>
+            <w:tcW w:w="2401" w:type="dxa"/>
+          </w:tcPr>
+          <w:p>
+            <w:pPr>
+              <w:ind w:firstLine="0"/>
+              <w:rPr>
+                <w:lang w:val="en-US"/>
+              </w:rPr>
+            </w:pPr>
+            <w:r>
+              <w:rPr>
+                <w:lang w:val="en-US"/>
+              </w:rPr>
+              <w:t>NOT NULL, DEFAULT false</w:t>
+            </w:r>
+          </w:p>
+        </w:tc>
+        <w:tc>
+          <w:tcPr>
+            <w:tcW w:w="2002" w:type="dxa"/>
+          </w:tcPr>
+          <w:p>
+            <w:pPr>
+              <w:ind w:firstLine="0"/>
+              <w:rPr>
+                <w:lang w:val="en-US"/>
+              </w:rPr>
+            </w:pPr>
+            <w:r>
+              <w:t>Заблокирован</w:t>
+            </w:r>
+            <w:r>
+              <w:rPr>
+                <w:lang w:val="en-US"/>
+              </w:rPr>
+              <w:t xml:space="preserve"> </w:t>
+            </w:r>
+            <w:r>
+              <w:t>ли</w:t>
+            </w:r>
+            <w:r>
+              <w:rPr>
+                <w:lang w:val="en-US"/>
+              </w:rPr>
+              <w:t xml:space="preserve"> </w:t>
+            </w:r>
+            <w:r>
+              <w:t>пользователь</w:t>
+            </w:r>
+          </w:p>
+        </w:tc>
+      </w:tr>
+      <w:tr>
+        <w:tc>
+          <w:tcPr>
+            <w:tcW w:w="2036" w:type="dxa"/>
+          </w:tcPr>
+          <w:p>
+            <w:pPr>
+              <w:ind w:firstLine="0"/>
+              <w:rPr>
+                <w:lang w:val="en-US"/>
+              </w:rPr>
+            </w:pPr>
+            <w:proofErr w:type="spellStart"/>
+            <w:r>
+              <w:rPr>
+                <w:lang w:val="en-US"/>
+              </w:rPr>
+              <w:t>created_at</w:t>
+            </w:r>
+            <w:proofErr w:type="spellEnd"/>
+          </w:p>
+        </w:tc>
+        <w:tc>
+          <w:tcPr>
+            <w:tcW w:w="2906" w:type="dxa"/>
+          </w:tcPr>
+          <w:p>
+            <w:pPr>
+              <w:ind w:firstLine="0"/>
+              <w:rPr>
+                <w:lang w:val="en-US"/>
+              </w:rPr>
+            </w:pPr>
+            <w:r>
+              <w:rPr>
+                <w:lang w:val="en-US"/>
+              </w:rPr>
+              <w:t>TIMESTAMPTZ</w:t>
+            </w:r>
+          </w:p>
+        </w:tc>
+        <w:tc>
+          <w:tcPr>
+            <w:tcW w:w="2401" w:type="dxa"/>
+          </w:tcPr>
+          <w:p>
+            <w:pPr>
+              <w:ind w:firstLine="0"/>
+              <w:rPr>
+                <w:lang w:val="en-US"/>
+              </w:rPr>
+            </w:pPr>
+            <w:r>
+              <w:rPr>
+                <w:lang w:val="en-US"/>
+              </w:rPr>
+              <w:t xml:space="preserve">NOT NULL, DEFAULT </w:t>
+            </w:r>
+            <w:proofErr w:type="gramStart"/>
+            <w:r>
+              <w:rPr>
+                <w:lang w:val="en-US"/>
+              </w:rPr>
+              <w:t>now(</w:t>
+            </w:r>
+            <w:proofErr w:type="gramEnd"/>
+            <w:r>
+              <w:rPr>
+                <w:lang w:val="en-US"/>
+              </w:rPr>
+              <w:t>)</w:t>
+            </w:r>
+          </w:p>
+        </w:tc>
+        <w:tc>
+          <w:tcPr>
+            <w:tcW w:w="2002" w:type="dxa"/>
+          </w:tcPr>
+          <w:p>
+            <w:pPr>
+              <w:ind w:firstLine="0"/>
+              <w:rPr>
+                <w:lang w:val="en-US"/>
+              </w:rPr>
+            </w:pPr>
+            <w:r>
+              <w:t>Дата</w:t>
+            </w:r>
+            <w:r>
+              <w:rPr>
+                <w:lang w:val="en-US"/>
+              </w:rPr>
+              <w:t xml:space="preserve"> </w:t>
+            </w:r>
+            <w:r>
+              <w:t>регистрации</w:t>
+            </w:r>
+          </w:p>
+        </w:tc>
+      </w:tr>
+      <w:tr>
+        <w:tc>
+          <w:tcPr>
+            <w:tcW w:w="2036" w:type="dxa"/>
+          </w:tcPr>
+          <w:p>
+            <w:pPr>
+              <w:ind w:firstLine="0"/>
+              <w:rPr>
+                <w:lang w:val="en-US"/>
+              </w:rPr>
+            </w:pPr>
+            <w:proofErr w:type="spellStart"/>
+            <w:r>
+              <w:rPr>
+                <w:lang w:val="en-US"/>
+              </w:rPr>
+              <w:t>updated_at</w:t>
+            </w:r>
+            <w:proofErr w:type="spellEnd"/>
+          </w:p>
+        </w:tc>
+        <w:tc>
+          <w:tcPr>
+            <w:tcW w:w="2906" w:type="dxa"/>
+          </w:tcPr>
+          <w:p>
+            <w:pPr>
+              <w:ind w:firstLine="0"/>
+              <w:rPr>
+                <w:lang w:val="en-US"/>
+              </w:rPr>
+            </w:pPr>
+            <w:r>
+              <w:rPr>
+                <w:lang w:val="en-US"/>
+              </w:rPr>
+              <w:t>TIMESTAMPTZ</w:t>
+            </w:r>
+          </w:p>
+        </w:tc>
+        <w:tc>
+          <w:tcPr>
+            <w:tcW w:w="2401" w:type="dxa"/>
+          </w:tcPr>
+          <w:p>
+            <w:pPr>
+              <w:ind w:firstLine="0"/>
+              <w:rPr>
+                <w:lang w:val="en-US"/>
+              </w:rPr>
+            </w:pPr>
+            <w:r>
+              <w:rPr>
+                <w:lang w:val="en-US"/>
+              </w:rPr>
+              <w:t xml:space="preserve">NOT NULL, DEFAULT </w:t>
+            </w:r>
+            <w:proofErr w:type="gramStart"/>
+            <w:r>
+              <w:rPr>
+                <w:lang w:val="en-US"/>
+              </w:rPr>
+              <w:t>now(</w:t>
+            </w:r>
+            <w:proofErr w:type="gramEnd"/>
+            <w:r>
+              <w:rPr>
+                <w:lang w:val="en-US"/>
+              </w:rPr>
+              <w:t>)</w:t>
+            </w:r>
+          </w:p>
+        </w:tc>
+        <w:tc>
+          <w:tcPr>
+            <w:tcW w:w="2002" w:type="dxa"/>
+          </w:tcPr>
+          <w:p>
+            <w:pPr>
+              <w:ind w:firstLine="0"/>
+              <w:rPr>
+                <w:lang w:val="en-US"/>
+              </w:rPr>
+            </w:pPr>
+            <w:r>
+              <w:t>Дата</w:t>
+            </w:r>
+            <w:r>
+              <w:rPr>
+                <w:lang w:val="en-US"/>
+              </w:rPr>
+              <w:t xml:space="preserve"> </w:t>
+            </w:r>
+            <w:r>
+              <w:t>последнего</w:t>
+            </w:r>
+            <w:r>
+              <w:rPr>
+                <w:lang w:val="en-US"/>
+              </w:rPr>
+              <w:t xml:space="preserve"> </w:t>
+            </w:r>
+            <w:r>
+              <w:t>обновления</w:t>
+            </w:r>
+          </w:p>
+        </w:tc>
+      </w:tr>
+    </w:tbl>
+    <w:p>
+      <w:pPr>
+        <w:ind w:firstLine="0"/>
+        <w:rPr>
+          <w:lang w:val="en-US"/>
+        </w:rPr>
+      </w:pPr>
+    </w:p>
+    <w:p>
+      <w:pPr>
+        <w:pStyle w:val="a7"/>
+        <w:numPr>
+          <w:ilvl w:val="0"/>
+          <w:numId w:val="6"/>
+        </w:numPr>
+      </w:pPr>
+      <w:r>
+        <w:t xml:space="preserve">Описание таблицы </w:t>
+      </w:r>
+      <w:proofErr w:type="spellStart"/>
+      <w:r>
+        <w:t>points</w:t>
+      </w:r>
+      <w:proofErr w:type="spellEnd"/>
+      <w:r>
+        <w:t>.</w:t>
+      </w:r>
+    </w:p>
+    <w:tbl>
+      <w:tblPr>
+        <w:tblStyle w:val="ac"/>
+        <w:tblW w:w="0" w:type="auto"/>
+        <w:tblLook w:val="04A0" w:firstRow="1" w:lastRow="0" w:firstColumn="1" w:lastColumn="0" w:noHBand="0" w:noVBand="1"/>
+      </w:tblPr>
+      <w:tblGrid>
+        <w:gridCol w:w="1814"/>
+        <w:gridCol w:w="2688"/>
+        <w:gridCol w:w="2257"/>
+        <w:gridCol w:w="2586"/>
+      </w:tblGrid>
+      <w:tr>
+        <w:tc>
+          <w:tcPr>
+            <w:tcW w:w="2336" w:type="dxa"/>
+          </w:tcPr>
+          <w:p>
+            <w:pPr>
+              <w:ind w:firstLine="0"/>
+            </w:pPr>
+            <w:r>
+              <w:t>Поле</w:t>
+            </w:r>
+          </w:p>
+        </w:tc>
+        <w:tc>
+          <w:tcPr>
+            <w:tcW w:w="2336" w:type="dxa"/>
+          </w:tcPr>
+          <w:p>
+            <w:pPr>
+              <w:ind w:firstLine="0"/>
+            </w:pPr>
+            <w:r>
+              <w:t>Тип</w:t>
+            </w:r>
+          </w:p>
+        </w:tc>
+        <w:tc>
+          <w:tcPr>
+            <w:tcW w:w="2336" w:type="dxa"/>
+          </w:tcPr>
+          <w:p>
+            <w:pPr>
+              <w:ind w:firstLine="0"/>
+            </w:pPr>
+            <w:r>
+              <w:t>Ограничения</w:t>
+            </w:r>
+          </w:p>
+        </w:tc>
+        <w:tc>
+          <w:tcPr>
+            <w:tcW w:w="2337" w:type="dxa"/>
+          </w:tcPr>
+          <w:p>
+            <w:pPr>
+              <w:ind w:firstLine="0"/>
+            </w:pPr>
+            <w:r>
+              <w:t>Описание</w:t>
+            </w:r>
+          </w:p>
+        </w:tc>
+      </w:tr>
+      <w:tr>
+        <w:tc>
+          <w:tcPr>
+            <w:tcW w:w="2336" w:type="dxa"/>
+          </w:tcPr>
+          <w:p>
+            <w:pPr>
+              <w:ind w:firstLine="0"/>
+            </w:pPr>
+            <w:proofErr w:type="spellStart"/>
+            <w:r>
+              <w:lastRenderedPageBreak/>
+              <w:t>id</w:t>
+            </w:r>
+            <w:proofErr w:type="spellEnd"/>
+          </w:p>
+        </w:tc>
+        <w:tc>
+          <w:tcPr>
+            <w:tcW w:w="2336" w:type="dxa"/>
+          </w:tcPr>
+          <w:p>
+            <w:pPr>
+              <w:ind w:firstLine="0"/>
+            </w:pPr>
+            <w:r>
+              <w:t>UUID</w:t>
+            </w:r>
+          </w:p>
+        </w:tc>
+        <w:tc>
+          <w:tcPr>
+            <w:tcW w:w="2336" w:type="dxa"/>
+          </w:tcPr>
+          <w:p>
+            <w:pPr>
+              <w:ind w:firstLine="0"/>
+              <w:rPr>
+                <w:lang w:val="en-US"/>
+              </w:rPr>
+            </w:pPr>
+            <w:r>
+              <w:rPr>
+                <w:lang w:val="en-US"/>
+              </w:rPr>
+              <w:t xml:space="preserve">PK, DEFAULT </w:t>
+            </w:r>
+            <w:proofErr w:type="spellStart"/>
+            <w:r>
+              <w:rPr>
+                <w:lang w:val="en-US"/>
+              </w:rPr>
+              <w:t>gen_random_</w:t>
+            </w:r>
+            <w:proofErr w:type="gramStart"/>
+            <w:r>
+              <w:rPr>
+                <w:lang w:val="en-US"/>
+              </w:rPr>
+              <w:t>uuid</w:t>
+            </w:r>
+            <w:proofErr w:type="spellEnd"/>
+            <w:r>
+              <w:rPr>
+                <w:lang w:val="en-US"/>
+              </w:rPr>
+              <w:t>(</w:t>
+            </w:r>
+            <w:proofErr w:type="gramEnd"/>
+            <w:r>
+              <w:rPr>
+                <w:lang w:val="en-US"/>
+              </w:rPr>
+              <w:t>)</w:t>
+            </w:r>
+          </w:p>
+        </w:tc>
+        <w:tc>
+          <w:tcPr>
+            <w:tcW w:w="2337" w:type="dxa"/>
+          </w:tcPr>
+          <w:p>
+            <w:pPr>
+              <w:ind w:firstLine="0"/>
+            </w:pPr>
+            <w:r>
+              <w:t>Уникальный идентификатор точки</w:t>
+            </w:r>
+          </w:p>
+        </w:tc>
+      </w:tr>
+      <w:tr>
+        <w:tc>
+          <w:tcPr>
+            <w:tcW w:w="2336" w:type="dxa"/>
+          </w:tcPr>
+          <w:p>
+            <w:pPr>
+              <w:ind w:firstLine="0"/>
+              <w:rPr>
+                <w:lang w:val="en-US"/>
+              </w:rPr>
+            </w:pPr>
+            <w:r>
+              <w:rPr>
+                <w:lang w:val="en-US"/>
+              </w:rPr>
+              <w:t>location</w:t>
+            </w:r>
+          </w:p>
+        </w:tc>
+        <w:tc>
+          <w:tcPr>
+            <w:tcW w:w="2336" w:type="dxa"/>
+          </w:tcPr>
+          <w:p>
+            <w:pPr>
+              <w:ind w:firstLine="0"/>
+              <w:rPr>
+                <w:lang w:val="en-US"/>
+              </w:rPr>
+            </w:pPr>
+            <w:proofErr w:type="gramStart"/>
+            <w:r>
+              <w:rPr>
+                <w:lang w:val="en-US"/>
+              </w:rPr>
+              <w:t>GEOGRAPHY(</w:t>
+            </w:r>
+            <w:proofErr w:type="gramEnd"/>
+            <w:r>
+              <w:rPr>
+                <w:lang w:val="en-US"/>
+              </w:rPr>
+              <w:t>POINT, 4326)</w:t>
+            </w:r>
+          </w:p>
+        </w:tc>
+        <w:tc>
+          <w:tcPr>
+            <w:tcW w:w="2336" w:type="dxa"/>
+          </w:tcPr>
+          <w:p>
+            <w:pPr>
+              <w:ind w:firstLine="0"/>
+              <w:rPr>
+                <w:lang w:val="en-US"/>
+              </w:rPr>
+            </w:pPr>
+            <w:r>
+              <w:rPr>
+                <w:lang w:val="en-US"/>
+              </w:rPr>
+              <w:t>NOT NULL</w:t>
+            </w:r>
+          </w:p>
+        </w:tc>
+        <w:tc>
+          <w:tcPr>
+            <w:tcW w:w="2337" w:type="dxa"/>
+          </w:tcPr>
+          <w:p>
+            <w:pPr>
+              <w:ind w:firstLine="0"/>
+              <w:rPr>
+                <w:lang w:val="en-US"/>
+              </w:rPr>
+            </w:pPr>
+            <w:r>
+              <w:t>Координаты</w:t>
+            </w:r>
+            <w:r>
+              <w:rPr>
+                <w:lang w:val="en-US"/>
+              </w:rPr>
+              <w:t xml:space="preserve"> (</w:t>
+            </w:r>
+            <w:proofErr w:type="spellStart"/>
+            <w:r>
+              <w:rPr>
+                <w:lang w:val="en-US"/>
+              </w:rPr>
+              <w:t>PostGIS</w:t>
+            </w:r>
+            <w:proofErr w:type="spellEnd"/>
+            <w:r>
+              <w:rPr>
+                <w:lang w:val="en-US"/>
+              </w:rPr>
+              <w:t>, WGS84)</w:t>
+            </w:r>
+          </w:p>
+        </w:tc>
+      </w:tr>
+      <w:tr>
+        <w:tc>
+          <w:tcPr>
+            <w:tcW w:w="2336" w:type="dxa"/>
+          </w:tcPr>
+          <w:p>
+            <w:pPr>
+              <w:ind w:firstLine="0"/>
+              <w:rPr>
+                <w:lang w:val="en-US"/>
+              </w:rPr>
+            </w:pPr>
+            <w:r>
+              <w:rPr>
+                <w:lang w:val="en-US"/>
+              </w:rPr>
+              <w:t>type</w:t>
+            </w:r>
+          </w:p>
+        </w:tc>
+        <w:tc>
+          <w:tcPr>
+            <w:tcW w:w="2336" w:type="dxa"/>
+          </w:tcPr>
+          <w:p>
+            <w:pPr>
+              <w:ind w:firstLine="0"/>
+              <w:rPr>
+                <w:lang w:val="en-US"/>
+              </w:rPr>
+            </w:pPr>
+            <w:r>
+              <w:rPr>
+                <w:lang w:val="en-US"/>
+              </w:rPr>
+              <w:t>POINT_TYPE (</w:t>
+            </w:r>
+            <w:proofErr w:type="spellStart"/>
+            <w:r>
+              <w:rPr>
+                <w:lang w:val="en-US"/>
+              </w:rPr>
+              <w:t>enum</w:t>
+            </w:r>
+            <w:proofErr w:type="spellEnd"/>
+            <w:r>
+              <w:rPr>
+                <w:lang w:val="en-US"/>
+              </w:rPr>
+              <w:t>)</w:t>
+            </w:r>
+          </w:p>
+        </w:tc>
+        <w:tc>
+          <w:tcPr>
+            <w:tcW w:w="2336" w:type="dxa"/>
+          </w:tcPr>
+          <w:p>
+            <w:pPr>
+              <w:ind w:firstLine="0"/>
+              <w:rPr>
+                <w:lang w:val="en-US"/>
+              </w:rPr>
+            </w:pPr>
+            <w:r>
+              <w:rPr>
+                <w:lang w:val="en-US"/>
+              </w:rPr>
+              <w:t>NOT NULL</w:t>
+            </w:r>
+          </w:p>
+        </w:tc>
+        <w:tc>
+          <w:tcPr>
+            <w:tcW w:w="2337" w:type="dxa"/>
+          </w:tcPr>
+          <w:p>
+            <w:pPr>
+              <w:ind w:firstLine="0"/>
+              <w:rPr>
+                <w:lang w:val="en-US"/>
+              </w:rPr>
+            </w:pPr>
+            <w:r>
+              <w:t>Тип</w:t>
+            </w:r>
+            <w:r>
+              <w:rPr>
+                <w:lang w:val="en-US"/>
+              </w:rPr>
+              <w:t xml:space="preserve"> </w:t>
+            </w:r>
+            <w:r>
+              <w:t>объекта</w:t>
+            </w:r>
+            <w:r>
+              <w:rPr>
+                <w:lang w:val="en-US"/>
+              </w:rPr>
+              <w:t>: TOILET, BENCH, TRASH_BIN, DRINKING_WATER, CHANGING_TABLE, RAMP</w:t>
+            </w:r>
+          </w:p>
+        </w:tc>
+      </w:tr>
+      <w:tr>
+        <w:tc>
+          <w:tcPr>
+            <w:tcW w:w="2336" w:type="dxa"/>
+          </w:tcPr>
+          <w:p>
+            <w:pPr>
+              <w:ind w:firstLine="0"/>
+              <w:rPr>
+                <w:lang w:val="en-US"/>
+              </w:rPr>
+            </w:pPr>
+            <w:r>
+              <w:rPr>
+                <w:lang w:val="en-US"/>
+              </w:rPr>
+              <w:t>status</w:t>
+            </w:r>
+          </w:p>
+        </w:tc>
+        <w:tc>
+          <w:tcPr>
+            <w:tcW w:w="2336" w:type="dxa"/>
+          </w:tcPr>
+          <w:p>
+            <w:pPr>
+              <w:ind w:firstLine="0"/>
+              <w:rPr>
+                <w:lang w:val="en-US"/>
+              </w:rPr>
+            </w:pPr>
+            <w:r>
+              <w:rPr>
+                <w:lang w:val="en-US"/>
+              </w:rPr>
+              <w:t>POINT_STATUS (</w:t>
+            </w:r>
+            <w:proofErr w:type="spellStart"/>
+            <w:r>
+              <w:rPr>
+                <w:lang w:val="en-US"/>
+              </w:rPr>
+              <w:t>enum</w:t>
+            </w:r>
+            <w:proofErr w:type="spellEnd"/>
+            <w:r>
+              <w:rPr>
+                <w:lang w:val="en-US"/>
+              </w:rPr>
+              <w:t>)</w:t>
+            </w:r>
+          </w:p>
+        </w:tc>
+        <w:tc>
+          <w:tcPr>
+            <w:tcW w:w="2336" w:type="dxa"/>
+          </w:tcPr>
+          <w:p>
+            <w:pPr>
+              <w:ind w:firstLine="0"/>
+              <w:rPr>
+                <w:lang w:val="en-US"/>
+              </w:rPr>
+            </w:pPr>
+            <w:r>
+              <w:rPr>
+                <w:lang w:val="en-US"/>
+              </w:rPr>
+              <w:t>NOT NULL, DEFAULT 'ACTIVE'</w:t>
+            </w:r>
+          </w:p>
+        </w:tc>
+        <w:tc>
+          <w:tcPr>
+            <w:tcW w:w="2337" w:type="dxa"/>
+          </w:tcPr>
+          <w:p>
+            <w:pPr>
+              <w:ind w:firstLine="0"/>
+              <w:rPr>
+                <w:lang w:val="en-US"/>
+              </w:rPr>
+            </w:pPr>
+            <w:r>
+              <w:t>Статус</w:t>
+            </w:r>
+            <w:r>
+              <w:rPr>
+                <w:lang w:val="en-US"/>
+              </w:rPr>
+              <w:t>: ACTIVE, CLOSED, OUTDATED, UNDER_REVIEW</w:t>
+            </w:r>
+          </w:p>
+        </w:tc>
+      </w:tr>
+      <w:tr>
+        <w:tc>
+          <w:tcPr>
+            <w:tcW w:w="2336" w:type="dxa"/>
+          </w:tcPr>
+          <w:p>
+            <w:pPr>
+              <w:ind w:firstLine="0"/>
+              <w:rPr>
+                <w:lang w:val="en-US"/>
+              </w:rPr>
+            </w:pPr>
+            <w:r>
+              <w:rPr>
+                <w:lang w:val="en-US"/>
+              </w:rPr>
+              <w:t>source</w:t>
+            </w:r>
+          </w:p>
+        </w:tc>
+        <w:tc>
+          <w:tcPr>
+            <w:tcW w:w="2336" w:type="dxa"/>
+          </w:tcPr>
+          <w:p>
+            <w:pPr>
+              <w:ind w:firstLine="0"/>
+              <w:rPr>
+                <w:lang w:val="en-US"/>
+              </w:rPr>
+            </w:pPr>
+            <w:r>
+              <w:rPr>
+                <w:lang w:val="en-US"/>
+              </w:rPr>
+              <w:t>POINT_SOURCE (</w:t>
+            </w:r>
+            <w:proofErr w:type="spellStart"/>
+            <w:r>
+              <w:rPr>
+                <w:lang w:val="en-US"/>
+              </w:rPr>
+              <w:t>enum</w:t>
+            </w:r>
+            <w:proofErr w:type="spellEnd"/>
+            <w:r>
+              <w:rPr>
+                <w:lang w:val="en-US"/>
+              </w:rPr>
+              <w:t>)</w:t>
+            </w:r>
+          </w:p>
+        </w:tc>
+        <w:tc>
+          <w:tcPr>
+            <w:tcW w:w="2336" w:type="dxa"/>
+          </w:tcPr>
+          <w:p>
+            <w:pPr>
+              <w:ind w:firstLine="0"/>
+              <w:rPr>
+                <w:lang w:val="en-US"/>
+              </w:rPr>
+            </w:pPr>
+            <w:r>
+              <w:rPr>
+                <w:lang w:val="en-US"/>
+              </w:rPr>
+              <w:t>NOT NULL, DEFAULT 'USER'</w:t>
+            </w:r>
+          </w:p>
+        </w:tc>
+        <w:tc>
+          <w:tcPr>
+            <w:tcW w:w="2337" w:type="dxa"/>
+          </w:tcPr>
+          <w:p>
+            <w:pPr>
+              <w:ind w:firstLine="0"/>
+              <w:rPr>
+                <w:lang w:val="en-US"/>
+              </w:rPr>
+            </w:pPr>
+            <w:r>
+              <w:t>Источник</w:t>
+            </w:r>
+            <w:r>
+              <w:rPr>
+                <w:lang w:val="en-US"/>
+              </w:rPr>
+              <w:t>: OSM, USER, TWOGIS</w:t>
+            </w:r>
+          </w:p>
+        </w:tc>
+      </w:tr>
+      <w:tr>
+        <w:tc>
+          <w:tcPr>
+            <w:tcW w:w="2336" w:type="dxa"/>
+          </w:tcPr>
+          <w:p>
+            <w:pPr>
+              <w:ind w:firstLine="0"/>
+              <w:rPr>
+                <w:lang w:val="en-US"/>
+              </w:rPr>
+            </w:pPr>
+            <w:proofErr w:type="spellStart"/>
+            <w:r>
+              <w:rPr>
+                <w:lang w:val="en-US"/>
+              </w:rPr>
+              <w:t>external_id</w:t>
+            </w:r>
+            <w:proofErr w:type="spellEnd"/>
+          </w:p>
+        </w:tc>
+        <w:tc>
+          <w:tcPr>
+            <w:tcW w:w="2336" w:type="dxa"/>
+          </w:tcPr>
+          <w:p>
+            <w:pPr>
+              <w:ind w:firstLine="0"/>
+              <w:rPr>
+                <w:lang w:val="en-US"/>
+              </w:rPr>
+            </w:pPr>
+            <w:proofErr w:type="gramStart"/>
+            <w:r>
+              <w:rPr>
+                <w:lang w:val="en-US"/>
+              </w:rPr>
+              <w:t>VARCHAR(</w:t>
+            </w:r>
+            <w:proofErr w:type="gramEnd"/>
+            <w:r>
+              <w:rPr>
+                <w:lang w:val="en-US"/>
+              </w:rPr>
+              <w:t>100)</w:t>
+            </w:r>
+          </w:p>
+        </w:tc>
+        <w:tc>
+          <w:tcPr>
+            <w:tcW w:w="2336" w:type="dxa"/>
+          </w:tcPr>
+          <w:p>
+            <w:pPr>
+              <w:ind w:firstLine="0"/>
+              <w:rPr>
+                <w:lang w:val="en-US"/>
+              </w:rPr>
+            </w:pPr>
+            <w:r>
+              <w:rPr>
+                <w:lang w:val="en-US"/>
+              </w:rPr>
+              <w:t>NULL</w:t>
+            </w:r>
+          </w:p>
+        </w:tc>
+        <w:tc>
+          <w:tcPr>
+            <w:tcW w:w="2337" w:type="dxa"/>
+          </w:tcPr>
+          <w:p>
+            <w:pPr>
+              <w:ind w:firstLine="0"/>
+            </w:pPr>
+            <w:r>
+              <w:rPr>
+                <w:lang w:val="en-US"/>
+              </w:rPr>
+              <w:t>ID</w:t>
+            </w:r>
+            <w:r>
+              <w:t xml:space="preserve"> в источнике (</w:t>
+            </w:r>
+            <w:r>
+              <w:rPr>
+                <w:lang w:val="en-US"/>
+              </w:rPr>
+              <w:t>OSM</w:t>
+            </w:r>
+            <w:r>
+              <w:t xml:space="preserve"> </w:t>
+            </w:r>
+            <w:r>
+              <w:rPr>
+                <w:lang w:val="en-US"/>
+              </w:rPr>
+              <w:t>node</w:t>
+            </w:r>
+            <w:r>
+              <w:t xml:space="preserve"> </w:t>
+            </w:r>
+            <w:r>
+              <w:rPr>
+                <w:lang w:val="en-US"/>
+              </w:rPr>
+              <w:t>id</w:t>
+            </w:r>
+            <w:r>
+              <w:t xml:space="preserve">, 2ГИС </w:t>
+            </w:r>
+            <w:r>
+              <w:rPr>
+                <w:lang w:val="en-US"/>
+              </w:rPr>
+              <w:t>id</w:t>
+            </w:r>
+            <w:r>
+              <w:t>)</w:t>
+            </w:r>
+          </w:p>
+        </w:tc>
+      </w:tr>
+      <w:tr>
+        <w:tc>
+          <w:tcPr>
+            <w:tcW w:w="2336" w:type="dxa"/>
+          </w:tcPr>
+          <w:p>
+            <w:pPr>
+              <w:ind w:firstLine="0"/>
+            </w:pPr>
+            <w:proofErr w:type="spellStart"/>
+            <w:r>
+              <w:t>name</w:t>
+            </w:r>
+            <w:proofErr w:type="spellEnd"/>
+          </w:p>
+        </w:tc>
+        <w:tc>
+          <w:tcPr>
+            <w:tcW w:w="2336" w:type="dxa"/>
+          </w:tcPr>
+          <w:p>
+            <w:pPr>
+              <w:ind w:firstLine="0"/>
+            </w:pPr>
+            <w:proofErr w:type="gramStart"/>
+            <w:r>
+              <w:t>VARCHAR(</w:t>
+            </w:r>
+            <w:proofErr w:type="gramEnd"/>
+            <w:r>
+              <w:t>200)</w:t>
+            </w:r>
+          </w:p>
+        </w:tc>
+        <w:tc>
+          <w:tcPr>
+            <w:tcW w:w="2336" w:type="dxa"/>
+          </w:tcPr>
+          <w:p>
+            <w:pPr>
+              <w:ind w:firstLine="0"/>
+            </w:pPr>
+            <w:r>
+              <w:t>NULL</w:t>
+            </w:r>
+          </w:p>
+        </w:tc>
+        <w:tc>
+          <w:tcPr>
+            <w:tcW w:w="2337" w:type="dxa"/>
+          </w:tcPr>
+          <w:p>
+            <w:pPr>
+              <w:ind w:firstLine="0"/>
+            </w:pPr>
+            <w:r>
+              <w:t>Название (например, «ТЦ Галерея»)</w:t>
+            </w:r>
+          </w:p>
+        </w:tc>
+      </w:tr>
+      <w:tr>
+        <w:tc>
+          <w:tcPr>
+            <w:tcW w:w="2336" w:type="dxa"/>
+          </w:tcPr>
+          <w:p>
+            <w:pPr>
+              <w:ind w:firstLine="0"/>
+            </w:pPr>
+            <w:proofErr w:type="spellStart"/>
+            <w:r>
+              <w:t>address</w:t>
+            </w:r>
+            <w:proofErr w:type="spellEnd"/>
+          </w:p>
+        </w:tc>
+        <w:tc>
+          <w:tcPr>
+            <w:tcW w:w="2336" w:type="dxa"/>
+          </w:tcPr>
+          <w:p>
+            <w:pPr>
+              <w:ind w:firstLine="0"/>
+            </w:pPr>
+            <w:proofErr w:type="gramStart"/>
+            <w:r>
+              <w:t>VARCHAR(</w:t>
+            </w:r>
+            <w:proofErr w:type="gramEnd"/>
+            <w:r>
+              <w:t>300)</w:t>
+            </w:r>
+          </w:p>
+        </w:tc>
+        <w:tc>
+          <w:tcPr>
+            <w:tcW w:w="2336" w:type="dxa"/>
+          </w:tcPr>
+          <w:p>
+            <w:pPr>
+              <w:ind w:firstLine="0"/>
+            </w:pPr>
+            <w:r>
+              <w:t>NULL</w:t>
+            </w:r>
+          </w:p>
+        </w:tc>
+        <w:tc>
+          <w:tcPr>
+            <w:tcW w:w="2337" w:type="dxa"/>
+          </w:tcPr>
+          <w:p>
+            <w:pPr>
+              <w:ind w:firstLine="0"/>
+            </w:pPr>
+            <w:r>
+              <w:t>Адрес или ориентир</w:t>
+            </w:r>
+          </w:p>
+        </w:tc>
+      </w:tr>
+      <w:tr>
+        <w:tc>
+          <w:tcPr>
+            <w:tcW w:w="2336" w:type="dxa"/>
+          </w:tcPr>
+          <w:p>
+            <w:pPr>
+              <w:ind w:firstLine="0"/>
+            </w:pPr>
+            <w:proofErr w:type="spellStart"/>
+            <w:r>
+              <w:t>created_by</w:t>
+            </w:r>
+            <w:proofErr w:type="spellEnd"/>
+          </w:p>
+        </w:tc>
+        <w:tc>
+          <w:tcPr>
+            <w:tcW w:w="2336" w:type="dxa"/>
+          </w:tcPr>
+          <w:p>
+            <w:pPr>
+              <w:ind w:firstLine="0"/>
+            </w:pPr>
+            <w:r>
+              <w:t>UUID</w:t>
+            </w:r>
+          </w:p>
+        </w:tc>
+        <w:tc>
+          <w:tcPr>
+            <w:tcW w:w="2336" w:type="dxa"/>
+          </w:tcPr>
+          <w:p>
+            <w:pPr>
+              <w:ind w:firstLine="0"/>
+            </w:pPr>
+            <w:r>
+              <w:t xml:space="preserve">FK </w:t>
+            </w:r>
+            <w:r>
+              <w:t>-</w:t>
+            </w:r>
+            <w:r>
+              <w:t xml:space="preserve"> users.id, NULL</w:t>
+            </w:r>
+          </w:p>
+        </w:tc>
+        <w:tc>
+          <w:tcPr>
+            <w:tcW w:w="2337" w:type="dxa"/>
+          </w:tcPr>
+          <w:p>
+            <w:pPr>
+              <w:ind w:firstLine="0"/>
+            </w:pPr>
+            <w:r>
+              <w:t xml:space="preserve">Кто добавил (NULL для </w:t>
+            </w:r>
+            <w:r>
+              <w:lastRenderedPageBreak/>
+              <w:t>импортированных из OSM)</w:t>
+            </w:r>
+          </w:p>
+        </w:tc>
+      </w:tr>
+      <w:tr>
+        <w:tc>
+          <w:tcPr>
+            <w:tcW w:w="2336" w:type="dxa"/>
+          </w:tcPr>
+          <w:p>
+            <w:pPr>
+              <w:ind w:firstLine="0"/>
+              <w:rPr>
+                <w:lang w:val="en-US"/>
+              </w:rPr>
+            </w:pPr>
+            <w:proofErr w:type="spellStart"/>
+            <w:r>
+              <w:rPr>
+                <w:lang w:val="en-US"/>
+              </w:rPr>
+              <w:lastRenderedPageBreak/>
+              <w:t>last_verified_at</w:t>
+            </w:r>
+            <w:proofErr w:type="spellEnd"/>
+          </w:p>
+        </w:tc>
+        <w:tc>
+          <w:tcPr>
+            <w:tcW w:w="2336" w:type="dxa"/>
+          </w:tcPr>
+          <w:p>
+            <w:pPr>
+              <w:ind w:firstLine="0"/>
+              <w:rPr>
+                <w:lang w:val="en-US"/>
+              </w:rPr>
+            </w:pPr>
+            <w:r>
+              <w:rPr>
+                <w:lang w:val="en-US"/>
+              </w:rPr>
+              <w:t>TIMESTAMPTZ</w:t>
+            </w:r>
+          </w:p>
+        </w:tc>
+        <w:tc>
+          <w:tcPr>
+            <w:tcW w:w="2336" w:type="dxa"/>
+          </w:tcPr>
+          <w:p>
+            <w:pPr>
+              <w:ind w:firstLine="0"/>
+              <w:rPr>
+                <w:lang w:val="en-US"/>
+              </w:rPr>
+            </w:pPr>
+            <w:r>
+              <w:rPr>
+                <w:lang w:val="en-US"/>
+              </w:rPr>
+              <w:t>NULL</w:t>
+            </w:r>
+          </w:p>
+        </w:tc>
+        <w:tc>
+          <w:tcPr>
+            <w:tcW w:w="2337" w:type="dxa"/>
+          </w:tcPr>
+          <w:p>
+            <w:pPr>
+              <w:ind w:firstLine="0"/>
+              <w:rPr>
+                <w:lang w:val="en-US"/>
+              </w:rPr>
+            </w:pPr>
+            <w:r>
+              <w:t>Когда</w:t>
+            </w:r>
+            <w:r>
+              <w:rPr>
+                <w:lang w:val="en-US"/>
+              </w:rPr>
+              <w:t xml:space="preserve"> </w:t>
+            </w:r>
+            <w:r>
+              <w:t>последний</w:t>
+            </w:r>
+            <w:r>
+              <w:rPr>
+                <w:lang w:val="en-US"/>
+              </w:rPr>
+              <w:t xml:space="preserve"> </w:t>
+            </w:r>
+            <w:r>
+              <w:t>раз</w:t>
+            </w:r>
+            <w:r>
+              <w:rPr>
+                <w:lang w:val="en-US"/>
+              </w:rPr>
+              <w:t xml:space="preserve"> </w:t>
+            </w:r>
+            <w:r>
+              <w:t>подтверждён</w:t>
+            </w:r>
+          </w:p>
+        </w:tc>
+      </w:tr>
+      <w:tr>
+        <w:tc>
+          <w:tcPr>
+            <w:tcW w:w="2336" w:type="dxa"/>
+          </w:tcPr>
+          <w:p>
+            <w:pPr>
+              <w:ind w:firstLine="0"/>
+              <w:rPr>
+                <w:lang w:val="en-US"/>
+              </w:rPr>
+            </w:pPr>
+            <w:proofErr w:type="spellStart"/>
+            <w:r>
+              <w:rPr>
+                <w:lang w:val="en-US"/>
+              </w:rPr>
+              <w:t>created_at</w:t>
+            </w:r>
+            <w:proofErr w:type="spellEnd"/>
+          </w:p>
+        </w:tc>
+        <w:tc>
+          <w:tcPr>
+            <w:tcW w:w="2336" w:type="dxa"/>
+          </w:tcPr>
+          <w:p>
+            <w:pPr>
+              <w:ind w:firstLine="0"/>
+              <w:rPr>
+                <w:lang w:val="en-US"/>
+              </w:rPr>
+            </w:pPr>
+            <w:r>
+              <w:rPr>
+                <w:lang w:val="en-US"/>
+              </w:rPr>
+              <w:t>TIMESTAMPTZ</w:t>
+            </w:r>
+          </w:p>
+        </w:tc>
+        <w:tc>
+          <w:tcPr>
+            <w:tcW w:w="2336" w:type="dxa"/>
+          </w:tcPr>
+          <w:p>
+            <w:pPr>
+              <w:ind w:firstLine="0"/>
+              <w:rPr>
+                <w:lang w:val="en-US"/>
+              </w:rPr>
+            </w:pPr>
+            <w:r>
+              <w:rPr>
+                <w:lang w:val="en-US"/>
+              </w:rPr>
+              <w:t xml:space="preserve">NOT NULL, DEFAULT </w:t>
+            </w:r>
+            <w:proofErr w:type="gramStart"/>
+            <w:r>
+              <w:rPr>
+                <w:lang w:val="en-US"/>
+              </w:rPr>
+              <w:t>now(</w:t>
+            </w:r>
+            <w:proofErr w:type="gramEnd"/>
+            <w:r>
+              <w:rPr>
+                <w:lang w:val="en-US"/>
+              </w:rPr>
+              <w:t>)</w:t>
+            </w:r>
+          </w:p>
+        </w:tc>
+        <w:tc>
+          <w:tcPr>
+            <w:tcW w:w="2337" w:type="dxa"/>
+          </w:tcPr>
+          <w:p>
+            <w:pPr>
+              <w:ind w:firstLine="0"/>
+              <w:rPr>
+                <w:lang w:val="en-US"/>
+              </w:rPr>
+            </w:pPr>
+            <w:r>
+              <w:t>Дата</w:t>
+            </w:r>
+            <w:r>
+              <w:rPr>
+                <w:lang w:val="en-US"/>
+              </w:rPr>
+              <w:t xml:space="preserve"> </w:t>
+            </w:r>
+            <w:r>
+              <w:t>создания</w:t>
+            </w:r>
+          </w:p>
+        </w:tc>
+      </w:tr>
+      <w:tr>
+        <w:tc>
+          <w:tcPr>
+            <w:tcW w:w="2336" w:type="dxa"/>
+          </w:tcPr>
+          <w:p>
+            <w:pPr>
+              <w:ind w:firstLine="0"/>
+              <w:rPr>
+                <w:lang w:val="en-US"/>
+              </w:rPr>
+            </w:pPr>
+            <w:proofErr w:type="spellStart"/>
+            <w:r>
+              <w:rPr>
+                <w:lang w:val="en-US"/>
+              </w:rPr>
+              <w:t>updated_at</w:t>
+            </w:r>
+            <w:proofErr w:type="spellEnd"/>
+          </w:p>
+        </w:tc>
+        <w:tc>
+          <w:tcPr>
+            <w:tcW w:w="2336" w:type="dxa"/>
+          </w:tcPr>
+          <w:p>
+            <w:pPr>
+              <w:ind w:firstLine="0"/>
+              <w:rPr>
+                <w:lang w:val="en-US"/>
+              </w:rPr>
+            </w:pPr>
+            <w:r>
+              <w:rPr>
+                <w:lang w:val="en-US"/>
+              </w:rPr>
+              <w:t>TIMESTAMPTZ</w:t>
+            </w:r>
+          </w:p>
+        </w:tc>
+        <w:tc>
+          <w:tcPr>
+            <w:tcW w:w="2336" w:type="dxa"/>
+          </w:tcPr>
+          <w:p>
+            <w:pPr>
+              <w:ind w:firstLine="0"/>
+              <w:rPr>
+                <w:lang w:val="en-US"/>
+              </w:rPr>
+            </w:pPr>
+            <w:r>
+              <w:rPr>
+                <w:lang w:val="en-US"/>
+              </w:rPr>
+              <w:t xml:space="preserve">NOT NULL, DEFAULT </w:t>
+            </w:r>
+            <w:proofErr w:type="gramStart"/>
+            <w:r>
+              <w:rPr>
+                <w:lang w:val="en-US"/>
+              </w:rPr>
+              <w:t>now(</w:t>
+            </w:r>
+            <w:proofErr w:type="gramEnd"/>
+            <w:r>
+              <w:rPr>
+                <w:lang w:val="en-US"/>
+              </w:rPr>
+              <w:t>)</w:t>
+            </w:r>
+          </w:p>
+        </w:tc>
+        <w:tc>
+          <w:tcPr>
+            <w:tcW w:w="2337" w:type="dxa"/>
+          </w:tcPr>
+          <w:p>
+            <w:pPr>
+              <w:ind w:firstLine="0"/>
+              <w:rPr>
+                <w:lang w:val="en-US"/>
+              </w:rPr>
+            </w:pPr>
+            <w:r>
+              <w:t>Дата</w:t>
+            </w:r>
+            <w:r>
+              <w:rPr>
+                <w:lang w:val="en-US"/>
+              </w:rPr>
+              <w:t xml:space="preserve"> </w:t>
+            </w:r>
+            <w:r>
+              <w:t>последнего</w:t>
+            </w:r>
+            <w:r>
+              <w:rPr>
+                <w:lang w:val="en-US"/>
+              </w:rPr>
+              <w:t xml:space="preserve"> </w:t>
+            </w:r>
+            <w:r>
+              <w:t>обновления</w:t>
+            </w:r>
+          </w:p>
+        </w:tc>
+      </w:tr>
+    </w:tbl>
+    <w:p>
+      <w:pPr>
         <w:ind w:firstLine="0"/>
       </w:pPr>
+    </w:p>
+    <w:p>
+      <w:pPr>
+        <w:pStyle w:val="a7"/>
+        <w:numPr>
+          <w:ilvl w:val="0"/>
+          <w:numId w:val="6"/>
+        </w:numPr>
+      </w:pPr>
       <w:r>
+        <w:t xml:space="preserve">Описание </w:t>
+      </w:r>
+      <w:proofErr w:type="spellStart"/>
+      <w:r>
+        <w:t>point_attributes</w:t>
+      </w:r>
+      <w:proofErr w:type="spellEnd"/>
+      <w:r>
+        <w:t>.</w:t>
+      </w:r>
+    </w:p>
+    <w:tbl>
+      <w:tblPr>
+        <w:tblStyle w:val="ac"/>
+        <w:tblW w:w="0" w:type="auto"/>
+        <w:tblLook w:val="04A0" w:firstRow="1" w:lastRow="0" w:firstColumn="1" w:lastColumn="0" w:noHBand="0" w:noVBand="1"/>
+      </w:tblPr>
+      <w:tblGrid>
+        <w:gridCol w:w="1461"/>
+        <w:gridCol w:w="2705"/>
+        <w:gridCol w:w="1844"/>
+        <w:gridCol w:w="3335"/>
+      </w:tblGrid>
+      <w:tr>
+        <w:tc>
+          <w:tcPr>
+            <w:tcW w:w="2336" w:type="dxa"/>
+          </w:tcPr>
+          <w:p>
+            <w:pPr>
+              <w:ind w:firstLine="0"/>
+            </w:pPr>
+            <w:r>
+              <w:t>Поле</w:t>
+            </w:r>
+          </w:p>
+        </w:tc>
+        <w:tc>
+          <w:tcPr>
+            <w:tcW w:w="2336" w:type="dxa"/>
+          </w:tcPr>
+          <w:p>
+            <w:pPr>
+              <w:ind w:firstLine="0"/>
+            </w:pPr>
+            <w:r>
+              <w:t>Тип</w:t>
+            </w:r>
+          </w:p>
+        </w:tc>
+        <w:tc>
+          <w:tcPr>
+            <w:tcW w:w="2336" w:type="dxa"/>
+          </w:tcPr>
+          <w:p>
+            <w:pPr>
+              <w:ind w:firstLine="0"/>
+            </w:pPr>
+            <w:r>
+              <w:t>Ограничения</w:t>
+            </w:r>
+          </w:p>
+        </w:tc>
+        <w:tc>
+          <w:tcPr>
+            <w:tcW w:w="2337" w:type="dxa"/>
+          </w:tcPr>
+          <w:p>
+            <w:pPr>
+              <w:ind w:firstLine="0"/>
+            </w:pPr>
+            <w:r>
+              <w:t>Описание</w:t>
+            </w:r>
+          </w:p>
+        </w:tc>
+      </w:tr>
+      <w:tr>
+        <w:tc>
+          <w:tcPr>
+            <w:tcW w:w="2336" w:type="dxa"/>
+          </w:tcPr>
+          <w:p>
+            <w:pPr>
+              <w:ind w:firstLine="0"/>
+            </w:pPr>
+            <w:proofErr w:type="spellStart"/>
+            <w:r>
+              <w:t>point_id</w:t>
+            </w:r>
+            <w:proofErr w:type="spellEnd"/>
+          </w:p>
+        </w:tc>
+        <w:tc>
+          <w:tcPr>
+            <w:tcW w:w="2336" w:type="dxa"/>
+          </w:tcPr>
+          <w:p>
+            <w:pPr>
+              <w:ind w:firstLine="0"/>
+            </w:pPr>
+            <w:r>
+              <w:t>UUID</w:t>
+            </w:r>
+          </w:p>
+        </w:tc>
+        <w:tc>
+          <w:tcPr>
+            <w:tcW w:w="2336" w:type="dxa"/>
+          </w:tcPr>
+          <w:p>
+            <w:pPr>
+              <w:ind w:firstLine="0"/>
+              <w:rPr>
+                <w:lang w:val="en-US"/>
+              </w:rPr>
+            </w:pPr>
+            <w:r>
+              <w:rPr>
+                <w:lang w:val="en-US"/>
+              </w:rPr>
+              <w:t>PK (</w:t>
+            </w:r>
+            <w:r>
+              <w:t>часть</w:t>
+            </w:r>
+            <w:r>
+              <w:rPr>
+                <w:lang w:val="en-US"/>
+              </w:rPr>
+              <w:t xml:space="preserve">), FK </w:t>
+            </w:r>
+            <w:r>
+              <w:rPr>
+                <w:lang w:val="en-US"/>
+              </w:rPr>
+              <w:t>-</w:t>
+            </w:r>
+            <w:r>
+              <w:rPr>
+                <w:lang w:val="en-US"/>
+              </w:rPr>
+              <w:t xml:space="preserve"> points.id ON DELETE CASCADE</w:t>
+            </w:r>
+          </w:p>
+        </w:tc>
+        <w:tc>
+          <w:tcPr>
+            <w:tcW w:w="2337" w:type="dxa"/>
+          </w:tcPr>
+          <w:p>
+            <w:pPr>
+              <w:ind w:firstLine="0"/>
+            </w:pPr>
+            <w:r>
+              <w:t>Точка</w:t>
+            </w:r>
+          </w:p>
+        </w:tc>
+      </w:tr>
+      <w:tr>
+        <w:tc>
+          <w:tcPr>
+            <w:tcW w:w="2336" w:type="dxa"/>
+          </w:tcPr>
+          <w:p>
+            <w:pPr>
+              <w:ind w:firstLine="0"/>
+              <w:rPr>
+                <w:lang w:val="en-US"/>
+              </w:rPr>
+            </w:pPr>
+            <w:r>
+              <w:rPr>
+                <w:lang w:val="en-US"/>
+              </w:rPr>
+              <w:t>attribute</w:t>
+            </w:r>
+          </w:p>
+        </w:tc>
+        <w:tc>
+          <w:tcPr>
+            <w:tcW w:w="2336" w:type="dxa"/>
+          </w:tcPr>
+          <w:p>
+            <w:pPr>
+              <w:ind w:firstLine="0"/>
+              <w:rPr>
+                <w:lang w:val="en-US"/>
+              </w:rPr>
+            </w:pPr>
+            <w:r>
+              <w:rPr>
+                <w:lang w:val="en-US"/>
+              </w:rPr>
+              <w:t>POINT_ATTRIBUTE (</w:t>
+            </w:r>
+            <w:proofErr w:type="spellStart"/>
+            <w:r>
+              <w:rPr>
+                <w:lang w:val="en-US"/>
+              </w:rPr>
+              <w:t>enum</w:t>
+            </w:r>
+            <w:proofErr w:type="spellEnd"/>
+            <w:r>
+              <w:rPr>
+                <w:lang w:val="en-US"/>
+              </w:rPr>
+              <w:t>)</w:t>
+            </w:r>
+          </w:p>
+        </w:tc>
+        <w:tc>
+          <w:tcPr>
+            <w:tcW w:w="2336" w:type="dxa"/>
+          </w:tcPr>
+          <w:p>
+            <w:pPr>
+              <w:ind w:firstLine="0"/>
+              <w:rPr>
+                <w:lang w:val="en-US"/>
+              </w:rPr>
+            </w:pPr>
+            <w:r>
+              <w:rPr>
+                <w:lang w:val="en-US"/>
+              </w:rPr>
+              <w:t>PK (</w:t>
+            </w:r>
+            <w:r>
+              <w:t>часть</w:t>
+            </w:r>
+            <w:r>
+              <w:rPr>
+                <w:lang w:val="en-US"/>
+              </w:rPr>
+              <w:t>)</w:t>
+            </w:r>
+          </w:p>
+        </w:tc>
+        <w:tc>
+          <w:tcPr>
+            <w:tcW w:w="2337" w:type="dxa"/>
+          </w:tcPr>
+          <w:p>
+            <w:pPr>
+              <w:ind w:firstLine="0"/>
+              <w:rPr>
+                <w:lang w:val="en-US"/>
+              </w:rPr>
+            </w:pPr>
+            <w:r>
+              <w:t>Атрибут</w:t>
+            </w:r>
+            <w:r>
+              <w:rPr>
+                <w:lang w:val="en-US"/>
+              </w:rPr>
+              <w:t>: FREE, PAID, HAS_PAPER, BABY_CHANGING, WHEELCHAIR_ACCESS, IN_SHADE, OPEN_NOW</w:t>
+            </w:r>
+          </w:p>
+        </w:tc>
+      </w:tr>
+      <w:tr>
+        <w:tc>
+          <w:tcPr>
+            <w:tcW w:w="2336" w:type="dxa"/>
+          </w:tcPr>
+          <w:p>
+            <w:pPr>
+              <w:ind w:firstLine="0"/>
+              <w:rPr>
+                <w:lang w:val="en-US"/>
+              </w:rPr>
+            </w:pPr>
+            <w:proofErr w:type="spellStart"/>
+            <w:r>
+              <w:rPr>
+                <w:lang w:val="en-US"/>
+              </w:rPr>
+              <w:t>created_at</w:t>
+            </w:r>
+            <w:proofErr w:type="spellEnd"/>
+          </w:p>
+        </w:tc>
+        <w:tc>
+          <w:tcPr>
+            <w:tcW w:w="2336" w:type="dxa"/>
+          </w:tcPr>
+          <w:p>
+            <w:pPr>
+              <w:ind w:firstLine="0"/>
+              <w:rPr>
+                <w:lang w:val="en-US"/>
+              </w:rPr>
+            </w:pPr>
+            <w:r>
+              <w:rPr>
+                <w:lang w:val="en-US"/>
+              </w:rPr>
+              <w:t>TIMESTAMPTZ</w:t>
+            </w:r>
+          </w:p>
+        </w:tc>
+        <w:tc>
+          <w:tcPr>
+            <w:tcW w:w="2336" w:type="dxa"/>
+          </w:tcPr>
+          <w:p>
+            <w:pPr>
+              <w:ind w:firstLine="0"/>
+              <w:rPr>
+                <w:lang w:val="en-US"/>
+              </w:rPr>
+            </w:pPr>
+            <w:r>
+              <w:rPr>
+                <w:lang w:val="en-US"/>
+              </w:rPr>
+              <w:t xml:space="preserve">NOT NULL, DEFAULT </w:t>
+            </w:r>
+            <w:proofErr w:type="gramStart"/>
+            <w:r>
+              <w:rPr>
+                <w:lang w:val="en-US"/>
+              </w:rPr>
+              <w:t>now(</w:t>
+            </w:r>
+            <w:proofErr w:type="gramEnd"/>
+            <w:r>
+              <w:rPr>
+                <w:lang w:val="en-US"/>
+              </w:rPr>
+              <w:t>)</w:t>
+            </w:r>
+          </w:p>
+        </w:tc>
+        <w:tc>
+          <w:tcPr>
+            <w:tcW w:w="2337" w:type="dxa"/>
+          </w:tcPr>
+          <w:p>
+            <w:pPr>
+              <w:ind w:firstLine="0"/>
+              <w:rPr>
+                <w:lang w:val="en-US"/>
+              </w:rPr>
+            </w:pPr>
+            <w:r>
+              <w:t>Когда</w:t>
+            </w:r>
+            <w:r>
+              <w:rPr>
+                <w:lang w:val="en-US"/>
+              </w:rPr>
+              <w:t xml:space="preserve"> </w:t>
+            </w:r>
+            <w:r>
+              <w:t>атрибут</w:t>
+            </w:r>
+            <w:r>
+              <w:rPr>
+                <w:lang w:val="en-US"/>
+              </w:rPr>
+              <w:t xml:space="preserve"> </w:t>
+            </w:r>
+            <w:r>
+              <w:t>добавлен</w:t>
+            </w:r>
+          </w:p>
+        </w:tc>
+      </w:tr>
+    </w:tbl>
+    <w:p>
+      <w:pPr>
+        <w:ind w:firstLine="0"/>
+      </w:pPr>
+    </w:p>
+    <w:p>
+      <w:pPr>
+        <w:pStyle w:val="a7"/>
+        <w:numPr>
+          <w:ilvl w:val="0"/>
+          <w:numId w:val="6"/>
+        </w:numPr>
+      </w:pPr>
+      <w:r>
+        <w:t xml:space="preserve">Описание таблицы </w:t>
+      </w:r>
+      <w:proofErr w:type="spellStart"/>
+      <w:r>
+        <w:t>confirmations</w:t>
+      </w:r>
+      <w:proofErr w:type="spellEnd"/>
+      <w:r>
+        <w:t>.</w:t>
+      </w:r>
+    </w:p>
+    <w:tbl>
+      <w:tblPr>
+        <w:tblStyle w:val="ac"/>
+        <w:tblW w:w="0" w:type="auto"/>
+        <w:tblLook w:val="04A0" w:firstRow="1" w:lastRow="0" w:firstColumn="1" w:lastColumn="0" w:noHBand="0" w:noVBand="1"/>
+      </w:tblPr>
+      <w:tblGrid>
+        <w:gridCol w:w="1946"/>
+        <w:gridCol w:w="2637"/>
+        <w:gridCol w:w="2440"/>
+        <w:gridCol w:w="2322"/>
+      </w:tblGrid>
+      <w:tr>
+        <w:tc>
+          <w:tcPr>
+            <w:tcW w:w="2336" w:type="dxa"/>
+          </w:tcPr>
+          <w:p>
+            <w:pPr>
+              <w:ind w:firstLine="0"/>
+            </w:pPr>
+            <w:r>
+              <w:t>Поле</w:t>
+            </w:r>
+          </w:p>
+        </w:tc>
+        <w:tc>
+          <w:tcPr>
+            <w:tcW w:w="2336" w:type="dxa"/>
+          </w:tcPr>
+          <w:p>
+            <w:pPr>
+              <w:ind w:firstLine="0"/>
+            </w:pPr>
+            <w:r>
+              <w:t>Тип</w:t>
+            </w:r>
+          </w:p>
+        </w:tc>
+        <w:tc>
+          <w:tcPr>
+            <w:tcW w:w="2336" w:type="dxa"/>
+          </w:tcPr>
+          <w:p>
+            <w:pPr>
+              <w:ind w:firstLine="0"/>
+            </w:pPr>
+            <w:r>
+              <w:t>Ограничения</w:t>
+            </w:r>
+          </w:p>
+        </w:tc>
+        <w:tc>
+          <w:tcPr>
+            <w:tcW w:w="2337" w:type="dxa"/>
+          </w:tcPr>
+          <w:p>
+            <w:pPr>
+              <w:ind w:firstLine="0"/>
+            </w:pPr>
+            <w:r>
+              <w:t>Описание</w:t>
+            </w:r>
+          </w:p>
+        </w:tc>
+      </w:tr>
+      <w:tr>
+        <w:tc>
+          <w:tcPr>
+            <w:tcW w:w="2336" w:type="dxa"/>
+          </w:tcPr>
+          <w:p>
+            <w:pPr>
+              <w:ind w:firstLine="0"/>
+            </w:pPr>
+            <w:proofErr w:type="spellStart"/>
+            <w:r>
+              <w:t>id</w:t>
+            </w:r>
+            <w:proofErr w:type="spellEnd"/>
+          </w:p>
+        </w:tc>
+        <w:tc>
+          <w:tcPr>
+            <w:tcW w:w="2336" w:type="dxa"/>
+          </w:tcPr>
+          <w:p>
+            <w:pPr>
+              <w:ind w:firstLine="0"/>
+            </w:pPr>
+            <w:r>
+              <w:t>UUID</w:t>
+            </w:r>
+          </w:p>
+        </w:tc>
+        <w:tc>
+          <w:tcPr>
+            <w:tcW w:w="2336" w:type="dxa"/>
+          </w:tcPr>
+          <w:p>
+            <w:pPr>
+              <w:ind w:firstLine="0"/>
+              <w:rPr>
+                <w:lang w:val="en-US"/>
+              </w:rPr>
+            </w:pPr>
+            <w:r>
+              <w:rPr>
+                <w:lang w:val="en-US"/>
+              </w:rPr>
+              <w:t xml:space="preserve">PK, DEFAULT </w:t>
+            </w:r>
+            <w:proofErr w:type="spellStart"/>
+            <w:r>
+              <w:rPr>
+                <w:lang w:val="en-US"/>
+              </w:rPr>
+              <w:t>gen_random_</w:t>
+            </w:r>
+            <w:proofErr w:type="gramStart"/>
+            <w:r>
+              <w:rPr>
+                <w:lang w:val="en-US"/>
+              </w:rPr>
+              <w:t>uuid</w:t>
+            </w:r>
+            <w:proofErr w:type="spellEnd"/>
+            <w:r>
+              <w:rPr>
+                <w:lang w:val="en-US"/>
+              </w:rPr>
+              <w:t>(</w:t>
+            </w:r>
+            <w:proofErr w:type="gramEnd"/>
+            <w:r>
+              <w:rPr>
+                <w:lang w:val="en-US"/>
+              </w:rPr>
+              <w:t>)</w:t>
+            </w:r>
+          </w:p>
+        </w:tc>
+        <w:tc>
+          <w:tcPr>
+            <w:tcW w:w="2337" w:type="dxa"/>
+          </w:tcPr>
+          <w:p>
+            <w:pPr>
+              <w:ind w:firstLine="0"/>
+            </w:pPr>
+            <w:r>
+              <w:t>Уникальный идентификатор подтверждения</w:t>
+            </w:r>
+          </w:p>
+        </w:tc>
+      </w:tr>
+      <w:tr>
+        <w:tc>
+          <w:tcPr>
+            <w:tcW w:w="2336" w:type="dxa"/>
+          </w:tcPr>
+          <w:p>
+            <w:pPr>
+              <w:ind w:firstLine="0"/>
+              <w:rPr>
+                <w:lang w:val="en-US"/>
+              </w:rPr>
+            </w:pPr>
+            <w:proofErr w:type="spellStart"/>
+            <w:r>
+              <w:rPr>
+                <w:lang w:val="en-US"/>
+              </w:rPr>
+              <w:lastRenderedPageBreak/>
+              <w:t>point_id</w:t>
+            </w:r>
+            <w:proofErr w:type="spellEnd"/>
+          </w:p>
+        </w:tc>
+        <w:tc>
+          <w:tcPr>
+            <w:tcW w:w="2336" w:type="dxa"/>
+          </w:tcPr>
+          <w:p>
+            <w:pPr>
+              <w:ind w:firstLine="0"/>
+              <w:rPr>
+                <w:lang w:val="en-US"/>
+              </w:rPr>
+            </w:pPr>
+            <w:r>
+              <w:rPr>
+                <w:lang w:val="en-US"/>
+              </w:rPr>
+              <w:t>UUID</w:t>
+            </w:r>
+          </w:p>
+        </w:tc>
+        <w:tc>
+          <w:tcPr>
+            <w:tcW w:w="2336" w:type="dxa"/>
+          </w:tcPr>
+          <w:p>
+            <w:pPr>
+              <w:ind w:firstLine="0"/>
+              <w:rPr>
+                <w:lang w:val="en-US"/>
+              </w:rPr>
+            </w:pPr>
+            <w:r>
+              <w:rPr>
+                <w:lang w:val="en-US"/>
+              </w:rPr>
+              <w:t xml:space="preserve">FK </w:t>
+            </w:r>
+            <w:r>
+              <w:rPr>
+                <w:lang w:val="en-US"/>
+              </w:rPr>
+              <w:t>-</w:t>
+            </w:r>
+            <w:r>
+              <w:rPr>
+                <w:lang w:val="en-US"/>
+              </w:rPr>
+              <w:t xml:space="preserve"> points.id ON DELETE CASCADE, NOT NULL</w:t>
+            </w:r>
+          </w:p>
+        </w:tc>
+        <w:tc>
+          <w:tcPr>
+            <w:tcW w:w="2337" w:type="dxa"/>
+          </w:tcPr>
+          <w:p>
+            <w:pPr>
+              <w:ind w:firstLine="0"/>
+              <w:rPr>
+                <w:lang w:val="en-US"/>
+              </w:rPr>
+            </w:pPr>
+            <w:r>
+              <w:t>Точка</w:t>
+            </w:r>
+          </w:p>
+        </w:tc>
+      </w:tr>
+      <w:tr>
+        <w:tc>
+          <w:tcPr>
+            <w:tcW w:w="2336" w:type="dxa"/>
+          </w:tcPr>
+          <w:p>
+            <w:pPr>
+              <w:ind w:firstLine="0"/>
+              <w:rPr>
+                <w:lang w:val="en-US"/>
+              </w:rPr>
+            </w:pPr>
+            <w:proofErr w:type="spellStart"/>
+            <w:r>
+              <w:rPr>
+                <w:lang w:val="en-US"/>
+              </w:rPr>
+              <w:t>user_id</w:t>
+            </w:r>
+            <w:proofErr w:type="spellEnd"/>
+          </w:p>
+        </w:tc>
+        <w:tc>
+          <w:tcPr>
+            <w:tcW w:w="2336" w:type="dxa"/>
+          </w:tcPr>
+          <w:p>
+            <w:pPr>
+              <w:ind w:firstLine="0"/>
+              <w:rPr>
+                <w:lang w:val="en-US"/>
+              </w:rPr>
+            </w:pPr>
+            <w:r>
+              <w:rPr>
+                <w:lang w:val="en-US"/>
+              </w:rPr>
+              <w:t>UUID</w:t>
+            </w:r>
+          </w:p>
+        </w:tc>
+        <w:tc>
+          <w:tcPr>
+            <w:tcW w:w="2336" w:type="dxa"/>
+          </w:tcPr>
+          <w:p>
+            <w:pPr>
+              <w:ind w:firstLine="0"/>
+              <w:rPr>
+                <w:lang w:val="en-US"/>
+              </w:rPr>
+            </w:pPr>
+            <w:r>
+              <w:rPr>
+                <w:lang w:val="en-US"/>
+              </w:rPr>
+              <w:t xml:space="preserve">FK </w:t>
+            </w:r>
+            <w:r>
+              <w:rPr>
+                <w:lang w:val="en-US"/>
+              </w:rPr>
+              <w:t>-</w:t>
+            </w:r>
+            <w:r>
+              <w:rPr>
+                <w:lang w:val="en-US"/>
+              </w:rPr>
+              <w:t xml:space="preserve"> users.id ON DELETE SET NULL, NULL</w:t>
+            </w:r>
+          </w:p>
+        </w:tc>
+        <w:tc>
+          <w:tcPr>
+            <w:tcW w:w="2337" w:type="dxa"/>
+          </w:tcPr>
+          <w:p>
+            <w:pPr>
+              <w:ind w:firstLine="0"/>
+            </w:pPr>
+            <w:r>
+              <w:t>Кто подтвердил (</w:t>
+            </w:r>
+            <w:r>
+              <w:rPr>
+                <w:lang w:val="en-US"/>
+              </w:rPr>
+              <w:t>NULL</w:t>
+            </w:r>
+            <w:r>
+              <w:t xml:space="preserve"> для системных)</w:t>
+            </w:r>
+          </w:p>
+        </w:tc>
+      </w:tr>
+      <w:tr>
+        <w:tc>
+          <w:tcPr>
+            <w:tcW w:w="2336" w:type="dxa"/>
+          </w:tcPr>
+          <w:p>
+            <w:pPr>
+              <w:ind w:firstLine="0"/>
+              <w:rPr>
+                <w:lang w:val="en-US"/>
+              </w:rPr>
+            </w:pPr>
+            <w:r>
+              <w:rPr>
+                <w:lang w:val="en-US"/>
+              </w:rPr>
+              <w:t>status</w:t>
+            </w:r>
+          </w:p>
+        </w:tc>
+        <w:tc>
+          <w:tcPr>
+            <w:tcW w:w="2336" w:type="dxa"/>
+          </w:tcPr>
+          <w:p>
+            <w:pPr>
+              <w:ind w:firstLine="0"/>
+              <w:rPr>
+                <w:lang w:val="en-US"/>
+              </w:rPr>
+            </w:pPr>
+            <w:r>
+              <w:rPr>
+                <w:lang w:val="en-US"/>
+              </w:rPr>
+              <w:t>CONFIRM_STATUS (</w:t>
+            </w:r>
+            <w:proofErr w:type="spellStart"/>
+            <w:r>
+              <w:rPr>
+                <w:lang w:val="en-US"/>
+              </w:rPr>
+              <w:t>enum</w:t>
+            </w:r>
+            <w:proofErr w:type="spellEnd"/>
+            <w:r>
+              <w:rPr>
+                <w:lang w:val="en-US"/>
+              </w:rPr>
+              <w:t>)</w:t>
+            </w:r>
+          </w:p>
+        </w:tc>
+        <w:tc>
+          <w:tcPr>
+            <w:tcW w:w="2336" w:type="dxa"/>
+          </w:tcPr>
+          <w:p>
+            <w:pPr>
+              <w:ind w:firstLine="0"/>
+              <w:rPr>
+                <w:lang w:val="en-US"/>
+              </w:rPr>
+            </w:pPr>
+            <w:r>
+              <w:rPr>
+                <w:lang w:val="en-US"/>
+              </w:rPr>
+              <w:t>NOT NULL</w:t>
+            </w:r>
+          </w:p>
+        </w:tc>
+        <w:tc>
+          <w:tcPr>
+            <w:tcW w:w="2337" w:type="dxa"/>
+          </w:tcPr>
+          <w:p>
+            <w:pPr>
+              <w:ind w:firstLine="0"/>
+              <w:rPr>
+                <w:lang w:val="en-US"/>
+              </w:rPr>
+            </w:pPr>
+            <w:r>
+              <w:t>Статус</w:t>
+            </w:r>
+            <w:r>
+              <w:rPr>
+                <w:lang w:val="en-US"/>
+              </w:rPr>
+              <w:t>: WORKS, CLOSED, DIRTY, NO_PAPER, BROKEN_RAMP</w:t>
+            </w:r>
+          </w:p>
+        </w:tc>
+      </w:tr>
+      <w:tr>
+        <w:tc>
+          <w:tcPr>
+            <w:tcW w:w="2336" w:type="dxa"/>
+          </w:tcPr>
+          <w:p>
+            <w:pPr>
+              <w:ind w:firstLine="0"/>
+              <w:rPr>
+                <w:lang w:val="en-US"/>
+              </w:rPr>
+            </w:pPr>
+            <w:r>
+              <w:rPr>
+                <w:lang w:val="en-US"/>
+              </w:rPr>
+              <w:t>comment</w:t>
+            </w:r>
+          </w:p>
+        </w:tc>
+        <w:tc>
+          <w:tcPr>
+            <w:tcW w:w="2336" w:type="dxa"/>
+          </w:tcPr>
+          <w:p>
+            <w:pPr>
+              <w:ind w:firstLine="0"/>
+              <w:rPr>
+                <w:lang w:val="en-US"/>
+              </w:rPr>
+            </w:pPr>
+            <w:proofErr w:type="gramStart"/>
+            <w:r>
+              <w:rPr>
+                <w:lang w:val="en-US"/>
+              </w:rPr>
+              <w:t>VARCHAR(</w:t>
+            </w:r>
+            <w:proofErr w:type="gramEnd"/>
+            <w:r>
+              <w:rPr>
+                <w:lang w:val="en-US"/>
+              </w:rPr>
+              <w:t>300)</w:t>
+            </w:r>
+          </w:p>
+        </w:tc>
+        <w:tc>
+          <w:tcPr>
+            <w:tcW w:w="2336" w:type="dxa"/>
+          </w:tcPr>
+          <w:p>
+            <w:pPr>
+              <w:ind w:firstLine="0"/>
+              <w:rPr>
+                <w:lang w:val="en-US"/>
+              </w:rPr>
+            </w:pPr>
+            <w:r>
+              <w:rPr>
+                <w:lang w:val="en-US"/>
+              </w:rPr>
+              <w:t>NULL</w:t>
+            </w:r>
+          </w:p>
+        </w:tc>
+        <w:tc>
+          <w:tcPr>
+            <w:tcW w:w="2337" w:type="dxa"/>
+          </w:tcPr>
+          <w:p>
+            <w:pPr>
+              <w:ind w:firstLine="0"/>
+              <w:rPr>
+                <w:lang w:val="en-US"/>
+              </w:rPr>
+            </w:pPr>
+            <w:r>
+              <w:t>Комментарий</w:t>
+            </w:r>
+            <w:r>
+              <w:rPr>
+                <w:lang w:val="en-US"/>
+              </w:rPr>
+              <w:t xml:space="preserve"> </w:t>
+            </w:r>
+            <w:r>
+              <w:t>пользователя</w:t>
+            </w:r>
+          </w:p>
+        </w:tc>
+      </w:tr>
+      <w:tr>
+        <w:tc>
+          <w:tcPr>
+            <w:tcW w:w="2336" w:type="dxa"/>
+          </w:tcPr>
+          <w:p>
+            <w:pPr>
+              <w:ind w:firstLine="0"/>
+              <w:rPr>
+                <w:lang w:val="en-US"/>
+              </w:rPr>
+            </w:pPr>
+            <w:proofErr w:type="spellStart"/>
+            <w:r>
+              <w:rPr>
+                <w:lang w:val="en-US"/>
+              </w:rPr>
+              <w:t>created_at</w:t>
+            </w:r>
+            <w:proofErr w:type="spellEnd"/>
+          </w:p>
+        </w:tc>
+        <w:tc>
+          <w:tcPr>
+            <w:tcW w:w="2336" w:type="dxa"/>
+          </w:tcPr>
+          <w:p>
+            <w:pPr>
+              <w:ind w:firstLine="0"/>
+              <w:rPr>
+                <w:lang w:val="en-US"/>
+              </w:rPr>
+            </w:pPr>
+            <w:r>
+              <w:rPr>
+                <w:lang w:val="en-US"/>
+              </w:rPr>
+              <w:t>TIMESTAMPTZ</w:t>
+            </w:r>
+          </w:p>
+        </w:tc>
+        <w:tc>
+          <w:tcPr>
+            <w:tcW w:w="2336" w:type="dxa"/>
+          </w:tcPr>
+          <w:p>
+            <w:pPr>
+              <w:ind w:firstLine="0"/>
+              <w:rPr>
+                <w:lang w:val="en-US"/>
+              </w:rPr>
+            </w:pPr>
+            <w:r>
+              <w:rPr>
+                <w:lang w:val="en-US"/>
+              </w:rPr>
+              <w:t xml:space="preserve">NOT NULL, DEFAULT </w:t>
+            </w:r>
+            <w:proofErr w:type="gramStart"/>
+            <w:r>
+              <w:rPr>
+                <w:lang w:val="en-US"/>
+              </w:rPr>
+              <w:t>now(</w:t>
+            </w:r>
+            <w:proofErr w:type="gramEnd"/>
+            <w:r>
+              <w:rPr>
+                <w:lang w:val="en-US"/>
+              </w:rPr>
+              <w:t>)</w:t>
+            </w:r>
+          </w:p>
+        </w:tc>
+        <w:tc>
+          <w:tcPr>
+            <w:tcW w:w="2337" w:type="dxa"/>
+          </w:tcPr>
+          <w:p>
+            <w:pPr>
+              <w:ind w:firstLine="0"/>
+              <w:rPr>
+                <w:lang w:val="en-US"/>
+              </w:rPr>
+            </w:pPr>
+            <w:r>
+              <w:t>Время</w:t>
+            </w:r>
+            <w:r>
+              <w:rPr>
+                <w:lang w:val="en-US"/>
+              </w:rPr>
+              <w:t xml:space="preserve"> </w:t>
+            </w:r>
+            <w:r>
+              <w:t>подтверждения</w:t>
+            </w:r>
+          </w:p>
+        </w:tc>
+      </w:tr>
+    </w:tbl>
+    <w:p>
+      <w:pPr>
+        <w:ind w:firstLine="0"/>
+      </w:pPr>
+    </w:p>
+    <w:p>
+      <w:pPr>
+        <w:pStyle w:val="a7"/>
+        <w:numPr>
+          <w:ilvl w:val="0"/>
+          <w:numId w:val="6"/>
+        </w:numPr>
+      </w:pPr>
+      <w:r>
+        <w:t xml:space="preserve">Описание таблицы </w:t>
+      </w:r>
+      <w:proofErr w:type="spellStart"/>
+      <w:r>
+        <w:t>reports</w:t>
+      </w:r>
+      <w:proofErr w:type="spellEnd"/>
+      <w:r>
+        <w:t>.</w:t>
+      </w:r>
+    </w:p>
+    <w:tbl>
+      <w:tblPr>
+        <w:tblStyle w:val="ac"/>
+        <w:tblW w:w="0" w:type="auto"/>
+        <w:tblLook w:val="04A0" w:firstRow="1" w:lastRow="0" w:firstColumn="1" w:lastColumn="0" w:noHBand="0" w:noVBand="1"/>
+      </w:tblPr>
+      <w:tblGrid>
+        <w:gridCol w:w="1569"/>
+        <w:gridCol w:w="2507"/>
+        <w:gridCol w:w="2415"/>
+        <w:gridCol w:w="2854"/>
+      </w:tblGrid>
+      <w:tr>
+        <w:tc>
+          <w:tcPr>
+            <w:tcW w:w="2336" w:type="dxa"/>
+          </w:tcPr>
+          <w:p>
+            <w:pPr>
+              <w:ind w:firstLine="0"/>
+            </w:pPr>
+            <w:r>
+              <w:t>Поле</w:t>
+            </w:r>
+          </w:p>
+        </w:tc>
+        <w:tc>
+          <w:tcPr>
+            <w:tcW w:w="2336" w:type="dxa"/>
+          </w:tcPr>
+          <w:p>
+            <w:pPr>
+              <w:ind w:firstLine="0"/>
+            </w:pPr>
+            <w:r>
+              <w:t>Тип</w:t>
+            </w:r>
+          </w:p>
+        </w:tc>
+        <w:tc>
+          <w:tcPr>
+            <w:tcW w:w="2336" w:type="dxa"/>
+          </w:tcPr>
+          <w:p>
+            <w:pPr>
+              <w:ind w:firstLine="0"/>
+            </w:pPr>
+            <w:r>
+              <w:t>Ограничения</w:t>
+            </w:r>
+          </w:p>
+        </w:tc>
+        <w:tc>
+          <w:tcPr>
+            <w:tcW w:w="2337" w:type="dxa"/>
+          </w:tcPr>
+          <w:p>
+            <w:pPr>
+              <w:ind w:firstLine="0"/>
+            </w:pPr>
+            <w:r>
+              <w:t>Описание</w:t>
+            </w:r>
+          </w:p>
+        </w:tc>
+      </w:tr>
+      <w:tr>
+        <w:tc>
+          <w:tcPr>
+            <w:tcW w:w="2336" w:type="dxa"/>
+          </w:tcPr>
+          <w:p>
+            <w:pPr>
+              <w:ind w:firstLine="0"/>
+            </w:pPr>
+            <w:proofErr w:type="spellStart"/>
+            <w:r>
+              <w:t>id</w:t>
+            </w:r>
+            <w:proofErr w:type="spellEnd"/>
+          </w:p>
+        </w:tc>
+        <w:tc>
+          <w:tcPr>
+            <w:tcW w:w="2336" w:type="dxa"/>
+          </w:tcPr>
+          <w:p>
+            <w:pPr>
+              <w:ind w:firstLine="0"/>
+            </w:pPr>
+            <w:r>
+              <w:t>UUID</w:t>
+            </w:r>
+          </w:p>
+        </w:tc>
+        <w:tc>
+          <w:tcPr>
+            <w:tcW w:w="2336" w:type="dxa"/>
+          </w:tcPr>
+          <w:p>
+            <w:pPr>
+              <w:ind w:firstLine="0"/>
+              <w:rPr>
+                <w:lang w:val="en-US"/>
+              </w:rPr>
+            </w:pPr>
+            <w:r>
+              <w:rPr>
+                <w:lang w:val="en-US"/>
+              </w:rPr>
+              <w:t xml:space="preserve">PK, DEFAULT </w:t>
+            </w:r>
+            <w:proofErr w:type="spellStart"/>
+            <w:r>
+              <w:rPr>
+                <w:lang w:val="en-US"/>
+              </w:rPr>
+              <w:t>gen_random_</w:t>
+            </w:r>
+            <w:proofErr w:type="gramStart"/>
+            <w:r>
+              <w:rPr>
+                <w:lang w:val="en-US"/>
+              </w:rPr>
+              <w:t>uuid</w:t>
+            </w:r>
+            <w:proofErr w:type="spellEnd"/>
+            <w:r>
+              <w:rPr>
+                <w:lang w:val="en-US"/>
+              </w:rPr>
+              <w:t>(</w:t>
+            </w:r>
+            <w:proofErr w:type="gramEnd"/>
+            <w:r>
+              <w:rPr>
+                <w:lang w:val="en-US"/>
+              </w:rPr>
+              <w:t>)</w:t>
+            </w:r>
+          </w:p>
+        </w:tc>
+        <w:tc>
+          <w:tcPr>
+            <w:tcW w:w="2337" w:type="dxa"/>
+          </w:tcPr>
+          <w:p>
+            <w:pPr>
+              <w:ind w:firstLine="0"/>
+            </w:pPr>
+            <w:r>
+              <w:t>Уникальный идентификатор жалобы</w:t>
+            </w:r>
+          </w:p>
+        </w:tc>
+      </w:tr>
+      <w:tr>
+        <w:tc>
+          <w:tcPr>
+            <w:tcW w:w="2336" w:type="dxa"/>
+          </w:tcPr>
+          <w:p>
+            <w:pPr>
+              <w:ind w:firstLine="0"/>
+              <w:rPr>
+                <w:lang w:val="en-US"/>
+              </w:rPr>
+            </w:pPr>
+            <w:proofErr w:type="spellStart"/>
+            <w:r>
+              <w:rPr>
+                <w:lang w:val="en-US"/>
+              </w:rPr>
+              <w:t>point_id</w:t>
+            </w:r>
+            <w:proofErr w:type="spellEnd"/>
+          </w:p>
+        </w:tc>
+        <w:tc>
+          <w:tcPr>
+            <w:tcW w:w="2336" w:type="dxa"/>
+          </w:tcPr>
+          <w:p>
+            <w:pPr>
+              <w:ind w:firstLine="0"/>
+              <w:rPr>
+                <w:lang w:val="en-US"/>
+              </w:rPr>
+            </w:pPr>
+            <w:r>
+              <w:rPr>
+                <w:lang w:val="en-US"/>
+              </w:rPr>
+              <w:t>UUID</w:t>
+            </w:r>
+          </w:p>
+        </w:tc>
+        <w:tc>
+          <w:tcPr>
+            <w:tcW w:w="2336" w:type="dxa"/>
+          </w:tcPr>
+          <w:p>
+            <w:pPr>
+              <w:ind w:firstLine="0"/>
+              <w:rPr>
+                <w:lang w:val="en-US"/>
+              </w:rPr>
+            </w:pPr>
+            <w:r>
+              <w:rPr>
+                <w:lang w:val="en-US"/>
+              </w:rPr>
+              <w:t xml:space="preserve">FK </w:t>
+            </w:r>
+            <w:r>
+              <w:rPr>
+                <w:lang w:val="en-US"/>
+              </w:rPr>
+              <w:t>-</w:t>
+            </w:r>
+            <w:r>
+              <w:rPr>
+                <w:lang w:val="en-US"/>
+              </w:rPr>
+              <w:t xml:space="preserve"> points.id ON DELETE CASCADE, NOT NULL</w:t>
+            </w:r>
+          </w:p>
+        </w:tc>
+        <w:tc>
+          <w:tcPr>
+            <w:tcW w:w="2337" w:type="dxa"/>
+          </w:tcPr>
+          <w:p>
+            <w:pPr>
+              <w:ind w:firstLine="0"/>
+              <w:rPr>
+                <w:lang w:val="en-US"/>
+              </w:rPr>
+            </w:pPr>
+            <w:r>
+              <w:t>Точка</w:t>
+            </w:r>
+          </w:p>
+        </w:tc>
+      </w:tr>
+      <w:tr>
+        <w:tc>
+          <w:tcPr>
+            <w:tcW w:w="2336" w:type="dxa"/>
+          </w:tcPr>
+          <w:p>
+            <w:pPr>
+              <w:ind w:firstLine="0"/>
+              <w:rPr>
+                <w:lang w:val="en-US"/>
+              </w:rPr>
+            </w:pPr>
+            <w:proofErr w:type="spellStart"/>
+            <w:r>
+              <w:rPr>
+                <w:lang w:val="en-US"/>
+              </w:rPr>
+              <w:t>user_id</w:t>
+            </w:r>
+            <w:proofErr w:type="spellEnd"/>
+          </w:p>
+        </w:tc>
+        <w:tc>
+          <w:tcPr>
+            <w:tcW w:w="2336" w:type="dxa"/>
+          </w:tcPr>
+          <w:p>
+            <w:pPr>
+              <w:ind w:firstLine="0"/>
+              <w:rPr>
+                <w:lang w:val="en-US"/>
+              </w:rPr>
+            </w:pPr>
+            <w:r>
+              <w:rPr>
+                <w:lang w:val="en-US"/>
+              </w:rPr>
+              <w:t>UUID</w:t>
+            </w:r>
+          </w:p>
+        </w:tc>
+        <w:tc>
+          <w:tcPr>
+            <w:tcW w:w="2336" w:type="dxa"/>
+          </w:tcPr>
+          <w:p>
+            <w:pPr>
+              <w:ind w:firstLine="0"/>
+              <w:rPr>
+                <w:lang w:val="en-US"/>
+              </w:rPr>
+            </w:pPr>
+            <w:r>
+              <w:rPr>
+                <w:lang w:val="en-US"/>
+              </w:rPr>
+              <w:t xml:space="preserve">FK </w:t>
+            </w:r>
+            <w:r>
+              <w:rPr>
+                <w:lang w:val="en-US"/>
+              </w:rPr>
+              <w:t>-</w:t>
+            </w:r>
+            <w:r>
+              <w:rPr>
+                <w:lang w:val="en-US"/>
+              </w:rPr>
+              <w:t xml:space="preserve"> users.id ON DELETE SET NULL, NULL</w:t>
+            </w:r>
+          </w:p>
+        </w:tc>
+        <w:tc>
+          <w:tcPr>
+            <w:tcW w:w="2337" w:type="dxa"/>
+          </w:tcPr>
+          <w:p>
+            <w:pPr>
+              <w:ind w:firstLine="0"/>
+              <w:rPr>
+                <w:lang w:val="en-US"/>
+              </w:rPr>
+            </w:pPr>
+            <w:r>
+              <w:t>Кто</w:t>
+            </w:r>
+            <w:r>
+              <w:rPr>
+                <w:lang w:val="en-US"/>
+              </w:rPr>
+              <w:t xml:space="preserve"> </w:t>
+            </w:r>
+            <w:r>
+              <w:t>пожаловался</w:t>
+            </w:r>
+          </w:p>
+        </w:tc>
+      </w:tr>
+      <w:tr>
+        <w:tc>
+          <w:tcPr>
+            <w:tcW w:w="2336" w:type="dxa"/>
+          </w:tcPr>
+          <w:p>
+            <w:pPr>
+              <w:ind w:firstLine="0"/>
+              <w:rPr>
+                <w:lang w:val="en-US"/>
+              </w:rPr>
+            </w:pPr>
+            <w:r>
+              <w:rPr>
+                <w:lang w:val="en-US"/>
+              </w:rPr>
+              <w:lastRenderedPageBreak/>
+              <w:t>reason</w:t>
+            </w:r>
+          </w:p>
+        </w:tc>
+        <w:tc>
+          <w:tcPr>
+            <w:tcW w:w="2336" w:type="dxa"/>
+          </w:tcPr>
+          <w:p>
+            <w:pPr>
+              <w:ind w:firstLine="0"/>
+              <w:rPr>
+                <w:lang w:val="en-US"/>
+              </w:rPr>
+            </w:pPr>
+            <w:r>
+              <w:rPr>
+                <w:lang w:val="en-US"/>
+              </w:rPr>
+              <w:t>REPORT_REASON (</w:t>
+            </w:r>
+            <w:proofErr w:type="spellStart"/>
+            <w:r>
+              <w:rPr>
+                <w:lang w:val="en-US"/>
+              </w:rPr>
+              <w:t>enum</w:t>
+            </w:r>
+            <w:proofErr w:type="spellEnd"/>
+            <w:r>
+              <w:rPr>
+                <w:lang w:val="en-US"/>
+              </w:rPr>
+              <w:t>)</w:t>
+            </w:r>
+          </w:p>
+        </w:tc>
+        <w:tc>
+          <w:tcPr>
+            <w:tcW w:w="2336" w:type="dxa"/>
+          </w:tcPr>
+          <w:p>
+            <w:pPr>
+              <w:ind w:firstLine="0"/>
+              <w:rPr>
+                <w:lang w:val="en-US"/>
+              </w:rPr>
+            </w:pPr>
+            <w:r>
+              <w:rPr>
+                <w:lang w:val="en-US"/>
+              </w:rPr>
+              <w:t>NOT NULL</w:t>
+            </w:r>
+          </w:p>
+        </w:tc>
+        <w:tc>
+          <w:tcPr>
+            <w:tcW w:w="2337" w:type="dxa"/>
+          </w:tcPr>
+          <w:p>
+            <w:pPr>
+              <w:ind w:firstLine="0"/>
+              <w:rPr>
+                <w:lang w:val="en-US"/>
+              </w:rPr>
+            </w:pPr>
+            <w:r>
+              <w:t>Причина</w:t>
+            </w:r>
+            <w:r>
+              <w:rPr>
+                <w:lang w:val="en-US"/>
+              </w:rPr>
+              <w:t>: SPAM, WRONG_LOCATION, DUPLICATE, OFFENSIVE, OTHER</w:t>
+            </w:r>
+          </w:p>
+        </w:tc>
+      </w:tr>
+      <w:tr>
+        <w:tc>
+          <w:tcPr>
+            <w:tcW w:w="2336" w:type="dxa"/>
+          </w:tcPr>
+          <w:p>
+            <w:pPr>
+              <w:ind w:firstLine="0"/>
+              <w:rPr>
+                <w:lang w:val="en-US"/>
+              </w:rPr>
+            </w:pPr>
+            <w:r>
+              <w:rPr>
+                <w:lang w:val="en-US"/>
+              </w:rPr>
+              <w:t>comment</w:t>
+            </w:r>
+          </w:p>
+        </w:tc>
+        <w:tc>
+          <w:tcPr>
+            <w:tcW w:w="2336" w:type="dxa"/>
+          </w:tcPr>
+          <w:p>
+            <w:pPr>
+              <w:ind w:firstLine="0"/>
+              <w:rPr>
+                <w:lang w:val="en-US"/>
+              </w:rPr>
+            </w:pPr>
+            <w:proofErr w:type="gramStart"/>
+            <w:r>
+              <w:rPr>
+                <w:lang w:val="en-US"/>
+              </w:rPr>
+              <w:t>VARCHAR(</w:t>
+            </w:r>
+            <w:proofErr w:type="gramEnd"/>
+            <w:r>
+              <w:rPr>
+                <w:lang w:val="en-US"/>
+              </w:rPr>
+              <w:t>300)</w:t>
+            </w:r>
+          </w:p>
+        </w:tc>
+        <w:tc>
+          <w:tcPr>
+            <w:tcW w:w="2336" w:type="dxa"/>
+          </w:tcPr>
+          <w:p>
+            <w:pPr>
+              <w:ind w:firstLine="0"/>
+              <w:rPr>
+                <w:lang w:val="en-US"/>
+              </w:rPr>
+            </w:pPr>
+            <w:r>
+              <w:rPr>
+                <w:lang w:val="en-US"/>
+              </w:rPr>
+              <w:t>NULL</w:t>
+            </w:r>
+          </w:p>
+        </w:tc>
+        <w:tc>
+          <w:tcPr>
+            <w:tcW w:w="2337" w:type="dxa"/>
+          </w:tcPr>
+          <w:p>
+            <w:pPr>
+              <w:ind w:firstLine="0"/>
+              <w:rPr>
+                <w:lang w:val="en-US"/>
+              </w:rPr>
+            </w:pPr>
+            <w:r>
+              <w:t>Комментарий</w:t>
+            </w:r>
+          </w:p>
+        </w:tc>
+      </w:tr>
+      <w:tr>
+        <w:tc>
+          <w:tcPr>
+            <w:tcW w:w="2336" w:type="dxa"/>
+          </w:tcPr>
+          <w:p>
+            <w:pPr>
+              <w:ind w:firstLine="0"/>
+              <w:rPr>
+                <w:lang w:val="en-US"/>
+              </w:rPr>
+            </w:pPr>
+            <w:r>
+              <w:rPr>
+                <w:lang w:val="en-US"/>
+              </w:rPr>
+              <w:t>status</w:t>
+            </w:r>
+          </w:p>
+        </w:tc>
+        <w:tc>
+          <w:tcPr>
+            <w:tcW w:w="2336" w:type="dxa"/>
+          </w:tcPr>
+          <w:p>
+            <w:pPr>
+              <w:ind w:firstLine="0"/>
+              <w:rPr>
+                <w:lang w:val="en-US"/>
+              </w:rPr>
+            </w:pPr>
+            <w:r>
+              <w:rPr>
+                <w:lang w:val="en-US"/>
+              </w:rPr>
+              <w:t>REPORT_STATUS (</w:t>
+            </w:r>
+            <w:proofErr w:type="spellStart"/>
+            <w:r>
+              <w:rPr>
+                <w:lang w:val="en-US"/>
+              </w:rPr>
+              <w:t>enum</w:t>
+            </w:r>
+            <w:proofErr w:type="spellEnd"/>
+            <w:r>
+              <w:rPr>
+                <w:lang w:val="en-US"/>
+              </w:rPr>
+              <w:t>)</w:t>
+            </w:r>
+          </w:p>
+        </w:tc>
+        <w:tc>
+          <w:tcPr>
+            <w:tcW w:w="2336" w:type="dxa"/>
+          </w:tcPr>
+          <w:p>
+            <w:pPr>
+              <w:ind w:firstLine="0"/>
+              <w:rPr>
+                <w:lang w:val="en-US"/>
+              </w:rPr>
+            </w:pPr>
+            <w:r>
+              <w:rPr>
+                <w:lang w:val="en-US"/>
+              </w:rPr>
+              <w:t>NOT NULL, DEFAULT 'OPEN'</w:t>
+            </w:r>
+          </w:p>
+        </w:tc>
+        <w:tc>
+          <w:tcPr>
+            <w:tcW w:w="2337" w:type="dxa"/>
+          </w:tcPr>
+          <w:p>
+            <w:pPr>
+              <w:ind w:firstLine="0"/>
+              <w:rPr>
+                <w:lang w:val="en-US"/>
+              </w:rPr>
+            </w:pPr>
+            <w:r>
+              <w:t>Статус</w:t>
+            </w:r>
+            <w:r>
+              <w:rPr>
+                <w:lang w:val="en-US"/>
+              </w:rPr>
+              <w:t>: OPEN, RESOLVED, REJECTED</w:t>
+            </w:r>
+          </w:p>
+        </w:tc>
+      </w:tr>
+      <w:tr>
+        <w:tc>
+          <w:tcPr>
+            <w:tcW w:w="2336" w:type="dxa"/>
+          </w:tcPr>
+          <w:p>
+            <w:pPr>
+              <w:ind w:firstLine="0"/>
+              <w:rPr>
+                <w:lang w:val="en-US"/>
+              </w:rPr>
+            </w:pPr>
+            <w:proofErr w:type="spellStart"/>
+            <w:r>
+              <w:rPr>
+                <w:lang w:val="en-US"/>
+              </w:rPr>
+              <w:t>resolved_by</w:t>
+            </w:r>
+            <w:proofErr w:type="spellEnd"/>
+          </w:p>
+        </w:tc>
+        <w:tc>
+          <w:tcPr>
+            <w:tcW w:w="2336" w:type="dxa"/>
+          </w:tcPr>
+          <w:p>
+            <w:pPr>
+              <w:ind w:firstLine="0"/>
+              <w:rPr>
+                <w:lang w:val="en-US"/>
+              </w:rPr>
+            </w:pPr>
+            <w:r>
+              <w:rPr>
+                <w:lang w:val="en-US"/>
+              </w:rPr>
+              <w:t>UUID</w:t>
+            </w:r>
+          </w:p>
+        </w:tc>
+        <w:tc>
+          <w:tcPr>
+            <w:tcW w:w="2336" w:type="dxa"/>
+          </w:tcPr>
+          <w:p>
+            <w:pPr>
+              <w:ind w:firstLine="0"/>
+              <w:rPr>
+                <w:lang w:val="en-US"/>
+              </w:rPr>
+            </w:pPr>
+            <w:r>
+              <w:rPr>
+                <w:lang w:val="en-US"/>
+              </w:rPr>
+              <w:t xml:space="preserve">FK </w:t>
+            </w:r>
+            <w:r>
+              <w:rPr>
+                <w:lang w:val="en-US"/>
+              </w:rPr>
+              <w:t>-</w:t>
+            </w:r>
+            <w:r>
+              <w:rPr>
+                <w:lang w:val="en-US"/>
+              </w:rPr>
+              <w:t xml:space="preserve"> users.id, NULL</w:t>
+            </w:r>
+          </w:p>
+        </w:tc>
+        <w:tc>
+          <w:tcPr>
+            <w:tcW w:w="2337" w:type="dxa"/>
+          </w:tcPr>
+          <w:p>
+            <w:pPr>
+              <w:ind w:firstLine="0"/>
+              <w:rPr>
+                <w:lang w:val="en-US"/>
+              </w:rPr>
+            </w:pPr>
+            <w:r>
+              <w:t>Модератор</w:t>
+            </w:r>
+            <w:r>
+              <w:rPr>
+                <w:lang w:val="en-US"/>
+              </w:rPr>
+              <w:t xml:space="preserve">, </w:t>
+            </w:r>
+            <w:r>
+              <w:t>закрывший</w:t>
+            </w:r>
+            <w:r>
+              <w:rPr>
+                <w:lang w:val="en-US"/>
+              </w:rPr>
+              <w:t xml:space="preserve"> </w:t>
+            </w:r>
+            <w:r>
+              <w:t>жалобу</w:t>
+            </w:r>
+          </w:p>
+        </w:tc>
+      </w:tr>
+      <w:tr>
+        <w:tc>
+          <w:tcPr>
+            <w:tcW w:w="2336" w:type="dxa"/>
+          </w:tcPr>
+          <w:p>
+            <w:pPr>
+              <w:ind w:firstLine="0"/>
+              <w:rPr>
+                <w:lang w:val="en-US"/>
+              </w:rPr>
+            </w:pPr>
+            <w:proofErr w:type="spellStart"/>
+            <w:r>
+              <w:rPr>
+                <w:lang w:val="en-US"/>
+              </w:rPr>
+              <w:t>created_at</w:t>
+            </w:r>
+            <w:proofErr w:type="spellEnd"/>
+          </w:p>
+        </w:tc>
+        <w:tc>
+          <w:tcPr>
+            <w:tcW w:w="2336" w:type="dxa"/>
+          </w:tcPr>
+          <w:p>
+            <w:pPr>
+              <w:ind w:firstLine="0"/>
+              <w:rPr>
+                <w:lang w:val="en-US"/>
+              </w:rPr>
+            </w:pPr>
+            <w:r>
+              <w:rPr>
+                <w:lang w:val="en-US"/>
+              </w:rPr>
+              <w:t>TIMESTAMPTZ</w:t>
+            </w:r>
+          </w:p>
+        </w:tc>
+        <w:tc>
+          <w:tcPr>
+            <w:tcW w:w="2336" w:type="dxa"/>
+          </w:tcPr>
+          <w:p>
+            <w:pPr>
+              <w:ind w:firstLine="0"/>
+              <w:rPr>
+                <w:lang w:val="en-US"/>
+              </w:rPr>
+            </w:pPr>
+            <w:r>
+              <w:rPr>
+                <w:lang w:val="en-US"/>
+              </w:rPr>
+              <w:t xml:space="preserve">NOT NULL, DEFAULT </w:t>
+            </w:r>
+            <w:proofErr w:type="gramStart"/>
+            <w:r>
+              <w:rPr>
+                <w:lang w:val="en-US"/>
+              </w:rPr>
+              <w:t>now(</w:t>
+            </w:r>
+            <w:proofErr w:type="gramEnd"/>
+            <w:r>
+              <w:rPr>
+                <w:lang w:val="en-US"/>
+              </w:rPr>
+              <w:t>)</w:t>
+            </w:r>
+          </w:p>
+        </w:tc>
+        <w:tc>
+          <w:tcPr>
+            <w:tcW w:w="2337" w:type="dxa"/>
+          </w:tcPr>
+          <w:p>
+            <w:pPr>
+              <w:ind w:firstLine="0"/>
+              <w:rPr>
+                <w:lang w:val="en-US"/>
+              </w:rPr>
+            </w:pPr>
+            <w:r>
+              <w:t>Время</w:t>
+            </w:r>
+            <w:r>
+              <w:rPr>
+                <w:lang w:val="en-US"/>
+              </w:rPr>
+              <w:t xml:space="preserve"> </w:t>
+            </w:r>
+            <w:r>
+              <w:t>жалобы</w:t>
+            </w:r>
+          </w:p>
+        </w:tc>
+      </w:tr>
+      <w:tr>
+        <w:tc>
+          <w:tcPr>
+            <w:tcW w:w="2336" w:type="dxa"/>
+          </w:tcPr>
+          <w:p>
+            <w:pPr>
+              <w:ind w:firstLine="0"/>
+              <w:rPr>
+                <w:lang w:val="en-US"/>
+              </w:rPr>
+            </w:pPr>
+            <w:proofErr w:type="spellStart"/>
+            <w:r>
+              <w:rPr>
+                <w:lang w:val="en-US"/>
+              </w:rPr>
+              <w:t>resolved_at</w:t>
+            </w:r>
+            <w:proofErr w:type="spellEnd"/>
+          </w:p>
+        </w:tc>
+        <w:tc>
+          <w:tcPr>
+            <w:tcW w:w="2336" w:type="dxa"/>
+          </w:tcPr>
+          <w:p>
+            <w:pPr>
+              <w:ind w:firstLine="0"/>
+              <w:rPr>
+                <w:lang w:val="en-US"/>
+              </w:rPr>
+            </w:pPr>
+            <w:r>
+              <w:rPr>
+                <w:lang w:val="en-US"/>
+              </w:rPr>
+              <w:t>TIMESTAMPTZ</w:t>
+            </w:r>
+          </w:p>
+        </w:tc>
+        <w:tc>
+          <w:tcPr>
+            <w:tcW w:w="2336" w:type="dxa"/>
+          </w:tcPr>
+          <w:p>
+            <w:pPr>
+              <w:ind w:firstLine="0"/>
+              <w:rPr>
+                <w:lang w:val="en-US"/>
+              </w:rPr>
+            </w:pPr>
+            <w:r>
+              <w:rPr>
+                <w:lang w:val="en-US"/>
+              </w:rPr>
+              <w:t>NULL</w:t>
+            </w:r>
+          </w:p>
+        </w:tc>
+        <w:tc>
+          <w:tcPr>
+            <w:tcW w:w="2337" w:type="dxa"/>
+          </w:tcPr>
+          <w:p>
+            <w:pPr>
+              <w:ind w:firstLine="0"/>
+              <w:rPr>
+                <w:lang w:val="en-US"/>
+              </w:rPr>
+            </w:pPr>
+            <w:r>
+              <w:t>Когда</w:t>
+            </w:r>
+            <w:r>
+              <w:rPr>
+                <w:lang w:val="en-US"/>
+              </w:rPr>
+              <w:t xml:space="preserve"> </w:t>
+            </w:r>
+            <w:r>
+              <w:t>закрыта</w:t>
+            </w:r>
+          </w:p>
+        </w:tc>
+      </w:tr>
+    </w:tbl>
+    <w:p>
+      <w:pPr>
+        <w:ind w:firstLine="0"/>
+      </w:pPr>
+    </w:p>
+    <w:p>
+      <w:pPr>
+        <w:pStyle w:val="a7"/>
+        <w:numPr>
+          <w:ilvl w:val="0"/>
+          <w:numId w:val="6"/>
+        </w:numPr>
+      </w:pPr>
+      <w:r>
+        <w:t xml:space="preserve">Описание таблицы </w:t>
+      </w:r>
+      <w:proofErr w:type="spellStart"/>
+      <w:r>
+        <w:t>point_photos</w:t>
+      </w:r>
+      <w:proofErr w:type="spellEnd"/>
+      <w:r>
+        <w:t>.</w:t>
+      </w:r>
+    </w:p>
+    <w:tbl>
+      <w:tblPr>
+        <w:tblStyle w:val="ac"/>
+        <w:tblW w:w="0" w:type="auto"/>
+        <w:tblLook w:val="04A0" w:firstRow="1" w:lastRow="0" w:firstColumn="1" w:lastColumn="0" w:noHBand="0" w:noVBand="1"/>
+      </w:tblPr>
+      <w:tblGrid>
+        <w:gridCol w:w="2275"/>
+        <w:gridCol w:w="2320"/>
+        <w:gridCol w:w="2440"/>
+        <w:gridCol w:w="2310"/>
+      </w:tblGrid>
+      <w:tr>
+        <w:tc>
+          <w:tcPr>
+            <w:tcW w:w="2336" w:type="dxa"/>
+          </w:tcPr>
+          <w:p>
+            <w:pPr>
+              <w:ind w:firstLine="0"/>
+            </w:pPr>
+            <w:r>
+              <w:t>Поле</w:t>
+            </w:r>
+          </w:p>
+        </w:tc>
+        <w:tc>
+          <w:tcPr>
+            <w:tcW w:w="2336" w:type="dxa"/>
+          </w:tcPr>
+          <w:p>
+            <w:pPr>
+              <w:ind w:firstLine="0"/>
+            </w:pPr>
+            <w:r>
+              <w:t>Тип</w:t>
+            </w:r>
+          </w:p>
+        </w:tc>
+        <w:tc>
+          <w:tcPr>
+            <w:tcW w:w="2336" w:type="dxa"/>
+          </w:tcPr>
+          <w:p>
+            <w:pPr>
+              <w:ind w:firstLine="0"/>
+            </w:pPr>
+            <w:r>
+              <w:t>Ограничения</w:t>
+            </w:r>
+          </w:p>
+        </w:tc>
+        <w:tc>
+          <w:tcPr>
+            <w:tcW w:w="2337" w:type="dxa"/>
+          </w:tcPr>
+          <w:p>
+            <w:pPr>
+              <w:ind w:firstLine="0"/>
+            </w:pPr>
+            <w:r>
+              <w:t>Описание</w:t>
+            </w:r>
+          </w:p>
+        </w:tc>
+      </w:tr>
+      <w:tr>
+        <w:tc>
+          <w:tcPr>
+            <w:tcW w:w="2336" w:type="dxa"/>
+          </w:tcPr>
+          <w:p>
+            <w:pPr>
+              <w:ind w:firstLine="0"/>
+            </w:pPr>
+            <w:proofErr w:type="spellStart"/>
+            <w:r>
+              <w:t>id</w:t>
+            </w:r>
+            <w:proofErr w:type="spellEnd"/>
+          </w:p>
+        </w:tc>
+        <w:tc>
+          <w:tcPr>
+            <w:tcW w:w="2336" w:type="dxa"/>
+          </w:tcPr>
+          <w:p>
+            <w:pPr>
+              <w:ind w:firstLine="0"/>
+            </w:pPr>
+            <w:r>
+              <w:t>UUID</w:t>
+            </w:r>
+          </w:p>
+        </w:tc>
+        <w:tc>
+          <w:tcPr>
+            <w:tcW w:w="2336" w:type="dxa"/>
+          </w:tcPr>
+          <w:p>
+            <w:pPr>
+              <w:ind w:firstLine="0"/>
+              <w:rPr>
+                <w:lang w:val="en-US"/>
+              </w:rPr>
+            </w:pPr>
+            <w:r>
+              <w:rPr>
+                <w:lang w:val="en-US"/>
+              </w:rPr>
+              <w:t xml:space="preserve">PK, DEFAULT </w:t>
+            </w:r>
+            <w:proofErr w:type="spellStart"/>
+            <w:r>
+              <w:rPr>
+                <w:lang w:val="en-US"/>
+              </w:rPr>
+              <w:t>gen_random_</w:t>
+            </w:r>
+            <w:proofErr w:type="gramStart"/>
+            <w:r>
+              <w:rPr>
+                <w:lang w:val="en-US"/>
+              </w:rPr>
+              <w:t>uuid</w:t>
+            </w:r>
+            <w:proofErr w:type="spellEnd"/>
+            <w:r>
+              <w:rPr>
+                <w:lang w:val="en-US"/>
+              </w:rPr>
+              <w:t>(</w:t>
+            </w:r>
+            <w:proofErr w:type="gramEnd"/>
+            <w:r>
+              <w:rPr>
+                <w:lang w:val="en-US"/>
+              </w:rPr>
+              <w:t>)</w:t>
+            </w:r>
+          </w:p>
+        </w:tc>
+        <w:tc>
+          <w:tcPr>
+            <w:tcW w:w="2337" w:type="dxa"/>
+          </w:tcPr>
+          <w:p>
+            <w:pPr>
+              <w:ind w:firstLine="0"/>
+            </w:pPr>
+            <w:r>
+              <w:t>Уникальный идентификатор фото</w:t>
+            </w:r>
+          </w:p>
+        </w:tc>
+      </w:tr>
+      <w:tr>
+        <w:tc>
+          <w:tcPr>
+            <w:tcW w:w="2336" w:type="dxa"/>
+          </w:tcPr>
+          <w:p>
+            <w:pPr>
+              <w:ind w:firstLine="0"/>
+              <w:rPr>
+                <w:lang w:val="en-US"/>
+              </w:rPr>
+            </w:pPr>
+            <w:proofErr w:type="spellStart"/>
+            <w:r>
+              <w:rPr>
+                <w:lang w:val="en-US"/>
+              </w:rPr>
+              <w:t>point_id</w:t>
+            </w:r>
+            <w:proofErr w:type="spellEnd"/>
+          </w:p>
+        </w:tc>
+        <w:tc>
+          <w:tcPr>
+            <w:tcW w:w="2336" w:type="dxa"/>
+          </w:tcPr>
+          <w:p>
+            <w:pPr>
+              <w:ind w:firstLine="0"/>
+              <w:rPr>
+                <w:lang w:val="en-US"/>
+              </w:rPr>
+            </w:pPr>
+            <w:r>
+              <w:rPr>
+                <w:lang w:val="en-US"/>
+              </w:rPr>
+              <w:t>UUID</w:t>
+            </w:r>
+          </w:p>
+        </w:tc>
+        <w:tc>
+          <w:tcPr>
+            <w:tcW w:w="2336" w:type="dxa"/>
+          </w:tcPr>
+          <w:p>
+            <w:pPr>
+              <w:ind w:firstLine="0"/>
+              <w:rPr>
+                <w:lang w:val="en-US"/>
+              </w:rPr>
+            </w:pPr>
+            <w:r>
+              <w:rPr>
+                <w:lang w:val="en-US"/>
+              </w:rPr>
+              <w:t xml:space="preserve">FK </w:t>
+            </w:r>
+            <w:r>
+              <w:rPr>
+                <w:lang w:val="en-US"/>
+              </w:rPr>
+              <w:t>-</w:t>
+            </w:r>
+            <w:r>
+              <w:rPr>
+                <w:lang w:val="en-US"/>
+              </w:rPr>
+              <w:t xml:space="preserve"> points.id ON DELETE CASCADE, NOT NULL</w:t>
+            </w:r>
+          </w:p>
+        </w:tc>
+        <w:tc>
+          <w:tcPr>
+            <w:tcW w:w="2337" w:type="dxa"/>
+          </w:tcPr>
+          <w:p>
+            <w:pPr>
+              <w:ind w:firstLine="0"/>
+              <w:rPr>
+                <w:lang w:val="en-US"/>
+              </w:rPr>
+            </w:pPr>
+            <w:r>
+              <w:t>Точка</w:t>
+            </w:r>
+          </w:p>
+        </w:tc>
+      </w:tr>
+      <w:tr>
+        <w:tc>
+          <w:tcPr>
+            <w:tcW w:w="2336" w:type="dxa"/>
+          </w:tcPr>
+          <w:p>
+            <w:pPr>
+              <w:ind w:firstLine="0"/>
+              <w:rPr>
+                <w:lang w:val="en-US"/>
+              </w:rPr>
+            </w:pPr>
+            <w:proofErr w:type="spellStart"/>
+            <w:r>
+              <w:rPr>
+                <w:lang w:val="en-US"/>
+              </w:rPr>
+              <w:t>url</w:t>
+            </w:r>
+            <w:proofErr w:type="spellEnd"/>
+          </w:p>
+        </w:tc>
+        <w:tc>
+          <w:tcPr>
+            <w:tcW w:w="2336" w:type="dxa"/>
+          </w:tcPr>
+          <w:p>
+            <w:pPr>
+              <w:ind w:firstLine="0"/>
+              <w:rPr>
+                <w:lang w:val="en-US"/>
+              </w:rPr>
+            </w:pPr>
+            <w:proofErr w:type="gramStart"/>
+            <w:r>
+              <w:rPr>
+                <w:lang w:val="en-US"/>
+              </w:rPr>
+              <w:t>VARCHAR(</w:t>
+            </w:r>
+            <w:proofErr w:type="gramEnd"/>
+            <w:r>
+              <w:rPr>
+                <w:lang w:val="en-US"/>
+              </w:rPr>
+              <w:t>500)</w:t>
+            </w:r>
+          </w:p>
+        </w:tc>
+        <w:tc>
+          <w:tcPr>
+            <w:tcW w:w="2336" w:type="dxa"/>
+          </w:tcPr>
+          <w:p>
+            <w:pPr>
+              <w:ind w:firstLine="0"/>
+              <w:rPr>
+                <w:lang w:val="en-US"/>
+              </w:rPr>
+            </w:pPr>
+            <w:r>
+              <w:rPr>
+                <w:lang w:val="en-US"/>
+              </w:rPr>
+              <w:t>NOT NULL</w:t>
+            </w:r>
+          </w:p>
+        </w:tc>
+        <w:tc>
+          <w:tcPr>
+            <w:tcW w:w="2337" w:type="dxa"/>
+          </w:tcPr>
+          <w:p>
+            <w:pPr>
+              <w:ind w:firstLine="0"/>
+              <w:rPr>
+                <w:lang w:val="en-US"/>
+              </w:rPr>
+            </w:pPr>
+            <w:r>
+              <w:rPr>
+                <w:lang w:val="en-US"/>
+              </w:rPr>
+              <w:t xml:space="preserve">URL </w:t>
+            </w:r>
+            <w:r>
+              <w:t>файла</w:t>
+            </w:r>
+            <w:r>
+              <w:rPr>
+                <w:lang w:val="en-US"/>
+              </w:rPr>
+              <w:t xml:space="preserve"> </w:t>
+            </w:r>
+            <w:r>
+              <w:t>в</w:t>
+            </w:r>
+            <w:r>
+              <w:rPr>
+                <w:lang w:val="en-US"/>
+              </w:rPr>
+              <w:t xml:space="preserve"> </w:t>
+            </w:r>
+            <w:r>
+              <w:t>хранилище</w:t>
+            </w:r>
+          </w:p>
+        </w:tc>
+      </w:tr>
+      <w:tr>
+        <w:tc>
+          <w:tcPr>
+            <w:tcW w:w="2336" w:type="dxa"/>
+          </w:tcPr>
+          <w:p>
+            <w:pPr>
+              <w:ind w:firstLine="0"/>
+              <w:rPr>
+                <w:lang w:val="en-US"/>
+              </w:rPr>
+            </w:pPr>
+            <w:proofErr w:type="spellStart"/>
+            <w:r>
+              <w:rPr>
+                <w:lang w:val="en-US"/>
+              </w:rPr>
+              <w:t>uploaded_by</w:t>
+            </w:r>
+            <w:proofErr w:type="spellEnd"/>
+          </w:p>
+        </w:tc>
+        <w:tc>
+          <w:tcPr>
+            <w:tcW w:w="2336" w:type="dxa"/>
+          </w:tcPr>
+          <w:p>
+            <w:pPr>
+              <w:ind w:firstLine="0"/>
+              <w:rPr>
+                <w:lang w:val="en-US"/>
+              </w:rPr>
+            </w:pPr>
+            <w:r>
+              <w:rPr>
+                <w:lang w:val="en-US"/>
+              </w:rPr>
+              <w:t>UUID</w:t>
+            </w:r>
+          </w:p>
+        </w:tc>
+        <w:tc>
+          <w:tcPr>
+            <w:tcW w:w="2336" w:type="dxa"/>
+          </w:tcPr>
+          <w:p>
+            <w:pPr>
+              <w:ind w:firstLine="0"/>
+              <w:rPr>
+                <w:lang w:val="en-US"/>
+              </w:rPr>
+            </w:pPr>
+            <w:r>
+              <w:rPr>
+                <w:lang w:val="en-US"/>
+              </w:rPr>
+              <w:t xml:space="preserve">FK </w:t>
+            </w:r>
+            <w:r>
+              <w:rPr>
+                <w:lang w:val="en-US"/>
+              </w:rPr>
+              <w:t>-</w:t>
+            </w:r>
+            <w:r>
+              <w:rPr>
+                <w:lang w:val="en-US"/>
+              </w:rPr>
+              <w:t xml:space="preserve"> users.id ON DELETE SET NULL, NULL</w:t>
+            </w:r>
+          </w:p>
+        </w:tc>
+        <w:tc>
+          <w:tcPr>
+            <w:tcW w:w="2337" w:type="dxa"/>
+          </w:tcPr>
+          <w:p>
+            <w:pPr>
+              <w:ind w:firstLine="0"/>
+              <w:rPr>
+                <w:lang w:val="en-US"/>
+              </w:rPr>
+            </w:pPr>
+            <w:r>
+              <w:t>Кто</w:t>
+            </w:r>
+            <w:r>
+              <w:rPr>
+                <w:lang w:val="en-US"/>
+              </w:rPr>
+              <w:t xml:space="preserve"> </w:t>
+            </w:r>
+            <w:r>
+              <w:t>загрузил</w:t>
+            </w:r>
+          </w:p>
+        </w:tc>
+      </w:tr>
+      <w:tr>
+        <w:tc>
+          <w:tcPr>
+            <w:tcW w:w="2336" w:type="dxa"/>
+          </w:tcPr>
+          <w:p>
+            <w:pPr>
+              <w:ind w:firstLine="0"/>
+              <w:rPr>
+                <w:lang w:val="en-US"/>
+              </w:rPr>
+            </w:pPr>
+            <w:proofErr w:type="spellStart"/>
+            <w:r>
+              <w:rPr>
+                <w:lang w:val="en-US"/>
+              </w:rPr>
+              <w:lastRenderedPageBreak/>
+              <w:t>is_approved</w:t>
+            </w:r>
+            <w:proofErr w:type="spellEnd"/>
+          </w:p>
+        </w:tc>
+        <w:tc>
+          <w:tcPr>
+            <w:tcW w:w="2336" w:type="dxa"/>
+          </w:tcPr>
+          <w:p>
+            <w:pPr>
+              <w:ind w:firstLine="0"/>
+              <w:rPr>
+                <w:lang w:val="en-US"/>
+              </w:rPr>
+            </w:pPr>
+            <w:r>
+              <w:rPr>
+                <w:lang w:val="en-US"/>
+              </w:rPr>
+              <w:t>BOOLEAN</w:t>
+            </w:r>
+          </w:p>
+        </w:tc>
+        <w:tc>
+          <w:tcPr>
+            <w:tcW w:w="2336" w:type="dxa"/>
+          </w:tcPr>
+          <w:p>
+            <w:pPr>
+              <w:ind w:firstLine="0"/>
+              <w:rPr>
+                <w:lang w:val="en-US"/>
+              </w:rPr>
+            </w:pPr>
+            <w:r>
+              <w:rPr>
+                <w:lang w:val="en-US"/>
+              </w:rPr>
+              <w:t>NOT NULL, DEFAULT false</w:t>
+            </w:r>
+          </w:p>
+        </w:tc>
+        <w:tc>
+          <w:tcPr>
+            <w:tcW w:w="2337" w:type="dxa"/>
+          </w:tcPr>
+          <w:p>
+            <w:pPr>
+              <w:ind w:firstLine="0"/>
+              <w:rPr>
+                <w:lang w:val="en-US"/>
+              </w:rPr>
+            </w:pPr>
+            <w:r>
+              <w:t>Прошло</w:t>
+            </w:r>
+            <w:r>
+              <w:rPr>
+                <w:lang w:val="en-US"/>
+              </w:rPr>
+              <w:t xml:space="preserve"> </w:t>
+            </w:r>
+            <w:r>
+              <w:t>ли</w:t>
+            </w:r>
+            <w:r>
+              <w:rPr>
+                <w:lang w:val="en-US"/>
+              </w:rPr>
+              <w:t xml:space="preserve"> </w:t>
+            </w:r>
+            <w:r>
+              <w:t>модерацию</w:t>
+            </w:r>
+          </w:p>
+        </w:tc>
+      </w:tr>
+      <w:tr>
+        <w:tc>
+          <w:tcPr>
+            <w:tcW w:w="2336" w:type="dxa"/>
+          </w:tcPr>
+          <w:p>
+            <w:pPr>
+              <w:ind w:firstLine="0"/>
+              <w:rPr>
+                <w:lang w:val="en-US"/>
+              </w:rPr>
+            </w:pPr>
+            <w:proofErr w:type="spellStart"/>
+            <w:r>
+              <w:rPr>
+                <w:lang w:val="en-US"/>
+              </w:rPr>
+              <w:t>created_at</w:t>
+            </w:r>
+            <w:proofErr w:type="spellEnd"/>
+          </w:p>
+        </w:tc>
+        <w:tc>
+          <w:tcPr>
+            <w:tcW w:w="2336" w:type="dxa"/>
+          </w:tcPr>
+          <w:p>
+            <w:pPr>
+              <w:ind w:firstLine="0"/>
+              <w:rPr>
+                <w:lang w:val="en-US"/>
+              </w:rPr>
+            </w:pPr>
+            <w:r>
+              <w:rPr>
+                <w:lang w:val="en-US"/>
+              </w:rPr>
+              <w:t>TIMESTAMPTZ</w:t>
+            </w:r>
+          </w:p>
+        </w:tc>
+        <w:tc>
+          <w:tcPr>
+            <w:tcW w:w="2336" w:type="dxa"/>
+          </w:tcPr>
+          <w:p>
+            <w:pPr>
+              <w:ind w:firstLine="0"/>
+              <w:rPr>
+                <w:lang w:val="en-US"/>
+              </w:rPr>
+            </w:pPr>
+            <w:r>
+              <w:rPr>
+                <w:lang w:val="en-US"/>
+              </w:rPr>
+              <w:t xml:space="preserve">NOT NULL, DEFAULT </w:t>
+            </w:r>
+            <w:proofErr w:type="gramStart"/>
+            <w:r>
+              <w:rPr>
+                <w:lang w:val="en-US"/>
+              </w:rPr>
+              <w:t>now(</w:t>
+            </w:r>
+            <w:proofErr w:type="gramEnd"/>
+            <w:r>
+              <w:rPr>
+                <w:lang w:val="en-US"/>
+              </w:rPr>
+              <w:t>)</w:t>
+            </w:r>
+          </w:p>
+        </w:tc>
+        <w:tc>
+          <w:tcPr>
+            <w:tcW w:w="2337" w:type="dxa"/>
+          </w:tcPr>
+          <w:p>
+            <w:pPr>
+              <w:ind w:firstLine="0"/>
+              <w:rPr>
+                <w:lang w:val="en-US"/>
+              </w:rPr>
+            </w:pPr>
+            <w:r>
+              <w:t>Время</w:t>
+            </w:r>
+            <w:r>
+              <w:rPr>
+                <w:lang w:val="en-US"/>
+              </w:rPr>
+              <w:t xml:space="preserve"> </w:t>
+            </w:r>
+            <w:r>
+              <w:t>загрузки</w:t>
+            </w:r>
+          </w:p>
+        </w:tc>
+      </w:tr>
+    </w:tbl>
+    <w:p>
+      <w:pPr>
+        <w:ind w:firstLine="0"/>
+      </w:pPr>
+    </w:p>
+    <w:p>
+      <w:pPr>
+        <w:pStyle w:val="a7"/>
+        <w:numPr>
+          <w:ilvl w:val="0"/>
+          <w:numId w:val="6"/>
+        </w:numPr>
+      </w:pPr>
+      <w:r>
+        <w:t xml:space="preserve">Описание таблицы </w:t>
+      </w:r>
+      <w:proofErr w:type="spellStart"/>
+      <w:r>
+        <w:t>saved_routes</w:t>
+      </w:r>
+      <w:proofErr w:type="spellEnd"/>
+      <w:r>
+        <w:t>.</w:t>
+      </w:r>
+    </w:p>
+    <w:tbl>
+      <w:tblPr>
+        <w:tblStyle w:val="ac"/>
+        <w:tblW w:w="0" w:type="auto"/>
+        <w:tblLook w:val="04A0" w:firstRow="1" w:lastRow="0" w:firstColumn="1" w:lastColumn="0" w:noHBand="0" w:noVBand="1"/>
+      </w:tblPr>
+      <w:tblGrid>
+        <w:gridCol w:w="1828"/>
+        <w:gridCol w:w="2954"/>
+        <w:gridCol w:w="2440"/>
+        <w:gridCol w:w="2123"/>
+      </w:tblGrid>
+      <w:tr>
+        <w:tc>
+          <w:tcPr>
+            <w:tcW w:w="2336" w:type="dxa"/>
+          </w:tcPr>
+          <w:p>
+            <w:pPr>
+              <w:ind w:firstLine="0"/>
+            </w:pPr>
+            <w:r>
+              <w:t>Поле</w:t>
+            </w:r>
+          </w:p>
+        </w:tc>
+        <w:tc>
+          <w:tcPr>
+            <w:tcW w:w="2336" w:type="dxa"/>
+          </w:tcPr>
+          <w:p>
+            <w:pPr>
+              <w:ind w:firstLine="0"/>
+            </w:pPr>
+            <w:r>
+              <w:t>Тип</w:t>
+            </w:r>
+          </w:p>
+        </w:tc>
+        <w:tc>
+          <w:tcPr>
+            <w:tcW w:w="2336" w:type="dxa"/>
+          </w:tcPr>
+          <w:p>
+            <w:pPr>
+              <w:ind w:firstLine="0"/>
+            </w:pPr>
+            <w:r>
+              <w:t>Ограничения</w:t>
+            </w:r>
+          </w:p>
+        </w:tc>
+        <w:tc>
+          <w:tcPr>
+            <w:tcW w:w="2337" w:type="dxa"/>
+          </w:tcPr>
+          <w:p>
+            <w:pPr>
+              <w:ind w:firstLine="0"/>
+            </w:pPr>
+            <w:r>
+              <w:t>Описание</w:t>
+            </w:r>
+          </w:p>
+        </w:tc>
+      </w:tr>
+      <w:tr>
+        <w:tc>
+          <w:tcPr>
+            <w:tcW w:w="2336" w:type="dxa"/>
+          </w:tcPr>
+          <w:p>
+            <w:pPr>
+              <w:ind w:firstLine="0"/>
+            </w:pPr>
+            <w:proofErr w:type="spellStart"/>
+            <w:r>
+              <w:t>id</w:t>
+            </w:r>
+            <w:proofErr w:type="spellEnd"/>
+          </w:p>
+        </w:tc>
+        <w:tc>
+          <w:tcPr>
+            <w:tcW w:w="2336" w:type="dxa"/>
+          </w:tcPr>
+          <w:p>
+            <w:pPr>
+              <w:ind w:firstLine="0"/>
+            </w:pPr>
+            <w:r>
+              <w:t>UUID</w:t>
+            </w:r>
+          </w:p>
+        </w:tc>
+        <w:tc>
+          <w:tcPr>
+            <w:tcW w:w="2336" w:type="dxa"/>
+          </w:tcPr>
+          <w:p>
+            <w:pPr>
+              <w:ind w:firstLine="0"/>
+              <w:rPr>
+                <w:lang w:val="en-US"/>
+              </w:rPr>
+            </w:pPr>
+            <w:r>
+              <w:rPr>
+                <w:lang w:val="en-US"/>
+              </w:rPr>
+              <w:t xml:space="preserve">PK, DEFAULT </w:t>
+            </w:r>
+            <w:proofErr w:type="spellStart"/>
+            <w:r>
+              <w:rPr>
+                <w:lang w:val="en-US"/>
+              </w:rPr>
+              <w:t>gen_random_</w:t>
+            </w:r>
+            <w:proofErr w:type="gramStart"/>
+            <w:r>
+              <w:rPr>
+                <w:lang w:val="en-US"/>
+              </w:rPr>
+              <w:t>uuid</w:t>
+            </w:r>
+            <w:proofErr w:type="spellEnd"/>
+            <w:r>
+              <w:rPr>
+                <w:lang w:val="en-US"/>
+              </w:rPr>
+              <w:t>(</w:t>
+            </w:r>
+            <w:proofErr w:type="gramEnd"/>
+            <w:r>
+              <w:rPr>
+                <w:lang w:val="en-US"/>
+              </w:rPr>
+              <w:t>)</w:t>
+            </w:r>
+          </w:p>
+        </w:tc>
+        <w:tc>
+          <w:tcPr>
+            <w:tcW w:w="2337" w:type="dxa"/>
+          </w:tcPr>
+          <w:p>
+            <w:pPr>
+              <w:ind w:firstLine="0"/>
+            </w:pPr>
+            <w:r>
+              <w:t>Уникальный идентификатор маршрута</w:t>
+            </w:r>
+          </w:p>
+        </w:tc>
+      </w:tr>
+      <w:tr>
+        <w:tc>
+          <w:tcPr>
+            <w:tcW w:w="2336" w:type="dxa"/>
+          </w:tcPr>
+          <w:p>
+            <w:pPr>
+              <w:ind w:firstLine="0"/>
+              <w:rPr>
+                <w:lang w:val="en-US"/>
+              </w:rPr>
+            </w:pPr>
+            <w:proofErr w:type="spellStart"/>
+            <w:r>
+              <w:rPr>
+                <w:lang w:val="en-US"/>
+              </w:rPr>
+              <w:t>user_id</w:t>
+            </w:r>
+            <w:proofErr w:type="spellEnd"/>
+          </w:p>
+        </w:tc>
+        <w:tc>
+          <w:tcPr>
+            <w:tcW w:w="2336" w:type="dxa"/>
+          </w:tcPr>
+          <w:p>
+            <w:pPr>
+              <w:ind w:firstLine="0"/>
+              <w:rPr>
+                <w:lang w:val="en-US"/>
+              </w:rPr>
+            </w:pPr>
+            <w:r>
+              <w:rPr>
+                <w:lang w:val="en-US"/>
+              </w:rPr>
+              <w:t>UUID</w:t>
+            </w:r>
+          </w:p>
+        </w:tc>
+        <w:tc>
+          <w:tcPr>
+            <w:tcW w:w="2336" w:type="dxa"/>
+          </w:tcPr>
+          <w:p>
+            <w:pPr>
+              <w:ind w:firstLine="0"/>
+              <w:rPr>
+                <w:lang w:val="en-US"/>
+              </w:rPr>
+            </w:pPr>
+            <w:r>
+              <w:rPr>
+                <w:lang w:val="en-US"/>
+              </w:rPr>
+              <w:t xml:space="preserve">FK </w:t>
+            </w:r>
+            <w:r>
+              <w:rPr>
+                <w:lang w:val="en-US"/>
+              </w:rPr>
+              <w:t>-</w:t>
+            </w:r>
+            <w:r>
+              <w:rPr>
+                <w:lang w:val="en-US"/>
+              </w:rPr>
+              <w:t xml:space="preserve"> users.id ON DELETE CASCADE, NOT NULL</w:t>
+            </w:r>
+          </w:p>
+        </w:tc>
+        <w:tc>
+          <w:tcPr>
+            <w:tcW w:w="2337" w:type="dxa"/>
+          </w:tcPr>
+          <w:p>
+            <w:pPr>
+              <w:ind w:firstLine="0"/>
+              <w:rPr>
+                <w:lang w:val="en-US"/>
+              </w:rPr>
+            </w:pPr>
+            <w:r>
+              <w:t>Владелец</w:t>
+            </w:r>
+            <w:r>
+              <w:rPr>
+                <w:lang w:val="en-US"/>
+              </w:rPr>
+              <w:t xml:space="preserve"> </w:t>
+            </w:r>
+            <w:r>
+              <w:t>маршрута</w:t>
+            </w:r>
+          </w:p>
+        </w:tc>
+      </w:tr>
+      <w:tr>
+        <w:tc>
+          <w:tcPr>
+            <w:tcW w:w="2336" w:type="dxa"/>
+          </w:tcPr>
+          <w:p>
+            <w:pPr>
+              <w:ind w:firstLine="0"/>
+              <w:rPr>
+                <w:lang w:val="en-US"/>
+              </w:rPr>
+            </w:pPr>
+            <w:proofErr w:type="spellStart"/>
+            <w:r>
+              <w:rPr>
+                <w:lang w:val="en-US"/>
+              </w:rPr>
+              <w:t>from_location</w:t>
+            </w:r>
+            <w:proofErr w:type="spellEnd"/>
+          </w:p>
+        </w:tc>
+        <w:tc>
+          <w:tcPr>
+            <w:tcW w:w="2336" w:type="dxa"/>
+          </w:tcPr>
+          <w:p>
+            <w:pPr>
+              <w:ind w:firstLine="0"/>
+              <w:rPr>
+                <w:lang w:val="en-US"/>
+              </w:rPr>
+            </w:pPr>
+            <w:proofErr w:type="gramStart"/>
+            <w:r>
+              <w:rPr>
+                <w:lang w:val="en-US"/>
+              </w:rPr>
+              <w:t>GEOGRAPHY(</w:t>
+            </w:r>
+            <w:proofErr w:type="gramEnd"/>
+            <w:r>
+              <w:rPr>
+                <w:lang w:val="en-US"/>
+              </w:rPr>
+              <w:t>POINT, 4326)</w:t>
+            </w:r>
+          </w:p>
+        </w:tc>
+        <w:tc>
+          <w:tcPr>
+            <w:tcW w:w="2336" w:type="dxa"/>
+          </w:tcPr>
+          <w:p>
+            <w:pPr>
+              <w:ind w:firstLine="0"/>
+              <w:rPr>
+                <w:lang w:val="en-US"/>
+              </w:rPr>
+            </w:pPr>
+            <w:r>
+              <w:rPr>
+                <w:lang w:val="en-US"/>
+              </w:rPr>
+              <w:t>NOT NULL</w:t>
+            </w:r>
+          </w:p>
+        </w:tc>
+        <w:tc>
+          <w:tcPr>
+            <w:tcW w:w="2337" w:type="dxa"/>
+          </w:tcPr>
+          <w:p>
+            <w:pPr>
+              <w:ind w:firstLine="0"/>
+              <w:rPr>
+                <w:lang w:val="en-US"/>
+              </w:rPr>
+            </w:pPr>
+            <w:r>
+              <w:t>Начало</w:t>
+            </w:r>
+            <w:r>
+              <w:rPr>
+                <w:lang w:val="en-US"/>
+              </w:rPr>
+              <w:t xml:space="preserve"> </w:t>
+            </w:r>
+            <w:r>
+              <w:t>маршрута</w:t>
+            </w:r>
+          </w:p>
+        </w:tc>
+      </w:tr>
+      <w:tr>
+        <w:tc>
+          <w:tcPr>
+            <w:tcW w:w="2336" w:type="dxa"/>
+          </w:tcPr>
+          <w:p>
+            <w:pPr>
+              <w:ind w:firstLine="0"/>
+              <w:rPr>
+                <w:lang w:val="en-US"/>
+              </w:rPr>
+            </w:pPr>
+            <w:proofErr w:type="spellStart"/>
+            <w:r>
+              <w:rPr>
+                <w:lang w:val="en-US"/>
+              </w:rPr>
+              <w:t>to_location</w:t>
+            </w:r>
+            <w:proofErr w:type="spellEnd"/>
+          </w:p>
+        </w:tc>
+        <w:tc>
+          <w:tcPr>
+            <w:tcW w:w="2336" w:type="dxa"/>
+          </w:tcPr>
+          <w:p>
+            <w:pPr>
+              <w:ind w:firstLine="0"/>
+              <w:rPr>
+                <w:lang w:val="en-US"/>
+              </w:rPr>
+            </w:pPr>
+            <w:proofErr w:type="gramStart"/>
+            <w:r>
+              <w:rPr>
+                <w:lang w:val="en-US"/>
+              </w:rPr>
+              <w:t>GEOGRAPHY(</w:t>
+            </w:r>
+            <w:proofErr w:type="gramEnd"/>
+            <w:r>
+              <w:rPr>
+                <w:lang w:val="en-US"/>
+              </w:rPr>
+              <w:t>POINT, 4326)</w:t>
+            </w:r>
+          </w:p>
+        </w:tc>
+        <w:tc>
+          <w:tcPr>
+            <w:tcW w:w="2336" w:type="dxa"/>
+          </w:tcPr>
+          <w:p>
+            <w:pPr>
+              <w:ind w:firstLine="0"/>
+              <w:rPr>
+                <w:lang w:val="en-US"/>
+              </w:rPr>
+            </w:pPr>
+            <w:r>
+              <w:rPr>
+                <w:lang w:val="en-US"/>
+              </w:rPr>
+              <w:t>NOT NULL</w:t>
+            </w:r>
+          </w:p>
+        </w:tc>
+        <w:tc>
+          <w:tcPr>
+            <w:tcW w:w="2337" w:type="dxa"/>
+          </w:tcPr>
+          <w:p>
+            <w:pPr>
+              <w:ind w:firstLine="0"/>
+              <w:rPr>
+                <w:lang w:val="en-US"/>
+              </w:rPr>
+            </w:pPr>
+            <w:r>
+              <w:t>Конец</w:t>
+            </w:r>
+            <w:r>
+              <w:rPr>
+                <w:lang w:val="en-US"/>
+              </w:rPr>
+              <w:t xml:space="preserve"> </w:t>
+            </w:r>
+            <w:r>
+              <w:t>маршрута</w:t>
+            </w:r>
+          </w:p>
+        </w:tc>
+      </w:tr>
+      <w:tr>
+        <w:tc>
+          <w:tcPr>
+            <w:tcW w:w="2336" w:type="dxa"/>
+          </w:tcPr>
+          <w:p>
+            <w:pPr>
+              <w:ind w:firstLine="0"/>
+              <w:rPr>
+                <w:lang w:val="en-US"/>
+              </w:rPr>
+            </w:pPr>
+            <w:r>
+              <w:rPr>
+                <w:lang w:val="en-US"/>
+              </w:rPr>
+              <w:t>profile</w:t>
+            </w:r>
+          </w:p>
+        </w:tc>
+        <w:tc>
+          <w:tcPr>
+            <w:tcW w:w="2336" w:type="dxa"/>
+          </w:tcPr>
+          <w:p>
+            <w:pPr>
+              <w:ind w:firstLine="0"/>
+              <w:rPr>
+                <w:lang w:val="en-US"/>
+              </w:rPr>
+            </w:pPr>
+            <w:r>
+              <w:rPr>
+                <w:lang w:val="en-US"/>
+              </w:rPr>
+              <w:t>SITUATION_PROFILE (</w:t>
+            </w:r>
+            <w:proofErr w:type="spellStart"/>
+            <w:r>
+              <w:rPr>
+                <w:lang w:val="en-US"/>
+              </w:rPr>
+              <w:t>enum</w:t>
+            </w:r>
+            <w:proofErr w:type="spellEnd"/>
+            <w:r>
+              <w:rPr>
+                <w:lang w:val="en-US"/>
+              </w:rPr>
+              <w:t>)</w:t>
+            </w:r>
+          </w:p>
+        </w:tc>
+        <w:tc>
+          <w:tcPr>
+            <w:tcW w:w="2336" w:type="dxa"/>
+          </w:tcPr>
+          <w:p>
+            <w:pPr>
+              <w:ind w:firstLine="0"/>
+              <w:rPr>
+                <w:lang w:val="en-US"/>
+              </w:rPr>
+            </w:pPr>
+            <w:r>
+              <w:rPr>
+                <w:lang w:val="en-US"/>
+              </w:rPr>
+              <w:t>NOT NULL, DEFAULT 'DEFAULT'</w:t>
+            </w:r>
+          </w:p>
+        </w:tc>
+        <w:tc>
+          <w:tcPr>
+            <w:tcW w:w="2337" w:type="dxa"/>
+          </w:tcPr>
+          <w:p>
+            <w:pPr>
+              <w:ind w:firstLine="0"/>
+            </w:pPr>
+            <w:r>
+              <w:t>Профиль, под который построен маршрут</w:t>
+            </w:r>
+          </w:p>
+        </w:tc>
+      </w:tr>
+      <w:tr>
+        <w:tc>
+          <w:tcPr>
+            <w:tcW w:w="2336" w:type="dxa"/>
+          </w:tcPr>
+          <w:p>
+            <w:pPr>
+              <w:ind w:firstLine="0"/>
+              <w:rPr>
+                <w:lang w:val="en-US"/>
+              </w:rPr>
+            </w:pPr>
+            <w:r>
+              <w:rPr>
+                <w:lang w:val="en-US"/>
+              </w:rPr>
+              <w:t>polyline</w:t>
+            </w:r>
+          </w:p>
+        </w:tc>
+        <w:tc>
+          <w:tcPr>
+            <w:tcW w:w="2336" w:type="dxa"/>
+          </w:tcPr>
+          <w:p>
+            <w:pPr>
+              <w:ind w:firstLine="0"/>
+              <w:rPr>
+                <w:lang w:val="en-US"/>
+              </w:rPr>
+            </w:pPr>
+            <w:r>
+              <w:rPr>
+                <w:lang w:val="en-US"/>
+              </w:rPr>
+              <w:t>TEXT</w:t>
+            </w:r>
+          </w:p>
+        </w:tc>
+        <w:tc>
+          <w:tcPr>
+            <w:tcW w:w="2336" w:type="dxa"/>
+          </w:tcPr>
+          <w:p>
+            <w:pPr>
+              <w:ind w:firstLine="0"/>
+              <w:rPr>
+                <w:lang w:val="en-US"/>
+              </w:rPr>
+            </w:pPr>
+            <w:r>
+              <w:rPr>
+                <w:lang w:val="en-US"/>
+              </w:rPr>
+              <w:t>NOT NULL</w:t>
+            </w:r>
+          </w:p>
+        </w:tc>
+        <w:tc>
+          <w:tcPr>
+            <w:tcW w:w="2337" w:type="dxa"/>
+          </w:tcPr>
+          <w:p>
+            <w:pPr>
+              <w:ind w:firstLine="0"/>
+            </w:pPr>
+            <w:r>
+              <w:t>Закодированная геометрия маршрута (</w:t>
+            </w:r>
+            <w:r>
+              <w:rPr>
+                <w:lang w:val="en-US"/>
+              </w:rPr>
+              <w:t>Google</w:t>
+            </w:r>
+            <w:r>
+              <w:t xml:space="preserve"> </w:t>
+            </w:r>
+            <w:r>
+              <w:rPr>
+                <w:lang w:val="en-US"/>
+              </w:rPr>
+              <w:t>Polyline</w:t>
+            </w:r>
+            <w:r>
+              <w:t>)</w:t>
+            </w:r>
+          </w:p>
+        </w:tc>
+      </w:tr>
+      <w:tr>
+        <w:tc>
+          <w:tcPr>
+            <w:tcW w:w="2336" w:type="dxa"/>
+          </w:tcPr>
+          <w:p>
+            <w:pPr>
+              <w:ind w:firstLine="0"/>
+            </w:pPr>
+            <w:proofErr w:type="spellStart"/>
+            <w:r>
+              <w:t>waypoints</w:t>
+            </w:r>
+            <w:proofErr w:type="spellEnd"/>
+          </w:p>
+        </w:tc>
+        <w:tc>
+          <w:tcPr>
+            <w:tcW w:w="2336" w:type="dxa"/>
+          </w:tcPr>
+          <w:p>
+            <w:pPr>
+              <w:ind w:firstLine="0"/>
+            </w:pPr>
+            <w:r>
+              <w:t>JSONB</w:t>
+            </w:r>
+          </w:p>
+        </w:tc>
+        <w:tc>
+          <w:tcPr>
+            <w:tcW w:w="2336" w:type="dxa"/>
+          </w:tcPr>
+          <w:p>
+            <w:pPr>
+              <w:ind w:firstLine="0"/>
+            </w:pPr>
+            <w:r>
+              <w:t>NULL</w:t>
+            </w:r>
+          </w:p>
+        </w:tc>
+        <w:tc>
+          <w:tcPr>
+            <w:tcW w:w="2337" w:type="dxa"/>
+          </w:tcPr>
+          <w:p>
+            <w:pPr>
+              <w:ind w:firstLine="0"/>
+            </w:pPr>
+            <w:r>
+              <w:t xml:space="preserve">Массив </w:t>
+            </w:r>
+            <w:proofErr w:type="spellStart"/>
+            <w:r>
+              <w:t>waypoints</w:t>
+            </w:r>
+            <w:proofErr w:type="spellEnd"/>
+            <w:r>
+              <w:t xml:space="preserve"> (</w:t>
+            </w:r>
+            <w:proofErr w:type="spellStart"/>
+            <w:r>
+              <w:t>id</w:t>
+            </w:r>
+            <w:proofErr w:type="spellEnd"/>
+            <w:r>
+              <w:t xml:space="preserve"> </w:t>
+            </w:r>
+            <w:r>
+              <w:lastRenderedPageBreak/>
+              <w:t>точек, порядок, расстояние от старта)</w:t>
+            </w:r>
+          </w:p>
+        </w:tc>
+      </w:tr>
+      <w:tr>
+        <w:tc>
+          <w:tcPr>
+            <w:tcW w:w="2336" w:type="dxa"/>
+          </w:tcPr>
+          <w:p>
+            <w:pPr>
+              <w:ind w:firstLine="0"/>
+              <w:rPr>
+                <w:lang w:val="en-US"/>
+              </w:rPr>
+            </w:pPr>
+            <w:proofErr w:type="spellStart"/>
+            <w:r>
+              <w:rPr>
+                <w:lang w:val="en-US"/>
+              </w:rPr>
+              <w:lastRenderedPageBreak/>
+              <w:t>distance_m</w:t>
+            </w:r>
+            <w:proofErr w:type="spellEnd"/>
+          </w:p>
+        </w:tc>
+        <w:tc>
+          <w:tcPr>
+            <w:tcW w:w="2336" w:type="dxa"/>
+          </w:tcPr>
+          <w:p>
+            <w:pPr>
+              <w:ind w:firstLine="0"/>
+              <w:rPr>
+                <w:lang w:val="en-US"/>
+              </w:rPr>
+            </w:pPr>
+            <w:r>
+              <w:rPr>
+                <w:lang w:val="en-US"/>
+              </w:rPr>
+              <w:t>INT</w:t>
+            </w:r>
+          </w:p>
+        </w:tc>
+        <w:tc>
+          <w:tcPr>
+            <w:tcW w:w="2336" w:type="dxa"/>
+          </w:tcPr>
+          <w:p>
+            <w:pPr>
+              <w:ind w:firstLine="0"/>
+              <w:rPr>
+                <w:lang w:val="en-US"/>
+              </w:rPr>
+            </w:pPr>
+            <w:r>
+              <w:rPr>
+                <w:lang w:val="en-US"/>
+              </w:rPr>
+              <w:t>NOT NULL, CHECK &gt;= 0</w:t>
+            </w:r>
+          </w:p>
+        </w:tc>
+        <w:tc>
+          <w:tcPr>
+            <w:tcW w:w="2337" w:type="dxa"/>
+          </w:tcPr>
+          <w:p>
+            <w:pPr>
+              <w:ind w:firstLine="0"/>
+              <w:rPr>
+                <w:lang w:val="en-US"/>
+              </w:rPr>
+            </w:pPr>
+            <w:r>
+              <w:t>Длина</w:t>
+            </w:r>
+            <w:r>
+              <w:rPr>
+                <w:lang w:val="en-US"/>
+              </w:rPr>
+              <w:t xml:space="preserve"> </w:t>
+            </w:r>
+            <w:r>
+              <w:t>маршрута</w:t>
+            </w:r>
+            <w:r>
+              <w:rPr>
+                <w:lang w:val="en-US"/>
+              </w:rPr>
+              <w:t xml:space="preserve"> </w:t>
+            </w:r>
+            <w:r>
+              <w:t>в</w:t>
+            </w:r>
+            <w:r>
+              <w:rPr>
+                <w:lang w:val="en-US"/>
+              </w:rPr>
+              <w:t xml:space="preserve"> </w:t>
+            </w:r>
+            <w:r>
+              <w:t>метрах</w:t>
+            </w:r>
+          </w:p>
+        </w:tc>
+      </w:tr>
+      <w:tr>
+        <w:tc>
+          <w:tcPr>
+            <w:tcW w:w="2336" w:type="dxa"/>
+          </w:tcPr>
+          <w:p>
+            <w:pPr>
+              <w:ind w:firstLine="0"/>
+              <w:rPr>
+                <w:lang w:val="en-US"/>
+              </w:rPr>
+            </w:pPr>
+            <w:proofErr w:type="spellStart"/>
+            <w:r>
+              <w:rPr>
+                <w:lang w:val="en-US"/>
+              </w:rPr>
+              <w:t>duration_min</w:t>
+            </w:r>
+            <w:proofErr w:type="spellEnd"/>
+          </w:p>
+        </w:tc>
+        <w:tc>
+          <w:tcPr>
+            <w:tcW w:w="2336" w:type="dxa"/>
+          </w:tcPr>
+          <w:p>
+            <w:pPr>
+              <w:ind w:firstLine="0"/>
+              <w:rPr>
+                <w:lang w:val="en-US"/>
+              </w:rPr>
+            </w:pPr>
+            <w:r>
+              <w:rPr>
+                <w:lang w:val="en-US"/>
+              </w:rPr>
+              <w:t>INT</w:t>
+            </w:r>
+          </w:p>
+        </w:tc>
+        <w:tc>
+          <w:tcPr>
+            <w:tcW w:w="2336" w:type="dxa"/>
+          </w:tcPr>
+          <w:p>
+            <w:pPr>
+              <w:ind w:firstLine="0"/>
+              <w:rPr>
+                <w:lang w:val="en-US"/>
+              </w:rPr>
+            </w:pPr>
+            <w:r>
+              <w:rPr>
+                <w:lang w:val="en-US"/>
+              </w:rPr>
+              <w:t>NOT NULL, CHECK &gt;= 0</w:t>
+            </w:r>
+          </w:p>
+        </w:tc>
+        <w:tc>
+          <w:tcPr>
+            <w:tcW w:w="2337" w:type="dxa"/>
+          </w:tcPr>
+          <w:p>
+            <w:pPr>
+              <w:ind w:firstLine="0"/>
+              <w:rPr>
+                <w:lang w:val="en-US"/>
+              </w:rPr>
+            </w:pPr>
+            <w:r>
+              <w:t>Время</w:t>
+            </w:r>
+            <w:r>
+              <w:rPr>
+                <w:lang w:val="en-US"/>
+              </w:rPr>
+              <w:t xml:space="preserve"> </w:t>
+            </w:r>
+            <w:r>
+              <w:t>в</w:t>
+            </w:r>
+            <w:r>
+              <w:rPr>
+                <w:lang w:val="en-US"/>
+              </w:rPr>
+              <w:t xml:space="preserve"> </w:t>
+            </w:r>
+            <w:r>
+              <w:t>минутах</w:t>
+            </w:r>
+          </w:p>
+        </w:tc>
+      </w:tr>
+      <w:tr>
+        <w:tc>
+          <w:tcPr>
+            <w:tcW w:w="2336" w:type="dxa"/>
+          </w:tcPr>
+          <w:p>
+            <w:pPr>
+              <w:ind w:firstLine="0"/>
+              <w:rPr>
+                <w:lang w:val="en-US"/>
+              </w:rPr>
+            </w:pPr>
+            <w:proofErr w:type="spellStart"/>
+            <w:r>
+              <w:rPr>
+                <w:lang w:val="en-US"/>
+              </w:rPr>
+              <w:t>created_at</w:t>
+            </w:r>
+            <w:proofErr w:type="spellEnd"/>
+          </w:p>
+        </w:tc>
+        <w:tc>
+          <w:tcPr>
+            <w:tcW w:w="2336" w:type="dxa"/>
+          </w:tcPr>
+          <w:p>
+            <w:pPr>
+              <w:ind w:firstLine="0"/>
+              <w:rPr>
+                <w:lang w:val="en-US"/>
+              </w:rPr>
+            </w:pPr>
+            <w:r>
+              <w:rPr>
+                <w:lang w:val="en-US"/>
+              </w:rPr>
+              <w:t>TIMESTAMPTZ</w:t>
+            </w:r>
+          </w:p>
+        </w:tc>
+        <w:tc>
+          <w:tcPr>
+            <w:tcW w:w="2336" w:type="dxa"/>
+          </w:tcPr>
+          <w:p>
+            <w:pPr>
+              <w:ind w:firstLine="0"/>
+              <w:rPr>
+                <w:lang w:val="en-US"/>
+              </w:rPr>
+            </w:pPr>
+            <w:r>
+              <w:rPr>
+                <w:lang w:val="en-US"/>
+              </w:rPr>
+              <w:t xml:space="preserve">NOT NULL, DEFAULT </w:t>
+            </w:r>
+            <w:proofErr w:type="gramStart"/>
+            <w:r>
+              <w:rPr>
+                <w:lang w:val="en-US"/>
+              </w:rPr>
+              <w:t>now(</w:t>
+            </w:r>
+            <w:proofErr w:type="gramEnd"/>
+            <w:r>
+              <w:rPr>
+                <w:lang w:val="en-US"/>
+              </w:rPr>
+              <w:t>)</w:t>
+            </w:r>
+          </w:p>
+        </w:tc>
+        <w:tc>
+          <w:tcPr>
+            <w:tcW w:w="2337" w:type="dxa"/>
+          </w:tcPr>
+          <w:p>
+            <w:pPr>
+              <w:ind w:firstLine="0"/>
+              <w:rPr>
+                <w:lang w:val="en-US"/>
+              </w:rPr>
+            </w:pPr>
+            <w:r>
+              <w:t>Время</w:t>
+            </w:r>
+            <w:r>
+              <w:rPr>
+                <w:lang w:val="en-US"/>
+              </w:rPr>
+              <w:t xml:space="preserve"> </w:t>
+            </w:r>
+            <w:r>
+              <w:t>построения</w:t>
+            </w:r>
+          </w:p>
+        </w:tc>
+      </w:tr>
+    </w:tbl>
+    <w:p>
+      <w:pPr>
+        <w:ind w:firstLine="0"/>
         <w:rPr>
-          <w:noProof/>
+          <w:lang w:val="en-US"/>
         </w:rPr>
-        <w:drawing>
-          <wp:inline distT="0" distB="0" distL="0" distR="0" wp14:anchorId="047D497F" wp14:editId="5C762BFC">
-            <wp:extent cx="5937250" cy="4057650"/>
-            <wp:effectExtent l="0" t="0" r="6350" b="0"/>
-            <wp:docPr id="2060044759" name="Рисунок 1"/>
-            <wp:cNvGraphicFramePr>
-              <a:graphicFrameLocks xmlns:a="http://schemas.openxmlformats.org/drawingml/2006/main" noChangeAspect="1"/>
-            </wp:cNvGraphicFramePr>
-            <a:graphic xmlns:a="http://schemas.openxmlformats.org/drawingml/2006/main">
-              <a:graphicData uri="http://schemas.openxmlformats.org/drawingml/2006/picture">
-                <pic:pic xmlns:pic="http://schemas.openxmlformats.org/drawingml/2006/picture">
-                  <pic:nvPicPr>
-                    <pic:cNvPr id="0" name="Picture 1"/>
-                    <pic:cNvPicPr>
-                      <a:picLocks noChangeAspect="1" noChangeArrowheads="1"/>
-                    </pic:cNvPicPr>
-                  </pic:nvPicPr>
-                  <pic:blipFill>
-                    <a:blip r:embed="rId6">
-                      <a:extLst>
-                        <a:ext uri="{28A0092B-C50C-407E-A947-70E740481C1C}">
-                          <a14:useLocalDpi xmlns:a14="http://schemas.microsoft.com/office/drawing/2010/main" val="0"/>
-                        </a:ext>
-                      </a:extLst>
-                    </a:blip>
-                    <a:srcRect/>
-                    <a:stretch>
-                      <a:fillRect/>
-                    </a:stretch>
-                  </pic:blipFill>
-                  <pic:spPr bwMode="auto">
-                    <a:xfrm>
-                      <a:off x="0" y="0"/>
-                      <a:ext cx="5937250" cy="4057650"/>
-                    </a:xfrm>
-                    <a:prstGeom prst="rect">
-                      <a:avLst/>
-                    </a:prstGeom>
-                    <a:noFill/>
-                    <a:ln>
-                      <a:noFill/>
-                    </a:ln>
-                  </pic:spPr>
-                </pic:pic>
-              </a:graphicData>
-            </a:graphic>
-          </wp:inline>
-        </w:drawing>
-      </w:r>
+      </w:pPr>
     </w:p>
     <w:sectPr>
       <w:pgSz w:w="11906" w:h="16838"/>
@@ -881,6 +6309,12 @@
 <file path=word/numbering.xml><?xml version="1.0" encoding="utf-8"?>
 <w:numbering xmlns:wpc="http://schemas.microsoft.com/office/word/2010/wordprocessingCanvas" xmlns:cx="http://schemas.microsoft.com/office/drawing/2014/chartex" xmlns:cx1="http://schemas.microsoft.com/office/drawing/2015/9/8/chartex" xmlns:cx2="http://schemas.microsoft.com/office/drawing/2015/10/21/chartex" xmlns:cx3="http://schemas.microsoft.com/office/drawing/2016/5/9/chartex" xmlns:cx4="http://schemas.microsoft.com/office/drawing/2016/5/10/chartex" xmlns:cx5="http://schemas.microsoft.com/office/drawing/2016/5/11/chartex" xmlns:cx6="http://schemas.microsoft.com/office/drawing/2016/5/12/chartex" xmlns:cx7="http://schemas.microsoft.com/office/drawing/2016/5/13/chartex" xmlns:cx8="http://schemas.microsoft.com/office/drawing/2016/5/14/chartex" xmlns:mc="http://schemas.openxmlformats.org/markup-compatibility/2006" xmlns:aink="http://schemas.microsoft.com/office/drawing/2016/ink" xmlns:am3d="http://schemas.microsoft.com/office/drawing/2017/model3d" xmlns:o="urn:schemas-microsoft-com:office:office" xmlns:oel="http://schemas.microsoft.com/office/2019/extlst" xmlns:r="http://schemas.openxmlformats.org/officeDocument/2006/relationships" xmlns:m="http://schemas.openxmlformats.org/officeDocument/2006/math" xmlns:v="urn:schemas-microsoft-com:vml" xmlns:wp14="http://schemas.microsoft.com/office/word/2010/wordprocessingDrawing" xmlns:wp="http://schemas.openxmlformats.org/drawingml/2006/wordprocessingDrawing" xmlns:w10="urn:schemas-microsoft-com:office:word" xmlns:w="http://schemas.openxmlformats.org/wordprocessingml/2006/main" xmlns:w14="http://schemas.microsoft.com/office/word/2010/wordml" xmlns:w15="http://schemas.microsoft.com/office/word/2012/wordml" xmlns:w16cex="http://schemas.microsoft.com/office/word/2018/wordml/cex" xmlns:w16cid="http://schemas.microsoft.com/office/word/2016/wordml/cid" xmlns:w16="http://schemas.microsoft.com/office/word/2018/wordml" xmlns:w16du="http://schemas.microsoft.com/office/word/2023/wordml/word16du" xmlns:w16sdtdh="http://schemas.microsoft.com/office/word/2020/wordml/sdtdatahash" xmlns:w16sdtfl="http://schemas.microsoft.com/office/word/2024/wordml/sdtformatlock" xmlns:w16se="http://schemas.microsoft.com/office/word/2015/wordml/symex" xmlns:wpg="http://schemas.microsoft.com/office/word/2010/wordprocessingGroup" xmlns:wpi="http://schemas.microsoft.com/office/word/2010/wordprocessingInk" xmlns:wne="http://schemas.microsoft.com/office/word/2006/wordml" xmlns:wps="http://schemas.microsoft.com/office/word/2010/wordprocessingShape" mc:Ignorable="w14 w15 w16se w16cid w16 w16cex w16sdtdh w16sdtfl w16du wp14">
   <w:abstractNum w:abstractNumId="0" w15:restartNumberingAfterBreak="0">
+    <w:nsid w:val="057C08AD"/>
+    <w:multiLevelType w:val="multilevel"/>
+    <w:tmpl w:val="21C84B56"/>
+    <w:numStyleLink w:val="2"/>
+  </w:abstractNum>
+  <w:abstractNum w:abstractNumId="1" w15:restartNumberingAfterBreak="0">
     <w:nsid w:val="14390EF4"/>
     <w:multiLevelType w:val="multilevel"/>
     <w:tmpl w:val="21C84B56"/>
@@ -995,13 +6429,135 @@
       </w:rPr>
     </w:lvl>
   </w:abstractNum>
-  <w:abstractNum w:abstractNumId="1" w15:restartNumberingAfterBreak="0">
+  <w:abstractNum w:abstractNumId="2" w15:restartNumberingAfterBreak="0">
+    <w:nsid w:val="15940CED"/>
+    <w:multiLevelType w:val="multilevel"/>
+    <w:tmpl w:val="21C84B56"/>
+    <w:numStyleLink w:val="2"/>
+  </w:abstractNum>
+  <w:abstractNum w:abstractNumId="3" w15:restartNumberingAfterBreak="0">
+    <w:nsid w:val="15AF219E"/>
+    <w:multiLevelType w:val="multilevel"/>
+    <w:tmpl w:val="21C84B56"/>
+    <w:numStyleLink w:val="2"/>
+  </w:abstractNum>
+  <w:abstractNum w:abstractNumId="4" w15:restartNumberingAfterBreak="0">
     <w:nsid w:val="1E8C1530"/>
     <w:multiLevelType w:val="multilevel"/>
     <w:tmpl w:val="21C84B56"/>
     <w:numStyleLink w:val="2"/>
   </w:abstractNum>
-  <w:abstractNum w:abstractNumId="2" w15:restartNumberingAfterBreak="0">
+  <w:abstractNum w:abstractNumId="5" w15:restartNumberingAfterBreak="0">
+    <w:nsid w:val="1EF2685A"/>
+    <w:multiLevelType w:val="multilevel"/>
+    <w:tmpl w:val="21C84B56"/>
+    <w:numStyleLink w:val="2"/>
+  </w:abstractNum>
+  <w:abstractNum w:abstractNumId="6" w15:restartNumberingAfterBreak="0">
+    <w:nsid w:val="229F69F0"/>
+    <w:multiLevelType w:val="multilevel"/>
+    <w:tmpl w:val="21C84B56"/>
+    <w:numStyleLink w:val="2"/>
+  </w:abstractNum>
+  <w:abstractNum w:abstractNumId="7" w15:restartNumberingAfterBreak="0">
+    <w:nsid w:val="50F63126"/>
+    <w:multiLevelType w:val="multilevel"/>
+    <w:tmpl w:val="21C84B56"/>
+    <w:numStyleLink w:val="2"/>
+  </w:abstractNum>
+  <w:abstractNum w:abstractNumId="8" w15:restartNumberingAfterBreak="0">
+    <w:nsid w:val="510A217D"/>
+    <w:multiLevelType w:val="multilevel"/>
+    <w:tmpl w:val="0419001F"/>
+    <w:lvl w:ilvl="0">
+      <w:start w:val="1"/>
+      <w:numFmt w:val="decimal"/>
+      <w:lvlText w:val="%1."/>
+      <w:lvlJc w:val="left"/>
+      <w:pPr>
+        <w:ind w:left="360" w:hanging="360"/>
+      </w:pPr>
+    </w:lvl>
+    <w:lvl w:ilvl="1">
+      <w:start w:val="1"/>
+      <w:numFmt w:val="decimal"/>
+      <w:lvlText w:val="%1.%2."/>
+      <w:lvlJc w:val="left"/>
+      <w:pPr>
+        <w:ind w:left="792" w:hanging="432"/>
+      </w:pPr>
+    </w:lvl>
+    <w:lvl w:ilvl="2">
+      <w:start w:val="1"/>
+      <w:numFmt w:val="decimal"/>
+      <w:lvlText w:val="%1.%2.%3."/>
+      <w:lvlJc w:val="left"/>
+      <w:pPr>
+        <w:ind w:left="1224" w:hanging="504"/>
+      </w:pPr>
+    </w:lvl>
+    <w:lvl w:ilvl="3">
+      <w:start w:val="1"/>
+      <w:numFmt w:val="decimal"/>
+      <w:lvlText w:val="%1.%2.%3.%4."/>
+      <w:lvlJc w:val="left"/>
+      <w:pPr>
+        <w:ind w:left="1728" w:hanging="648"/>
+      </w:pPr>
+    </w:lvl>
+    <w:lvl w:ilvl="4">
+      <w:start w:val="1"/>
+      <w:numFmt w:val="decimal"/>
+      <w:lvlText w:val="%1.%2.%3.%4.%5."/>
+      <w:lvlJc w:val="left"/>
+      <w:pPr>
+        <w:ind w:left="2232" w:hanging="792"/>
+      </w:pPr>
+    </w:lvl>
+    <w:lvl w:ilvl="5">
+      <w:start w:val="1"/>
+      <w:numFmt w:val="decimal"/>
+      <w:lvlText w:val="%1.%2.%3.%4.%5.%6."/>
+      <w:lvlJc w:val="left"/>
+      <w:pPr>
+        <w:ind w:left="2736" w:hanging="936"/>
+      </w:pPr>
+    </w:lvl>
+    <w:lvl w:ilvl="6">
+      <w:start w:val="1"/>
+      <w:numFmt w:val="decimal"/>
+      <w:lvlText w:val="%1.%2.%3.%4.%5.%6.%7."/>
+      <w:lvlJc w:val="left"/>
+      <w:pPr>
+        <w:ind w:left="3240" w:hanging="1080"/>
+      </w:pPr>
+    </w:lvl>
+    <w:lvl w:ilvl="7">
+      <w:start w:val="1"/>
+      <w:numFmt w:val="decimal"/>
+      <w:lvlText w:val="%1.%2.%3.%4.%5.%6.%7.%8."/>
+      <w:lvlJc w:val="left"/>
+      <w:pPr>
+        <w:ind w:left="3744" w:hanging="1224"/>
+      </w:pPr>
+    </w:lvl>
+    <w:lvl w:ilvl="8">
+      <w:start w:val="1"/>
+      <w:numFmt w:val="decimal"/>
+      <w:lvlText w:val="%1.%2.%3.%4.%5.%6.%7.%8.%9."/>
+      <w:lvlJc w:val="left"/>
+      <w:pPr>
+        <w:ind w:left="4320" w:hanging="1440"/>
+      </w:pPr>
+    </w:lvl>
+  </w:abstractNum>
+  <w:abstractNum w:abstractNumId="9" w15:restartNumberingAfterBreak="0">
+    <w:nsid w:val="581309AB"/>
+    <w:multiLevelType w:val="multilevel"/>
+    <w:tmpl w:val="21C84B56"/>
+    <w:numStyleLink w:val="2"/>
+  </w:abstractNum>
+  <w:abstractNum w:abstractNumId="10" w15:restartNumberingAfterBreak="0">
     <w:nsid w:val="623960DF"/>
     <w:multiLevelType w:val="multilevel"/>
     <w:tmpl w:val="7C509B4A"/>
@@ -1116,7 +6672,7 @@
       </w:rPr>
     </w:lvl>
   </w:abstractNum>
-  <w:abstractNum w:abstractNumId="3" w15:restartNumberingAfterBreak="0">
+  <w:abstractNum w:abstractNumId="11" w15:restartNumberingAfterBreak="0">
     <w:nsid w:val="63DC2AD8"/>
     <w:multiLevelType w:val="multilevel"/>
     <w:tmpl w:val="0419001F"/>
@@ -1202,44 +6758,68 @@
       </w:pPr>
     </w:lvl>
   </w:abstractNum>
-  <w:abstractNum w:abstractNumId="4" w15:restartNumberingAfterBreak="0">
+  <w:abstractNum w:abstractNumId="12" w15:restartNumberingAfterBreak="0">
     <w:nsid w:val="6BE201B5"/>
     <w:multiLevelType w:val="multilevel"/>
     <w:tmpl w:val="21C84B56"/>
     <w:numStyleLink w:val="2"/>
   </w:abstractNum>
-  <w:abstractNum w:abstractNumId="5" w15:restartNumberingAfterBreak="0">
+  <w:abstractNum w:abstractNumId="13" w15:restartNumberingAfterBreak="0">
     <w:nsid w:val="76987E73"/>
     <w:multiLevelType w:val="multilevel"/>
     <w:tmpl w:val="7C509B4A"/>
     <w:numStyleLink w:val="1"/>
   </w:abstractNum>
-  <w:abstractNum w:abstractNumId="6" w15:restartNumberingAfterBreak="0">
+  <w:abstractNum w:abstractNumId="14" w15:restartNumberingAfterBreak="0">
     <w:nsid w:val="7EC47769"/>
     <w:multiLevelType w:val="multilevel"/>
     <w:tmpl w:val="7C509B4A"/>
     <w:numStyleLink w:val="1"/>
   </w:abstractNum>
   <w:num w:numId="1" w16cid:durableId="1612545238">
+    <w:abstractNumId w:val="10"/>
+  </w:num>
+  <w:num w:numId="2" w16cid:durableId="608439499">
+    <w:abstractNumId w:val="13"/>
+  </w:num>
+  <w:num w:numId="3" w16cid:durableId="1240287820">
+    <w:abstractNumId w:val="14"/>
+  </w:num>
+  <w:num w:numId="4" w16cid:durableId="958998594">
+    <w:abstractNumId w:val="1"/>
+  </w:num>
+  <w:num w:numId="5" w16cid:durableId="298150939">
+    <w:abstractNumId w:val="4"/>
+  </w:num>
+  <w:num w:numId="6" w16cid:durableId="792671684">
+    <w:abstractNumId w:val="12"/>
+  </w:num>
+  <w:num w:numId="7" w16cid:durableId="129134158">
+    <w:abstractNumId w:val="11"/>
+  </w:num>
+  <w:num w:numId="8" w16cid:durableId="2069641758">
+    <w:abstractNumId w:val="8"/>
+  </w:num>
+  <w:num w:numId="9" w16cid:durableId="1937471948">
+    <w:abstractNumId w:val="9"/>
+  </w:num>
+  <w:num w:numId="10" w16cid:durableId="1325278819">
+    <w:abstractNumId w:val="7"/>
+  </w:num>
+  <w:num w:numId="11" w16cid:durableId="58211335">
+    <w:abstractNumId w:val="5"/>
+  </w:num>
+  <w:num w:numId="12" w16cid:durableId="461996001">
+    <w:abstractNumId w:val="6"/>
+  </w:num>
+  <w:num w:numId="13" w16cid:durableId="1590388643">
+    <w:abstractNumId w:val="3"/>
+  </w:num>
+  <w:num w:numId="14" w16cid:durableId="138769893">
     <w:abstractNumId w:val="2"/>
   </w:num>
-  <w:num w:numId="2" w16cid:durableId="608439499">
-    <w:abstractNumId w:val="5"/>
-  </w:num>
-  <w:num w:numId="3" w16cid:durableId="1240287820">
-    <w:abstractNumId w:val="6"/>
-  </w:num>
-  <w:num w:numId="4" w16cid:durableId="958998594">
+  <w:num w:numId="15" w16cid:durableId="1075589262">
     <w:abstractNumId w:val="0"/>
-  </w:num>
-  <w:num w:numId="5" w16cid:durableId="298150939">
-    <w:abstractNumId w:val="1"/>
-  </w:num>
-  <w:num w:numId="6" w16cid:durableId="792671684">
-    <w:abstractNumId w:val="4"/>
-  </w:num>
-  <w:num w:numId="7" w16cid:durableId="129134158">
-    <w:abstractNumId w:val="3"/>
   </w:num>
 </w:numbering>
 </file>
